--- a/tex/ethicsreview/倫理申請書_大石研究室.docx
+++ b/tex/ethicsreview/倫理申請書_大石研究室.docx
@@ -1,6 +1,6 @@
 
 <file path=word/document.xml><?xml version="1.0" encoding="utf-8"?>
-<w:document xmlns:wpc="http://schemas.microsoft.com/office/word/2010/wordprocessingCanvas" xmlns:cx="http://schemas.microsoft.com/office/drawing/2014/chartex" xmlns:mc="http://schemas.openxmlformats.org/markup-compatibility/2006" xmlns:o="urn:schemas-microsoft-com:office:office" xmlns:r="http://schemas.openxmlformats.org/officeDocument/2006/relationships" xmlns:m="http://schemas.openxmlformats.org/officeDocument/2006/math" xmlns:v="urn:schemas-microsoft-com:vml" xmlns:wp14="http://schemas.microsoft.com/office/word/2010/wordprocessingDrawing" xmlns:wp="http://schemas.openxmlformats.org/drawingml/2006/wordprocessingDrawing" xmlns:w10="urn:schemas-microsoft-com:office:word" xmlns:w="http://schemas.openxmlformats.org/wordprocessingml/2006/main" xmlns:w14="http://schemas.microsoft.com/office/word/2010/wordml" xmlns:w15="http://schemas.microsoft.com/office/word/2012/wordml" xmlns:w16se="http://schemas.microsoft.com/office/word/2015/wordml/symex" xmlns:wpg="http://schemas.microsoft.com/office/word/2010/wordprocessingGroup" xmlns:wpi="http://schemas.microsoft.com/office/word/2010/wordprocessingInk" xmlns:wne="http://schemas.microsoft.com/office/word/2006/wordml" xmlns:wps="http://schemas.microsoft.com/office/word/2010/wordprocessingShape" mc:Ignorable="w14 w15 w16se wp14">
+<w:document xmlns:wpc="http://schemas.microsoft.com/office/word/2010/wordprocessingCanvas" xmlns:cx="http://schemas.microsoft.com/office/drawing/2014/chartex" xmlns:cx1="http://schemas.microsoft.com/office/drawing/2015/9/8/chartex" xmlns:cx2="http://schemas.microsoft.com/office/drawing/2015/10/21/chartex" xmlns:cx3="http://schemas.microsoft.com/office/drawing/2016/5/9/chartex" xmlns:cx4="http://schemas.microsoft.com/office/drawing/2016/5/10/chartex" xmlns:cx5="http://schemas.microsoft.com/office/drawing/2016/5/11/chartex" xmlns:cx6="http://schemas.microsoft.com/office/drawing/2016/5/12/chartex" xmlns:cx7="http://schemas.microsoft.com/office/drawing/2016/5/13/chartex" xmlns:cx8="http://schemas.microsoft.com/office/drawing/2016/5/14/chartex" xmlns:mc="http://schemas.openxmlformats.org/markup-compatibility/2006" xmlns:aink="http://schemas.microsoft.com/office/drawing/2016/ink" xmlns:am3d="http://schemas.microsoft.com/office/drawing/2017/model3d" xmlns:o="urn:schemas-microsoft-com:office:office" xmlns:oel="http://schemas.microsoft.com/office/2019/extlst" xmlns:r="http://schemas.openxmlformats.org/officeDocument/2006/relationships" xmlns:m="http://schemas.openxmlformats.org/officeDocument/2006/math" xmlns:v="urn:schemas-microsoft-com:vml" xmlns:wp14="http://schemas.microsoft.com/office/word/2010/wordprocessingDrawing" xmlns:wp="http://schemas.openxmlformats.org/drawingml/2006/wordprocessingDrawing" xmlns:w10="urn:schemas-microsoft-com:office:word" xmlns:w="http://schemas.openxmlformats.org/wordprocessingml/2006/main" xmlns:w14="http://schemas.microsoft.com/office/word/2010/wordml" xmlns:w15="http://schemas.microsoft.com/office/word/2012/wordml" xmlns:w16cex="http://schemas.microsoft.com/office/word/2018/wordml/cex" xmlns:w16cid="http://schemas.microsoft.com/office/word/2016/wordml/cid" xmlns:w16="http://schemas.microsoft.com/office/word/2018/wordml" xmlns:w16du="http://schemas.microsoft.com/office/word/2023/wordml/word16du" xmlns:w16sdtdh="http://schemas.microsoft.com/office/word/2020/wordml/sdtdatahash" xmlns:w16sdtfl="http://schemas.microsoft.com/office/word/2024/wordml/sdtformatlock" xmlns:w16se="http://schemas.microsoft.com/office/word/2015/wordml/symex" xmlns:wpg="http://schemas.microsoft.com/office/word/2010/wordprocessingGroup" xmlns:wpi="http://schemas.microsoft.com/office/word/2010/wordprocessingInk" xmlns:wne="http://schemas.microsoft.com/office/word/2006/wordml" xmlns:wps="http://schemas.microsoft.com/office/word/2010/wordprocessingShape" mc:Ignorable="w14 w15 w16se w16cid w16 w16cex w16sdtdh w16sdtfl w16du wp14">
   <w:body>
     <w:p>
       <w:pPr>
@@ -110,7 +110,7 @@
           </mc:Choice>
           <mc:Fallback>
             <w:pict>
-              <v:rect w14:anchorId="7AF779E0" id="Rectangle 304" o:spid="_x0000_s1026" style="position:absolute;left:0;text-align:left;margin-left:367.7pt;margin-top:-46.25pt;width:86.25pt;height:30.15pt;z-index:251658240;visibility:visible;mso-wrap-style:square;mso-width-percent:0;mso-height-percent:0;mso-wrap-distance-left:9pt;mso-wrap-distance-top:0;mso-wrap-distance-right:9pt;mso-wrap-distance-bottom:0;mso-position-horizontal:absolute;mso-position-horizontal-relative:text;mso-position-vertical:absolute;mso-position-vertical-relative:text;mso-width-percent:0;mso-height-percent:0;mso-width-relative:page;mso-height-relative:page;v-text-anchor:top" o:gfxdata="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">
+              <v:rect w14:anchorId="7AF779E0" id="Rectangle 304" o:spid="_x0000_s1026" style="position:absolute;left:0;text-align:left;margin-left:367.7pt;margin-top:-46.25pt;width:86.25pt;height:30.15pt;z-index:251658240;visibility:visible;mso-wrap-style:square;mso-width-percent:0;mso-height-percent:0;mso-wrap-distance-left:9pt;mso-wrap-distance-top:0;mso-wrap-distance-right:9pt;mso-wrap-distance-bottom:0;mso-position-horizontal:absolute;mso-position-horizontal-relative:text;mso-position-vertical:absolute;mso-position-vertical-relative:text;mso-width-percent:0;mso-height-percent:0;mso-width-relative:page;mso-height-relative:page;v-text-anchor:top" o:gfxdata="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">
                 <v:fill opacity="0"/>
                 <v:textbox inset="5.85pt,.7pt,5.85pt,.7pt">
                   <w:txbxContent>
@@ -194,13 +194,31 @@
         <w:rPr>
           <w:rFonts w:ascii="ＭＳ 明朝" w:hAnsi="ＭＳ 明朝"/>
         </w:rPr>
-        <w:t>023</w:t>
+        <w:t>02</w:t>
       </w:r>
       <w:r>
         <w:rPr>
           <w:rFonts w:ascii="ＭＳ 明朝" w:hAnsi="ＭＳ 明朝" w:hint="eastAsia"/>
         </w:rPr>
-        <w:t xml:space="preserve">　年　3　月</w:t>
+        <w:t>6</w:t>
+      </w:r>
+      <w:r>
+        <w:rPr>
+          <w:rFonts w:ascii="ＭＳ 明朝" w:hAnsi="ＭＳ 明朝" w:hint="eastAsia"/>
+        </w:rPr>
+        <w:t xml:space="preserve">　年　</w:t>
+      </w:r>
+      <w:r>
+        <w:rPr>
+          <w:rFonts w:ascii="ＭＳ 明朝" w:hAnsi="ＭＳ 明朝" w:hint="eastAsia"/>
+        </w:rPr>
+        <w:t>5</w:t>
+      </w:r>
+      <w:r>
+        <w:rPr>
+          <w:rFonts w:ascii="ＭＳ 明朝" w:hAnsi="ＭＳ 明朝" w:hint="eastAsia"/>
+        </w:rPr>
+        <w:t xml:space="preserve">　月</w:t>
       </w:r>
       <w:r>
         <w:rPr>
@@ -956,23 +974,7 @@
                 <w:color w:val="000000" w:themeColor="text1"/>
                 <w:szCs w:val="21"/>
               </w:rPr>
-              <w:t>視認性評価器、忠実性評価器を用いた胸部</w:t>
-            </w:r>
-            <w:r>
-              <w:rPr>
-                <w:color w:val="000000" w:themeColor="text1"/>
-                <w:szCs w:val="21"/>
-                <w:lang w:eastAsia="zh-TW"/>
-              </w:rPr>
-              <w:t>X</w:t>
-            </w:r>
-            <w:r>
-              <w:rPr>
-                <w:rFonts w:hint="eastAsia"/>
-                <w:color w:val="000000" w:themeColor="text1"/>
-                <w:szCs w:val="21"/>
-              </w:rPr>
-              <w:t>線画像の視認性向上手法</w:t>
+              <w:t>光学シースルー拡張現実における重畳コンテンツの知覚的視認性予測</w:t>
             </w:r>
           </w:p>
         </w:tc>
@@ -1021,17 +1023,17 @@
               <w:spacing w:line="240" w:lineRule="exact"/>
               <w:ind w:rightChars="64" w:right="134"/>
               <w:rPr>
-                <w:color w:val="000000" w:themeColor="text1"/>
-                <w:szCs w:val="21"/>
-              </w:rPr>
-            </w:pPr>
-            <w:r>
-              <w:rPr>
                 <w:rFonts w:hint="eastAsia"/>
                 <w:color w:val="000000" w:themeColor="text1"/>
                 <w:szCs w:val="21"/>
               </w:rPr>
-              <w:t>胸部</w:t>
+            </w:pPr>
+            <w:r>
+              <w:rPr>
+                <w:color w:val="000000" w:themeColor="text1"/>
+                <w:szCs w:val="21"/>
+              </w:rPr>
+              <w:t>光学シースルー拡張現実、画像処理、視認性、知覚モデル、</w:t>
             </w:r>
             <w:r>
               <w:rPr>
@@ -1039,23 +1041,7 @@
                 <w:color w:val="000000" w:themeColor="text1"/>
                 <w:szCs w:val="21"/>
               </w:rPr>
-              <w:t>X</w:t>
-            </w:r>
-            <w:r>
-              <w:rPr>
-                <w:rFonts w:hint="eastAsia"/>
-                <w:color w:val="000000" w:themeColor="text1"/>
-                <w:szCs w:val="21"/>
-              </w:rPr>
-              <w:t>線、画像処理</w:t>
-            </w:r>
-            <w:r>
-              <w:rPr>
-                <w:rFonts w:hint="eastAsia"/>
-                <w:color w:val="000000" w:themeColor="text1"/>
-                <w:szCs w:val="21"/>
-              </w:rPr>
-              <w:t>、病変診断、二対画像選択テスト</w:t>
+              <w:t>心理物理学実験</w:t>
             </w:r>
           </w:p>
         </w:tc>
@@ -1116,19 +1102,27 @@
             </w:pPr>
             <w:r>
               <w:rPr>
+                <w:rFonts w:ascii="Segoe UI Emoji" w:eastAsia="Segoe UI Emoji" w:hAnsi="Segoe UI Emoji" w:cs="Segoe UI Emoji" w:hint="eastAsia"/>
+                <w:sz w:val="18"/>
+                <w:szCs w:val="18"/>
+              </w:rPr>
+              <w:t>■</w:t>
+            </w:r>
+            <w:r>
+              <w:rPr>
                 <w:rFonts w:ascii="ＭＳ 明朝" w:hAnsi="ＭＳ 明朝" w:hint="eastAsia"/>
                 <w:sz w:val="18"/>
                 <w:szCs w:val="18"/>
               </w:rPr>
-              <w:t xml:space="preserve">□単施設研究　□学内共同研究　</w:t>
-            </w:r>
-            <w:r>
-              <w:rPr>
-                <w:rFonts w:ascii="Segoe UI Emoji" w:eastAsia="Segoe UI Emoji" w:hAnsi="Segoe UI Emoji" w:cs="Segoe UI Emoji" w:hint="eastAsia"/>
-                <w:sz w:val="18"/>
-                <w:szCs w:val="18"/>
-              </w:rPr>
-              <w:t>■</w:t>
+              <w:t xml:space="preserve">単施設研究　□学内共同研究　</w:t>
+            </w:r>
+            <w:r>
+              <w:rPr>
+                <w:rFonts w:ascii="ＭＳ 明朝" w:hAnsi="ＭＳ 明朝" w:hint="eastAsia"/>
+                <w:sz w:val="18"/>
+                <w:szCs w:val="18"/>
+              </w:rPr>
+              <w:t>□</w:t>
             </w:r>
             <w:r>
               <w:rPr>
@@ -1278,7 +1272,25 @@
                 <w:sz w:val="16"/>
                 <w:szCs w:val="14"/>
               </w:rPr>
-              <w:t>石川涼一 東京大学生産技術研究所 特任研究員</w:t>
+              <w:t>濵田和希</w:t>
+            </w:r>
+            <w:r>
+              <w:rPr>
+                <w:rFonts w:ascii="ＭＳ 明朝" w:hAnsi="ＭＳ 明朝" w:hint="eastAsia"/>
+                <w:color w:val="000000" w:themeColor="text1"/>
+                <w:sz w:val="16"/>
+                <w:szCs w:val="14"/>
+              </w:rPr>
+              <w:t xml:space="preserve"> 東京大学</w:t>
+            </w:r>
+            <w:r>
+              <w:rPr>
+                <w:rFonts w:ascii="ＭＳ 明朝" w:hAnsi="ＭＳ 明朝" w:hint="eastAsia"/>
+                <w:color w:val="000000" w:themeColor="text1"/>
+                <w:sz w:val="16"/>
+                <w:szCs w:val="14"/>
+              </w:rPr>
+              <w:t>大学院 工学系研究科 電気系工学専攻 学生</w:t>
             </w:r>
           </w:p>
           <w:p>
@@ -1286,39 +1298,12 @@
               <w:widowControl/>
               <w:spacing w:line="240" w:lineRule="exact"/>
               <w:rPr>
-                <w:rFonts w:ascii="ＭＳ 明朝" w:hAnsi="ＭＳ 明朝"/>
-                <w:color w:val="000000" w:themeColor="text1"/>
-                <w:sz w:val="16"/>
-                <w:szCs w:val="14"/>
-              </w:rPr>
-            </w:pPr>
-            <w:r>
-              <w:rPr>
                 <w:rFonts w:ascii="ＭＳ 明朝" w:hAnsi="ＭＳ 明朝" w:hint="eastAsia"/>
                 <w:color w:val="000000" w:themeColor="text1"/>
                 <w:sz w:val="16"/>
                 <w:szCs w:val="14"/>
               </w:rPr>
-              <w:t xml:space="preserve">影澤政隆 </w:t>
-            </w:r>
-            <w:r>
-              <w:rPr>
-                <w:rFonts w:ascii="ＭＳ 明朝" w:hAnsi="ＭＳ 明朝" w:hint="eastAsia"/>
-                <w:color w:val="000000" w:themeColor="text1"/>
-                <w:sz w:val="16"/>
-                <w:szCs w:val="14"/>
-              </w:rPr>
-              <w:t>東京大学</w:t>
-            </w:r>
-            <w:r>
-              <w:rPr>
-                <w:rFonts w:ascii="ＭＳ 明朝" w:hAnsi="ＭＳ 明朝" w:hint="eastAsia"/>
-                <w:color w:val="000000" w:themeColor="text1"/>
-                <w:sz w:val="16"/>
-                <w:szCs w:val="14"/>
-              </w:rPr>
-              <w:t>生産技術研究所 助教</w:t>
-            </w:r>
+            </w:pPr>
           </w:p>
           <w:p>
             <w:pPr>
@@ -1331,15 +1316,6 @@
                 <w:szCs w:val="14"/>
               </w:rPr>
             </w:pPr>
-            <w:r>
-              <w:rPr>
-                <w:rFonts w:ascii="ＭＳ 明朝" w:hAnsi="ＭＳ 明朝" w:hint="eastAsia"/>
-                <w:color w:val="000000" w:themeColor="text1"/>
-                <w:sz w:val="16"/>
-                <w:szCs w:val="14"/>
-              </w:rPr>
-              <w:t>仲橋孝博 エア・ウォーター株式会社 参事</w:t>
-            </w:r>
           </w:p>
         </w:tc>
       </w:tr>
@@ -1422,7 +1398,7 @@
                 <w:sz w:val="18"/>
                 <w:szCs w:val="18"/>
               </w:rPr>
-              <w:t>石川涼一</w:t>
+              <w:t>濵田和希</w:t>
             </w:r>
             <w:r>
               <w:rPr>
@@ -1438,7 +1414,23 @@
                 <w:sz w:val="18"/>
                 <w:szCs w:val="18"/>
               </w:rPr>
-              <w:t>いしかわりょういち</w:t>
+              <w:t>はまだ</w:t>
+            </w:r>
+            <w:r>
+              <w:rPr>
+                <w:rFonts w:hAnsi="ＭＳ 明朝" w:hint="eastAsia"/>
+                <w:sz w:val="18"/>
+                <w:szCs w:val="18"/>
+              </w:rPr>
+              <w:t xml:space="preserve"> </w:t>
+            </w:r>
+            <w:r>
+              <w:rPr>
+                <w:rFonts w:hAnsi="ＭＳ 明朝" w:hint="eastAsia"/>
+                <w:sz w:val="18"/>
+                <w:szCs w:val="18"/>
+              </w:rPr>
+              <w:t>かずき</w:t>
             </w:r>
             <w:r>
               <w:rPr>
@@ -1451,12 +1443,30 @@
             </w:r>
             <w:r>
               <w:rPr>
+                <w:rFonts w:hAnsi="ＭＳ 明朝" w:hint="eastAsia"/>
+                <w:color w:val="000000" w:themeColor="text1"/>
+                <w:sz w:val="18"/>
+                <w:szCs w:val="18"/>
+              </w:rPr>
+              <w:t>Hamada</w:t>
+            </w:r>
+            <w:r>
+              <w:rPr>
                 <w:rFonts w:hAnsi="ＭＳ 明朝"/>
                 <w:color w:val="000000" w:themeColor="text1"/>
                 <w:sz w:val="18"/>
                 <w:szCs w:val="18"/>
               </w:rPr>
-              <w:t>Ishikawa Ryoichi</w:t>
+              <w:t xml:space="preserve"> </w:t>
+            </w:r>
+            <w:r>
+              <w:rPr>
+                <w:rFonts w:hAnsi="ＭＳ 明朝" w:hint="eastAsia"/>
+                <w:color w:val="000000" w:themeColor="text1"/>
+                <w:sz w:val="18"/>
+                <w:szCs w:val="18"/>
+              </w:rPr>
+              <w:t>Kazuki</w:t>
             </w:r>
             <w:r>
               <w:rPr>
@@ -1509,7 +1519,7 @@
                 <w:sz w:val="18"/>
                 <w:szCs w:val="18"/>
               </w:rPr>
-              <w:t>特任研究員</w:t>
+              <w:t>学生</w:t>
             </w:r>
           </w:p>
           <w:p>
@@ -1536,7 +1546,7 @@
                 <w:sz w:val="18"/>
                 <w:szCs w:val="18"/>
               </w:rPr>
-              <w:t>0</w:t>
+              <w:t>080-647-7421</w:t>
             </w:r>
             <w:r>
               <w:rPr>
@@ -1544,7 +1554,7 @@
                 <w:sz w:val="18"/>
                 <w:szCs w:val="18"/>
               </w:rPr>
-              <w:t>3</w:t>
+              <w:t xml:space="preserve">      </w:t>
             </w:r>
             <w:r>
               <w:rPr>
@@ -1552,7 +1562,49 @@
                 <w:sz w:val="18"/>
                 <w:szCs w:val="18"/>
               </w:rPr>
-              <w:t>-</w:t>
+              <w:t xml:space="preserve">　　　　</w:t>
+            </w:r>
+            <w:r>
+              <w:rPr>
+                <w:rFonts w:hAnsi="ＭＳ 明朝" w:hint="eastAsia"/>
+                <w:sz w:val="18"/>
+                <w:szCs w:val="18"/>
+              </w:rPr>
+              <w:t>・</w:t>
+            </w:r>
+            <w:r>
+              <w:rPr>
+                <w:rFonts w:hAnsi="ＭＳ 明朝" w:hint="eastAsia"/>
+                <w:sz w:val="18"/>
+                <w:szCs w:val="18"/>
+                <w:lang w:eastAsia="zh-TW"/>
+              </w:rPr>
+              <w:t>E-mail</w:t>
+            </w:r>
+            <w:r>
+              <w:rPr>
+                <w:rFonts w:hAnsi="ＭＳ 明朝" w:hint="eastAsia"/>
+                <w:sz w:val="18"/>
+                <w:szCs w:val="18"/>
+                <w:lang w:eastAsia="zh-TW"/>
+              </w:rPr>
+              <w:t>：</w:t>
+            </w:r>
+            <w:r>
+              <w:rPr>
+                <w:rFonts w:hAnsi="ＭＳ 明朝" w:hint="eastAsia"/>
+                <w:sz w:val="18"/>
+                <w:szCs w:val="18"/>
+              </w:rPr>
+              <w:t>kazu</w:t>
+            </w:r>
+            <w:r>
+              <w:rPr>
+                <w:rFonts w:hAnsi="ＭＳ 明朝" w:hint="eastAsia"/>
+                <w:sz w:val="18"/>
+                <w:szCs w:val="18"/>
+              </w:rPr>
+              <w:t>2423</w:t>
             </w:r>
             <w:r>
               <w:rPr>
@@ -1560,7 +1612,15 @@
                 <w:sz w:val="18"/>
                 <w:szCs w:val="18"/>
               </w:rPr>
-              <w:t>5452</w:t>
+              <w:t>@</w:t>
+            </w:r>
+            <w:r>
+              <w:rPr>
+                <w:rFonts w:hAnsi="ＭＳ 明朝" w:hint="eastAsia"/>
+                <w:sz w:val="18"/>
+                <w:szCs w:val="18"/>
+              </w:rPr>
+              <w:t>g.ecc</w:t>
             </w:r>
             <w:r>
               <w:rPr>
@@ -1568,73 +1628,7 @@
                 <w:sz w:val="18"/>
                 <w:szCs w:val="18"/>
               </w:rPr>
-              <w:t>-</w:t>
-            </w:r>
-            <w:r>
-              <w:rPr>
-                <w:rFonts w:hAnsi="ＭＳ 明朝"/>
-                <w:sz w:val="18"/>
-                <w:szCs w:val="18"/>
-              </w:rPr>
-              <w:t>6242</w:t>
-            </w:r>
-            <w:r>
-              <w:rPr>
-                <w:rFonts w:hAnsi="ＭＳ 明朝"/>
-                <w:sz w:val="18"/>
-                <w:szCs w:val="18"/>
-              </w:rPr>
-              <w:t xml:space="preserve">      </w:t>
-            </w:r>
-            <w:r>
-              <w:rPr>
-                <w:rFonts w:hAnsi="ＭＳ 明朝"/>
-                <w:sz w:val="18"/>
-                <w:szCs w:val="18"/>
-              </w:rPr>
-              <w:t xml:space="preserve">　　　　</w:t>
-            </w:r>
-            <w:r>
-              <w:rPr>
-                <w:rFonts w:hAnsi="ＭＳ 明朝" w:hint="eastAsia"/>
-                <w:sz w:val="18"/>
-                <w:szCs w:val="18"/>
-              </w:rPr>
-              <w:t>・</w:t>
-            </w:r>
-            <w:r>
-              <w:rPr>
-                <w:rFonts w:hAnsi="ＭＳ 明朝" w:hint="eastAsia"/>
-                <w:sz w:val="18"/>
-                <w:szCs w:val="18"/>
-                <w:lang w:eastAsia="zh-TW"/>
-              </w:rPr>
-              <w:t>E-mail</w:t>
-            </w:r>
-            <w:r>
-              <w:rPr>
-                <w:rFonts w:hAnsi="ＭＳ 明朝" w:hint="eastAsia"/>
-                <w:sz w:val="18"/>
-                <w:szCs w:val="18"/>
-                <w:lang w:eastAsia="zh-TW"/>
-              </w:rPr>
-              <w:t>：</w:t>
-            </w:r>
-            <w:r>
-              <w:rPr>
-                <w:rFonts w:hAnsi="ＭＳ 明朝" w:hint="eastAsia"/>
-                <w:sz w:val="18"/>
-                <w:szCs w:val="18"/>
-              </w:rPr>
-              <w:t>i</w:t>
-            </w:r>
-            <w:r>
-              <w:rPr>
-                <w:rFonts w:hAnsi="ＭＳ 明朝"/>
-                <w:sz w:val="18"/>
-                <w:szCs w:val="18"/>
-              </w:rPr>
-              <w:t>shikawa@cvl.iis.u-tokyo.ac.jp</w:t>
+              <w:t>.u-tokyo.ac.jp</w:t>
             </w:r>
           </w:p>
         </w:tc>
@@ -1757,88 +1751,11 @@
             <w:pPr>
               <w:spacing w:line="240" w:lineRule="exact"/>
               <w:rPr>
+                <w:rFonts w:hint="eastAsia"/>
                 <w:sz w:val="18"/>
                 <w:szCs w:val="18"/>
               </w:rPr>
             </w:pPr>
-            <w:r>
-              <w:rPr>
-                <w:rFonts w:hint="eastAsia"/>
-                <w:sz w:val="18"/>
-                <w:szCs w:val="18"/>
-              </w:rPr>
-              <w:t>別紙</w:t>
-            </w:r>
-            <w:r>
-              <w:rPr>
-                <w:sz w:val="18"/>
-                <w:szCs w:val="18"/>
-              </w:rPr>
-              <w:t>3</w:t>
-            </w:r>
-            <w:r>
-              <w:rPr>
-                <w:rFonts w:hint="eastAsia"/>
-                <w:sz w:val="18"/>
-                <w:szCs w:val="18"/>
-              </w:rPr>
-              <w:t>：</w:t>
-            </w:r>
-            <w:r>
-              <w:rPr>
-                <w:rFonts w:hint="eastAsia"/>
-                <w:sz w:val="18"/>
-                <w:szCs w:val="18"/>
-              </w:rPr>
-              <w:t>体制図</w:t>
-            </w:r>
-            <w:r>
-              <w:rPr>
-                <w:sz w:val="18"/>
-                <w:szCs w:val="18"/>
-              </w:rPr>
-              <w:t xml:space="preserve"> </w:t>
-            </w:r>
-          </w:p>
-          <w:p>
-            <w:pPr>
-              <w:spacing w:line="240" w:lineRule="exact"/>
-              <w:rPr>
-                <w:sz w:val="18"/>
-                <w:szCs w:val="18"/>
-              </w:rPr>
-            </w:pPr>
-            <w:r>
-              <w:rPr>
-                <w:rFonts w:hint="eastAsia"/>
-                <w:sz w:val="18"/>
-                <w:szCs w:val="18"/>
-              </w:rPr>
-              <w:t>別紙</w:t>
-            </w:r>
-            <w:r>
-              <w:rPr>
-                <w:sz w:val="18"/>
-                <w:szCs w:val="18"/>
-              </w:rPr>
-              <w:t>4</w:t>
-            </w:r>
-            <w:r>
-              <w:rPr>
-                <w:rFonts w:hint="eastAsia"/>
-                <w:sz w:val="18"/>
-                <w:szCs w:val="18"/>
-              </w:rPr>
-              <w:t>：</w:t>
-            </w:r>
-            <w:r>
-              <w:rPr>
-                <w:rFonts w:hint="eastAsia"/>
-                <w:sz w:val="18"/>
-                <w:szCs w:val="18"/>
-              </w:rPr>
-              <w:t>共同研究契約書</w:t>
-            </w:r>
           </w:p>
           <w:p>
             <w:pPr>
@@ -1972,10 +1889,10 @@
         <w:tblLook w:val="0000" w:firstRow="0" w:lastRow="0" w:firstColumn="0" w:lastColumn="0" w:noHBand="0" w:noVBand="0"/>
       </w:tblPr>
       <w:tblGrid>
-        <w:gridCol w:w="1503"/>
+        <w:gridCol w:w="1500"/>
         <w:gridCol w:w="3298"/>
         <w:gridCol w:w="1345"/>
-        <w:gridCol w:w="3574"/>
+        <w:gridCol w:w="3577"/>
       </w:tblGrid>
       <w:tr>
         <w:trPr>
@@ -2126,7 +2043,7 @@
                 </mc:Choice>
                 <mc:Fallback>
                   <w:pict>
-                    <v:rect w14:anchorId="030B6E9B" id="Rectangle 302" o:spid="_x0000_s1027" style="position:absolute;left:0;text-align:left;margin-left:143.25pt;margin-top:-48.3pt;width:199.85pt;height:31.65pt;z-index:251657216;visibility:visible;mso-wrap-style:square;mso-width-percent:0;mso-height-percent:0;mso-wrap-distance-left:9pt;mso-wrap-distance-top:0;mso-wrap-distance-right:9pt;mso-wrap-distance-bottom:0;mso-position-horizontal:absolute;mso-position-horizontal-relative:text;mso-position-vertical:absolute;mso-position-vertical-relative:text;mso-width-percent:0;mso-height-percent:0;mso-width-relative:page;mso-height-relative:page;v-text-anchor:top" o:gfxdata="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" stroked="f">
+                    <v:rect w14:anchorId="030B6E9B" id="Rectangle 302" o:spid="_x0000_s1027" style="position:absolute;left:0;text-align:left;margin-left:143.25pt;margin-top:-48.3pt;width:199.85pt;height:31.65pt;z-index:251657216;visibility:visible;mso-wrap-style:square;mso-width-percent:0;mso-height-percent:0;mso-wrap-distance-left:9pt;mso-wrap-distance-top:0;mso-wrap-distance-right:9pt;mso-wrap-distance-bottom:0;mso-position-horizontal:absolute;mso-position-horizontal-relative:text;mso-position-vertical:absolute;mso-position-vertical-relative:text;mso-width-percent:0;mso-height-percent:0;mso-width-relative:page;mso-height-relative:page;v-text-anchor:top" o:gfxdata="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" stroked="f">
                       <v:fill opacity="0"/>
                       <v:textbox inset="5.85pt,.7pt,5.85pt,.7pt">
                         <w:txbxContent>
@@ -2197,11 +2114,11 @@
             </w:r>
             <w:r>
               <w:rPr>
-                <w:rFonts w:ascii="ＭＳ 明朝" w:hAnsi="ＭＳ 明朝" w:hint="eastAsia"/>
-                <w:sz w:val="18"/>
-                <w:szCs w:val="18"/>
-              </w:rPr>
-              <w:t>視認性評価器、忠実性評価器を用いた胸部X線画像の視認性向上手法</w:t>
+                <w:rFonts w:ascii="ＭＳ 明朝" w:hAnsi="ＭＳ 明朝"/>
+                <w:sz w:val="18"/>
+                <w:szCs w:val="18"/>
+              </w:rPr>
+              <w:t>光学シースルー拡張現実における重畳コンテンツの知覚的視認性予測</w:t>
             </w:r>
           </w:p>
         </w:tc>
@@ -2306,7 +2223,7 @@
                 <w:sz w:val="18"/>
                 <w:szCs w:val="18"/>
               </w:rPr>
-              <w:t>胸部X線画像</w:t>
+              <w:t>、光学シースルー型の拡張現実表示において、重畳表示されるコンテンツの知覚的視認性の予測を、画像処理によって行うモデルの構築することである</w:t>
             </w:r>
             <w:r>
               <w:rPr>
@@ -2314,87 +2231,117 @@
                 <w:sz w:val="18"/>
                 <w:szCs w:val="18"/>
               </w:rPr>
-              <w:t>の病変が見やすくなる</w:t>
-            </w:r>
-            <w:r>
-              <w:rPr>
-                <w:rFonts w:ascii="ＭＳ 明朝" w:hAnsi="ＭＳ 明朝" w:hint="eastAsia"/>
-                <w:sz w:val="18"/>
-                <w:szCs w:val="18"/>
-              </w:rPr>
-              <w:t>よう</w:t>
-            </w:r>
-            <w:r>
-              <w:rPr>
-                <w:rFonts w:ascii="ＭＳ 明朝" w:hAnsi="ＭＳ 明朝" w:hint="eastAsia"/>
-                <w:sz w:val="18"/>
-                <w:szCs w:val="18"/>
-              </w:rPr>
-              <w:t>に、機械学習ベースの方法を用いて画像処理を行うことである。現状、機械学習を用いて病変を検出する方法は多く研究されているが、現状の最終診断はいまだ医師の目によって行われている。そのため病変部の視認性を向上させることで</w:t>
-            </w:r>
-            <w:r>
-              <w:rPr>
-                <w:rFonts w:ascii="ＭＳ 明朝" w:hAnsi="ＭＳ 明朝" w:hint="eastAsia"/>
-                <w:sz w:val="18"/>
-                <w:szCs w:val="18"/>
-              </w:rPr>
-              <w:t>診断補助</w:t>
-            </w:r>
-            <w:r>
-              <w:rPr>
-                <w:rFonts w:ascii="ＭＳ 明朝" w:hAnsi="ＭＳ 明朝" w:hint="eastAsia"/>
-                <w:sz w:val="18"/>
-                <w:szCs w:val="18"/>
-              </w:rPr>
-              <w:t>を行うことができる。</w:t>
+              <w:t>。</w:t>
             </w:r>
           </w:p>
           <w:p>
             <w:pPr>
+              <w:pStyle w:val="ac"/>
+              <w:wordWrap/>
               <w:spacing w:line="240" w:lineRule="exact"/>
-              <w:ind w:rightChars="64" w:right="134"/>
-              <w:rPr>
+              <w:ind w:firstLineChars="100" w:firstLine="176"/>
+              <w:rPr>
+                <w:rFonts w:ascii="ＭＳ 明朝" w:hAnsi="ＭＳ 明朝"/>
                 <w:sz w:val="18"/>
                 <w:szCs w:val="18"/>
               </w:rPr>
             </w:pPr>
             <w:r>
               <w:rPr>
+                <w:rFonts w:ascii="ＭＳ 明朝" w:hAnsi="ＭＳ 明朝" w:hint="eastAsia"/>
+                <w:sz w:val="18"/>
+                <w:szCs w:val="18"/>
+              </w:rPr>
+              <w:t>現状、</w:t>
+            </w:r>
+            <w:r>
+              <w:rPr>
+                <w:rFonts w:ascii="ＭＳ 明朝" w:hAnsi="ＭＳ 明朝" w:hint="eastAsia"/>
+                <w:sz w:val="18"/>
+                <w:szCs w:val="18"/>
+              </w:rPr>
+              <w:t>同目的のために提案されているモデルはいくつか存在するものの、これらは色や輝度など、単一の知覚要素にのみ注目したものであり、人間の視覚系のように、複数の知覚要素を包括して扱うモデルは確立されていない。一方で、</w:t>
+            </w:r>
+            <w:r>
+              <w:rPr>
                 <w:rFonts w:hint="eastAsia"/>
                 <w:sz w:val="18"/>
                 <w:szCs w:val="18"/>
               </w:rPr>
-              <w:t xml:space="preserve">　しかしながら、画像処理によって情報が失われる（本来あった輪郭が画像処理後に消えてしまう、等）ことは望ましくない。そこで画像処理の前後で情報が失われていないかを測る「忠実性」も導入し、なるべく画像の情報を維持したまま視認性を向上させる手法を開発することを目的とする。</w:t>
+              <w:t>単一平面環境にお</w:t>
+            </w:r>
+            <w:r>
+              <w:rPr>
+                <w:rFonts w:hint="eastAsia"/>
+                <w:sz w:val="18"/>
+                <w:szCs w:val="18"/>
+              </w:rPr>
+              <w:t>ける半透明表示に対して</w:t>
+            </w:r>
+            <w:r>
+              <w:rPr>
+                <w:rFonts w:hint="eastAsia"/>
+                <w:sz w:val="18"/>
+                <w:szCs w:val="18"/>
+              </w:rPr>
+              <w:t>、複数の知覚要素を包括しながら視認性予測を行っている既存モデル</w:t>
+            </w:r>
+            <w:r>
+              <w:rPr>
+                <w:rFonts w:hint="eastAsia"/>
+                <w:sz w:val="18"/>
+                <w:szCs w:val="18"/>
+              </w:rPr>
+              <w:t>が存在し、光学シースルー環境への応用が期待されている。</w:t>
             </w:r>
           </w:p>
           <w:p>
             <w:pPr>
+              <w:pStyle w:val="ac"/>
+              <w:wordWrap/>
               <w:spacing w:line="240" w:lineRule="exact"/>
-              <w:ind w:rightChars="64" w:right="134" w:firstLineChars="100" w:firstLine="180"/>
+              <w:ind w:firstLineChars="100" w:firstLine="176"/>
+              <w:rPr>
+                <w:sz w:val="18"/>
+                <w:szCs w:val="18"/>
+              </w:rPr>
+            </w:pPr>
+            <w:r>
               <w:rPr>
                 <w:rFonts w:hint="eastAsia"/>
                 <w:sz w:val="18"/>
                 <w:szCs w:val="18"/>
               </w:rPr>
-            </w:pPr>
+              <w:t>そこで本研究では、上記の既存モデルを</w:t>
+            </w:r>
             <w:r>
               <w:rPr>
                 <w:rFonts w:hint="eastAsia"/>
                 <w:sz w:val="18"/>
                 <w:szCs w:val="18"/>
               </w:rPr>
-              <w:t>評価実験の一部で実験参加者に開発手法と既存手法で画像処理した画像を提示し選択していただくことで、各手法間での視認性や忠実性の比較を行うことを計画している。</w:t>
+              <w:t>拡張する形で、光学シースルー環境における表示視認性予測モデルを構築することを目的とする。</w:t>
             </w:r>
           </w:p>
           <w:p>
             <w:pPr>
+              <w:pStyle w:val="ac"/>
+              <w:wordWrap/>
               <w:spacing w:line="240" w:lineRule="exact"/>
-              <w:ind w:rightChars="64" w:right="134" w:firstLineChars="100" w:firstLine="180"/>
+              <w:ind w:firstLineChars="100" w:firstLine="176"/>
               <w:rPr>
                 <w:sz w:val="18"/>
                 <w:szCs w:val="18"/>
               </w:rPr>
             </w:pPr>
+            <w:r>
+              <w:rPr>
+                <w:rFonts w:hint="eastAsia"/>
+                <w:sz w:val="18"/>
+                <w:szCs w:val="18"/>
+              </w:rPr>
+              <w:t>拡張にあたり評価実験を実施し、実験参加者に、基準画像に対するテスト画像のコントラストや視認性を評価していただくことで、拡張に必要な機能の選定やフィッティング、拡張後のモデルの評価を行うことを計画している。</w:t>
+            </w:r>
           </w:p>
         </w:tc>
       </w:tr>
@@ -2476,14 +2423,22 @@
           <w:p>
             <w:pPr>
               <w:spacing w:line="240" w:lineRule="exact"/>
-              <w:ind w:leftChars="300" w:left="630"/>
+              <w:ind w:leftChars="300" w:left="630" w:firstLineChars="100" w:firstLine="180"/>
+              <w:rPr>
+                <w:color w:val="000000" w:themeColor="text1"/>
+                <w:sz w:val="18"/>
+                <w:szCs w:val="18"/>
+              </w:rPr>
+            </w:pPr>
+            <w:r>
               <w:rPr>
                 <w:rFonts w:hint="eastAsia"/>
                 <w:color w:val="000000" w:themeColor="text1"/>
                 <w:sz w:val="18"/>
                 <w:szCs w:val="18"/>
               </w:rPr>
-            </w:pPr>
+              <w:t>提示する画像</w:t>
+            </w:r>
             <w:r>
               <w:rPr>
                 <w:rFonts w:hint="eastAsia"/>
@@ -2491,7 +2446,7 @@
                 <w:sz w:val="18"/>
                 <w:szCs w:val="18"/>
               </w:rPr>
-              <w:t>胸部</w:t>
+              <w:t>については</w:t>
             </w:r>
             <w:r>
               <w:rPr>
@@ -2500,7 +2455,7 @@
                 <w:sz w:val="18"/>
                 <w:szCs w:val="18"/>
               </w:rPr>
-              <w:t>X</w:t>
+              <w:t>、研究従事者が作成したものや、</w:t>
             </w:r>
             <w:r>
               <w:rPr>
@@ -2509,7 +2464,7 @@
                 <w:sz w:val="18"/>
                 <w:szCs w:val="18"/>
               </w:rPr>
-              <w:t>線画像についてはデータセットとして公開されているものを利用する。また、病変については模擬病変を</w:t>
+              <w:t>データセットとして公開されているものを利用する</w:t>
             </w:r>
             <w:r>
               <w:rPr>
@@ -2518,16 +2473,7 @@
                 <w:sz w:val="18"/>
                 <w:szCs w:val="18"/>
               </w:rPr>
-              <w:t>X</w:t>
-            </w:r>
-            <w:r>
-              <w:rPr>
-                <w:rFonts w:hint="eastAsia"/>
-                <w:color w:val="000000" w:themeColor="text1"/>
-                <w:sz w:val="18"/>
-                <w:szCs w:val="18"/>
-              </w:rPr>
-              <w:t>線撮像したものを用いる。</w:t>
+              <w:t>。</w:t>
             </w:r>
           </w:p>
           <w:p>
@@ -2553,7 +2499,7 @@
           <w:p>
             <w:pPr>
               <w:spacing w:line="240" w:lineRule="exact"/>
-              <w:ind w:leftChars="300" w:left="630"/>
+              <w:ind w:leftChars="300" w:left="630" w:firstLineChars="100" w:firstLine="180"/>
               <w:rPr>
                 <w:color w:val="000000" w:themeColor="text1"/>
                 <w:sz w:val="18"/>
@@ -2593,7 +2539,7 @@
                 <w:sz w:val="18"/>
                 <w:szCs w:val="18"/>
               </w:rPr>
-              <w:t>名程度を想定）ほどの参加者を募っての二対画像選択方式の実験を計画。実験</w:t>
+              <w:t>名程度を想定）ほどの参加者を募</w:t>
             </w:r>
             <w:r>
               <w:rPr>
@@ -2602,7 +2548,7 @@
                 <w:sz w:val="18"/>
                 <w:szCs w:val="18"/>
               </w:rPr>
-              <w:t>参加者の方にディスプレイを見ていただき、</w:t>
+              <w:t>り、コントラスト調整法とマグニチュード推定法</w:t>
             </w:r>
             <w:r>
               <w:rPr>
@@ -2611,97 +2557,15 @@
                 <w:sz w:val="18"/>
                 <w:szCs w:val="18"/>
               </w:rPr>
-              <w:t>各手法で画像処理した</w:t>
-            </w:r>
-            <w:r>
-              <w:rPr>
-                <w:rFonts w:hint="eastAsia"/>
-                <w:color w:val="000000" w:themeColor="text1"/>
-                <w:sz w:val="18"/>
-                <w:szCs w:val="18"/>
-              </w:rPr>
-              <w:t>二枚の</w:t>
-            </w:r>
-            <w:r>
-              <w:rPr>
-                <w:rFonts w:hint="eastAsia"/>
-                <w:color w:val="000000" w:themeColor="text1"/>
-                <w:sz w:val="18"/>
-                <w:szCs w:val="18"/>
-              </w:rPr>
-              <w:t>胸部</w:t>
-            </w:r>
-            <w:r>
-              <w:rPr>
-                <w:rFonts w:hint="eastAsia"/>
-                <w:color w:val="000000" w:themeColor="text1"/>
-                <w:sz w:val="18"/>
-                <w:szCs w:val="18"/>
-              </w:rPr>
-              <w:t>X</w:t>
-            </w:r>
-            <w:r>
-              <w:rPr>
-                <w:rFonts w:hint="eastAsia"/>
-                <w:color w:val="000000" w:themeColor="text1"/>
-                <w:sz w:val="18"/>
-                <w:szCs w:val="18"/>
-              </w:rPr>
-              <w:t>線</w:t>
-            </w:r>
-            <w:r>
-              <w:rPr>
-                <w:rFonts w:hint="eastAsia"/>
-                <w:color w:val="000000" w:themeColor="text1"/>
-                <w:sz w:val="18"/>
-                <w:szCs w:val="18"/>
-              </w:rPr>
-              <w:t>画像から一枚の画像を、</w:t>
-            </w:r>
-            <w:r>
-              <w:rPr>
-                <w:rFonts w:hint="eastAsia"/>
-                <w:color w:val="000000" w:themeColor="text1"/>
-                <w:sz w:val="18"/>
-                <w:szCs w:val="18"/>
-              </w:rPr>
-              <w:t>判断基準</w:t>
-            </w:r>
-            <w:r>
-              <w:rPr>
-                <w:rFonts w:hint="eastAsia"/>
-                <w:color w:val="000000" w:themeColor="text1"/>
-                <w:sz w:val="18"/>
-                <w:szCs w:val="18"/>
-              </w:rPr>
-              <w:t>（病変視認性、画像忠実性）</w:t>
-            </w:r>
-            <w:r>
-              <w:rPr>
-                <w:rFonts w:hint="eastAsia"/>
-                <w:color w:val="000000" w:themeColor="text1"/>
-                <w:sz w:val="18"/>
-                <w:szCs w:val="18"/>
-              </w:rPr>
-              <w:t>に従って判断してもらう</w:t>
-            </w:r>
-            <w:r>
-              <w:rPr>
-                <w:rFonts w:hint="eastAsia"/>
-                <w:color w:val="000000" w:themeColor="text1"/>
-                <w:sz w:val="18"/>
-                <w:szCs w:val="18"/>
-              </w:rPr>
-              <w:t>。</w:t>
+              <w:t>の実験を計画。</w:t>
             </w:r>
           </w:p>
           <w:p>
             <w:pPr>
               <w:spacing w:line="240" w:lineRule="exact"/>
-              <w:ind w:leftChars="300" w:left="630"/>
-              <w:rPr>
-                <w:rFonts w:hint="eastAsia"/>
-                <w:color w:val="0000FF"/>
+              <w:ind w:leftChars="300" w:left="630" w:firstLineChars="100" w:firstLine="180"/>
+              <w:rPr>
+                <w:color w:val="000000" w:themeColor="text1"/>
                 <w:sz w:val="18"/>
                 <w:szCs w:val="18"/>
               </w:rPr>
@@ -2713,7 +2577,122 @@
                 <w:sz w:val="18"/>
                 <w:szCs w:val="18"/>
               </w:rPr>
-              <w:t>回答データは解析後、手法間の比較として出力する</w:t>
+              <w:t>両方式で共通して、</w:t>
+            </w:r>
+            <w:r>
+              <w:rPr>
+                <w:rFonts w:hint="eastAsia"/>
+                <w:color w:val="000000" w:themeColor="text1"/>
+                <w:sz w:val="18"/>
+                <w:szCs w:val="18"/>
+              </w:rPr>
+              <w:t>実験</w:t>
+            </w:r>
+            <w:r>
+              <w:rPr>
+                <w:rFonts w:hint="eastAsia"/>
+                <w:color w:val="000000" w:themeColor="text1"/>
+                <w:sz w:val="18"/>
+                <w:szCs w:val="18"/>
+              </w:rPr>
+              <w:t>参加者の方に</w:t>
+            </w:r>
+            <w:r>
+              <w:rPr>
+                <w:rFonts w:hint="eastAsia"/>
+                <w:color w:val="000000" w:themeColor="text1"/>
+                <w:sz w:val="18"/>
+                <w:szCs w:val="18"/>
+              </w:rPr>
+              <w:t>光学シースルー型の拡張現実</w:t>
+            </w:r>
+            <w:r>
+              <w:rPr>
+                <w:rFonts w:hint="eastAsia"/>
+                <w:color w:val="000000" w:themeColor="text1"/>
+                <w:sz w:val="18"/>
+                <w:szCs w:val="18"/>
+              </w:rPr>
+              <w:t>ディスプレイを見ていただき、</w:t>
+            </w:r>
+            <w:r>
+              <w:rPr>
+                <w:rFonts w:hint="eastAsia"/>
+                <w:color w:val="000000" w:themeColor="text1"/>
+                <w:sz w:val="18"/>
+                <w:szCs w:val="18"/>
+              </w:rPr>
+              <w:t>操作・判断を行ってもらう。</w:t>
+            </w:r>
+          </w:p>
+          <w:p>
+            <w:pPr>
+              <w:spacing w:line="240" w:lineRule="exact"/>
+              <w:ind w:leftChars="300" w:left="630" w:firstLineChars="100" w:firstLine="180"/>
+              <w:rPr>
+                <w:color w:val="000000" w:themeColor="text1"/>
+                <w:sz w:val="18"/>
+                <w:szCs w:val="18"/>
+              </w:rPr>
+            </w:pPr>
+            <w:r>
+              <w:rPr>
+                <w:rFonts w:hint="eastAsia"/>
+                <w:color w:val="000000" w:themeColor="text1"/>
+                <w:sz w:val="18"/>
+                <w:szCs w:val="18"/>
+              </w:rPr>
+              <w:t>コントラスト調整法では、視認性低下処理を施したテスト刺激画像のコントラストを、基準画像に合わせていただく。</w:t>
+            </w:r>
+          </w:p>
+          <w:p>
+            <w:pPr>
+              <w:spacing w:line="240" w:lineRule="exact"/>
+              <w:ind w:leftChars="300" w:left="630" w:firstLineChars="100" w:firstLine="180"/>
+              <w:rPr>
+                <w:rFonts w:hint="eastAsia"/>
+                <w:color w:val="000000" w:themeColor="text1"/>
+                <w:sz w:val="18"/>
+                <w:szCs w:val="18"/>
+              </w:rPr>
+            </w:pPr>
+            <w:r>
+              <w:rPr>
+                <w:rFonts w:hint="eastAsia"/>
+                <w:color w:val="000000" w:themeColor="text1"/>
+                <w:sz w:val="18"/>
+                <w:szCs w:val="18"/>
+              </w:rPr>
+              <w:t>マグニチュード推定法では、視認性低下処理を施したテスト刺激画像の視認性を、基準画像と比較した上で判断していただく。</w:t>
+            </w:r>
+          </w:p>
+          <w:p>
+            <w:pPr>
+              <w:spacing w:line="240" w:lineRule="exact"/>
+              <w:ind w:leftChars="300" w:left="630" w:firstLineChars="100" w:firstLine="180"/>
+              <w:rPr>
+                <w:color w:val="0000FF"/>
+                <w:sz w:val="18"/>
+                <w:szCs w:val="18"/>
+              </w:rPr>
+            </w:pPr>
+            <w:r>
+              <w:rPr>
+                <w:rFonts w:hint="eastAsia"/>
+                <w:color w:val="000000" w:themeColor="text1"/>
+                <w:sz w:val="18"/>
+                <w:szCs w:val="18"/>
+              </w:rPr>
+              <w:t>回答データは解析後、</w:t>
+            </w:r>
+            <w:r>
+              <w:rPr>
+                <w:rFonts w:hint="eastAsia"/>
+                <w:color w:val="000000" w:themeColor="text1"/>
+                <w:sz w:val="18"/>
+                <w:szCs w:val="18"/>
+              </w:rPr>
+              <w:t>モデルの拡張や、その評価に使用する。</w:t>
             </w:r>
           </w:p>
         </w:tc>
@@ -3153,23 +3132,7 @@
                 <w:sz w:val="18"/>
                 <w:szCs w:val="18"/>
               </w:rPr>
-              <w:t>（</w:t>
-            </w:r>
-            <w:r>
-              <w:rPr>
-                <w:rFonts w:hint="eastAsia"/>
-                <w:sz w:val="18"/>
-                <w:szCs w:val="18"/>
-              </w:rPr>
-              <w:t>研究室の学生など</w:t>
-            </w:r>
-            <w:r>
-              <w:rPr>
-                <w:rFonts w:hint="eastAsia"/>
-                <w:sz w:val="18"/>
-                <w:szCs w:val="18"/>
-              </w:rPr>
-              <w:t>機縁法</w:t>
+              <w:t>（研究室の学生など機縁法</w:t>
             </w:r>
             <w:r>
               <w:rPr>
@@ -3228,6 +3191,98 @@
               <w:wordWrap/>
               <w:spacing w:line="240" w:lineRule="exact"/>
               <w:rPr>
+                <w:rFonts w:ascii="ＭＳ 明朝" w:hAnsi="ＭＳ 明朝" w:hint="eastAsia"/>
+                <w:color w:val="000000" w:themeColor="text1"/>
+                <w:sz w:val="18"/>
+                <w:szCs w:val="18"/>
+              </w:rPr>
+            </w:pPr>
+            <w:r>
+              <w:rPr>
+                <w:rFonts w:ascii="ＭＳ 明朝" w:hAnsi="ＭＳ 明朝" w:hint="eastAsia"/>
+                <w:color w:val="000000" w:themeColor="text1"/>
+                <w:sz w:val="18"/>
+                <w:szCs w:val="18"/>
+              </w:rPr>
+              <w:t xml:space="preserve">　　　　</w:t>
+            </w:r>
+            <w:r>
+              <w:rPr>
+                <w:rFonts w:hint="eastAsia"/>
+                <w:color w:val="000000" w:themeColor="text1"/>
+                <w:sz w:val="18"/>
+                <w:szCs w:val="18"/>
+              </w:rPr>
+              <w:t>コントラスト調整法</w:t>
+            </w:r>
+            <w:r>
+              <w:rPr>
+                <w:rFonts w:hint="eastAsia"/>
+                <w:color w:val="000000" w:themeColor="text1"/>
+                <w:sz w:val="18"/>
+                <w:szCs w:val="18"/>
+              </w:rPr>
+              <w:t>による知覚コントラスト</w:t>
+            </w:r>
+            <w:r>
+              <w:rPr>
+                <w:rFonts w:hint="eastAsia"/>
+                <w:color w:val="000000" w:themeColor="text1"/>
+                <w:sz w:val="18"/>
+                <w:szCs w:val="18"/>
+              </w:rPr>
+              <w:t>の回答</w:t>
+            </w:r>
+            <w:r>
+              <w:rPr>
+                <w:rFonts w:hint="eastAsia"/>
+                <w:color w:val="000000" w:themeColor="text1"/>
+                <w:sz w:val="18"/>
+                <w:szCs w:val="18"/>
+              </w:rPr>
+              <w:t>記録</w:t>
+            </w:r>
+            <w:r>
+              <w:rPr>
+                <w:rFonts w:hint="eastAsia"/>
+                <w:color w:val="000000" w:themeColor="text1"/>
+                <w:sz w:val="18"/>
+                <w:szCs w:val="18"/>
+              </w:rPr>
+              <w:t>(</w:t>
+            </w:r>
+            <w:r>
+              <w:rPr>
+                <w:color w:val="000000" w:themeColor="text1"/>
+                <w:sz w:val="18"/>
+                <w:szCs w:val="18"/>
+              </w:rPr>
+              <w:t>15</w:t>
+            </w:r>
+            <w:r>
+              <w:rPr>
+                <w:rFonts w:hint="eastAsia"/>
+                <w:color w:val="000000" w:themeColor="text1"/>
+                <w:sz w:val="18"/>
+                <w:szCs w:val="18"/>
+              </w:rPr>
+              <w:t>人</w:t>
+            </w:r>
+            <w:r>
+              <w:rPr>
+                <w:color w:val="000000" w:themeColor="text1"/>
+                <w:sz w:val="18"/>
+                <w:szCs w:val="18"/>
+              </w:rPr>
+              <w:t>)</w:t>
+            </w:r>
+          </w:p>
+          <w:p>
+            <w:pPr>
+              <w:pStyle w:val="ac"/>
+              <w:wordWrap/>
+              <w:spacing w:line="240" w:lineRule="exact"/>
+              <w:rPr>
                 <w:rFonts w:ascii="ＭＳ 明朝" w:hAnsi="ＭＳ 明朝"/>
                 <w:color w:val="000000" w:themeColor="text1"/>
                 <w:sz w:val="18"/>
@@ -3237,20 +3292,10 @@
             <w:r>
               <w:rPr>
                 <w:rFonts w:ascii="ＭＳ 明朝" w:hAnsi="ＭＳ 明朝" w:hint="eastAsia"/>
-                <w:color w:val="000000" w:themeColor="text1"/>
                 <w:sz w:val="18"/>
                 <w:szCs w:val="18"/>
               </w:rPr>
               <w:t xml:space="preserve">　　　　</w:t>
-            </w:r>
-            <w:r>
-              <w:rPr>
-                <w:rFonts w:ascii="ＭＳ 明朝" w:hAnsi="ＭＳ 明朝" w:hint="eastAsia"/>
-                <w:color w:val="000000" w:themeColor="text1"/>
-                <w:sz w:val="18"/>
-                <w:szCs w:val="18"/>
-              </w:rPr>
-              <w:t>二対画像選択</w:t>
             </w:r>
             <w:r>
               <w:rPr>
@@ -3259,7 +3304,34 @@
                 <w:sz w:val="18"/>
                 <w:szCs w:val="18"/>
               </w:rPr>
-              <w:t>評価実験の回答</w:t>
+              <w:t>マグニチュード推定法</w:t>
+            </w:r>
+            <w:r>
+              <w:rPr>
+                <w:rFonts w:hint="eastAsia"/>
+                <w:color w:val="000000" w:themeColor="text1"/>
+                <w:sz w:val="18"/>
+                <w:szCs w:val="18"/>
+              </w:rPr>
+              <w:t>による</w:t>
+            </w:r>
+            <w:r>
+              <w:rPr>
+                <w:rFonts w:hint="eastAsia"/>
+                <w:color w:val="000000" w:themeColor="text1"/>
+                <w:sz w:val="18"/>
+                <w:szCs w:val="18"/>
+              </w:rPr>
+              <w:t>知覚視認性評価</w:t>
+            </w:r>
+            <w:r>
+              <w:rPr>
+                <w:rFonts w:hint="eastAsia"/>
+                <w:color w:val="000000" w:themeColor="text1"/>
+                <w:sz w:val="18"/>
+                <w:szCs w:val="18"/>
+              </w:rPr>
+              <w:t>の回答</w:t>
             </w:r>
             <w:r>
               <w:rPr>
@@ -3355,31 +3427,7 @@
                 <w:sz w:val="18"/>
                 <w:szCs w:val="18"/>
               </w:rPr>
-              <w:t>C</w:t>
-            </w:r>
-            <w:r>
-              <w:rPr>
-                <w:rFonts w:ascii="ＭＳ 明朝" w:hAnsi="ＭＳ 明朝"/>
-                <w:sz w:val="18"/>
-                <w:szCs w:val="18"/>
-              </w:rPr>
-              <w:t xml:space="preserve">ovid-19 </w:t>
-            </w:r>
-            <w:r>
-              <w:rPr>
-                <w:rFonts w:ascii="ＭＳ 明朝" w:hAnsi="ＭＳ 明朝" w:hint="eastAsia"/>
-                <w:sz w:val="18"/>
-                <w:szCs w:val="18"/>
-              </w:rPr>
-              <w:t>模擬病変：京都科学</w:t>
-            </w:r>
-            <w:r>
-              <w:rPr>
-                <w:rFonts w:ascii="ＭＳ 明朝" w:hAnsi="ＭＳ 明朝" w:hint="eastAsia"/>
-                <w:sz w:val="18"/>
-                <w:szCs w:val="18"/>
-              </w:rPr>
-              <w:t>社製</w:t>
+              <w:t>プログラムで作成したガボールパッチ及びランダムノイズ</w:t>
             </w:r>
           </w:p>
           <w:p>
@@ -3400,7 +3448,52 @@
                 <w:sz w:val="18"/>
                 <w:szCs w:val="18"/>
               </w:rPr>
-              <w:t>胸部X線画像：公開データセット</w:t>
+              <w:t>テクスチャ</w:t>
+            </w:r>
+            <w:r>
+              <w:rPr>
+                <w:rFonts w:ascii="ＭＳ 明朝" w:hAnsi="ＭＳ 明朝" w:hint="eastAsia"/>
+                <w:sz w:val="18"/>
+                <w:szCs w:val="18"/>
+              </w:rPr>
+              <w:t>画像：公開データセット</w:t>
+            </w:r>
+          </w:p>
+          <w:p>
+            <w:pPr>
+              <w:pStyle w:val="ac"/>
+              <w:wordWrap/>
+              <w:spacing w:line="240" w:lineRule="exact"/>
+              <w:ind w:left="17" w:firstLineChars="550" w:firstLine="968"/>
+              <w:rPr>
+                <w:rFonts w:ascii="ＭＳ 明朝" w:hAnsi="ＭＳ 明朝"/>
+                <w:sz w:val="18"/>
+                <w:szCs w:val="18"/>
+              </w:rPr>
+            </w:pPr>
+            <w:r>
+              <w:rPr>
+                <w:rFonts w:ascii="ＭＳ 明朝" w:hAnsi="ＭＳ 明朝"/>
+                <w:sz w:val="18"/>
+                <w:szCs w:val="18"/>
+              </w:rPr>
+              <w:t>the “Texture” category in the McGill Calibrated Color Image Database</w:t>
+            </w:r>
+            <w:r>
+              <w:rPr>
+                <w:rFonts w:ascii="ＭＳ 明朝" w:hAnsi="ＭＳ 明朝" w:hint="eastAsia"/>
+                <w:sz w:val="18"/>
+                <w:szCs w:val="18"/>
+              </w:rPr>
+              <w:t>[1]</w:t>
+            </w:r>
+            <w:r>
+              <w:rPr>
+                <w:rFonts w:ascii="ＭＳ 明朝" w:hAnsi="ＭＳ 明朝"/>
+                <w:sz w:val="18"/>
+                <w:szCs w:val="18"/>
+              </w:rPr>
+              <w:t>,</w:t>
             </w:r>
           </w:p>
           <w:p>
@@ -3410,18 +3503,26 @@
               <w:spacing w:line="240" w:lineRule="exact"/>
               <w:ind w:left="17" w:firstLineChars="400" w:firstLine="704"/>
               <w:rPr>
+                <w:rFonts w:ascii="ＭＳ 明朝" w:hAnsi="ＭＳ 明朝" w:hint="eastAsia"/>
+                <w:sz w:val="18"/>
+                <w:szCs w:val="18"/>
+              </w:rPr>
+            </w:pPr>
+            <w:r>
+              <w:rPr>
                 <w:rFonts w:ascii="ＭＳ 明朝" w:hAnsi="ＭＳ 明朝"/>
                 <w:sz w:val="18"/>
                 <w:szCs w:val="18"/>
               </w:rPr>
-            </w:pPr>
+              <w:t xml:space="preserve"> </w:t>
+            </w:r>
             <w:r>
               <w:rPr>
                 <w:rFonts w:ascii="ＭＳ 明朝" w:hAnsi="ＭＳ 明朝" w:hint="eastAsia"/>
                 <w:sz w:val="18"/>
                 <w:szCs w:val="18"/>
               </w:rPr>
-              <w:t xml:space="preserve"> </w:t>
+              <w:t xml:space="preserve">  </w:t>
             </w:r>
             <w:r>
               <w:rPr>
@@ -3429,172 +3530,82 @@
                 <w:sz w:val="18"/>
                 <w:szCs w:val="18"/>
               </w:rPr>
-              <w:t xml:space="preserve"> </w:t>
-            </w:r>
-            <w:r>
-              <w:rPr>
-                <w:rFonts w:ascii="ＭＳ 明朝" w:hAnsi="ＭＳ 明朝"/>
-                <w:sz w:val="18"/>
-                <w:szCs w:val="18"/>
-              </w:rPr>
-              <w:t>Montgomery County chest X-ray set</w:t>
-            </w:r>
-            <w:r>
-              <w:rPr>
-                <w:rFonts w:ascii="ＭＳ 明朝" w:hAnsi="ＭＳ 明朝"/>
-                <w:sz w:val="18"/>
-                <w:szCs w:val="18"/>
-              </w:rPr>
-              <w:t xml:space="preserve">, Shunzhen chest X-ray </w:t>
-            </w:r>
-            <w:r>
-              <w:rPr>
-                <w:rFonts w:ascii="ＭＳ 明朝" w:hAnsi="ＭＳ 明朝"/>
-                <w:sz w:val="18"/>
-                <w:szCs w:val="18"/>
-              </w:rPr>
-              <w:t>set</w:t>
+              <w:t>the Describable Textures Dataset</w:t>
+            </w:r>
+            <w:r>
+              <w:rPr>
+                <w:rFonts w:ascii="ＭＳ 明朝" w:hAnsi="ＭＳ 明朝" w:hint="eastAsia"/>
+                <w:sz w:val="18"/>
+                <w:szCs w:val="18"/>
+              </w:rPr>
+              <w:t>[2]</w:t>
             </w:r>
           </w:p>
           <w:p>
             <w:pPr>
-              <w:autoSpaceDE w:val="0"/>
-              <w:autoSpaceDN w:val="0"/>
-              <w:adjustRightInd w:val="0"/>
-              <w:jc w:val="left"/>
-              <w:rPr>
-                <w:rFonts w:ascii="JansonTextLT-Roman" w:hAnsi="JansonTextLT-Roman" w:cs="JansonTextLT-Roman"/>
-                <w:kern w:val="0"/>
-                <w:sz w:val="16"/>
-                <w:szCs w:val="16"/>
+              <w:pStyle w:val="ac"/>
+              <w:wordWrap/>
+              <w:spacing w:line="240" w:lineRule="exact"/>
+              <w:ind w:left="17" w:firstLineChars="400" w:firstLine="664"/>
+              <w:rPr>
+                <w:rFonts w:ascii="JansonTextLT-Roman" w:hAnsi="JansonTextLT-Roman"/>
+                <w:sz w:val="17"/>
+                <w:szCs w:val="17"/>
               </w:rPr>
             </w:pPr>
             <w:r>
               <w:rPr>
-                <w:rFonts w:ascii="ＭＳ 明朝" w:hAnsi="ＭＳ 明朝" w:hint="eastAsia"/>
-                <w:sz w:val="16"/>
-                <w:szCs w:val="16"/>
-              </w:rPr>
-              <w:t>（</w:t>
-            </w:r>
-            <w:r>
-              <w:rPr>
-                <w:rFonts w:ascii="Courier New" w:hAnsi="Courier New" w:cs="Courier New"/>
-                <w:sz w:val="16"/>
-                <w:szCs w:val="16"/>
-                <w:shd w:val="clear" w:color="auto" w:fill="FFFFFF"/>
-              </w:rPr>
-              <w:t>https://www.kaggle.com/datasets/kmader/pulmonary-chest-xray-abn</w:t>
-            </w:r>
-            <w:r>
-              <w:rPr>
-                <w:rFonts w:ascii="ＭＳ 明朝" w:hAnsi="ＭＳ 明朝" w:hint="eastAsia"/>
-                <w:sz w:val="16"/>
-                <w:szCs w:val="16"/>
-              </w:rPr>
-              <w:t>）</w:t>
-            </w:r>
-            <w:r>
-              <w:rPr>
-                <w:rFonts w:ascii="ＭＳ 明朝" w:hAnsi="ＭＳ 明朝" w:hint="eastAsia"/>
-                <w:sz w:val="16"/>
-                <w:szCs w:val="16"/>
-              </w:rPr>
-              <w:t>(論文:</w:t>
-            </w:r>
-            <w:r>
-              <w:rPr>
-                <w:rFonts w:ascii="JansonTextLT-Roman" w:hAnsi="JansonTextLT-Roman" w:cs="JansonTextLT-Roman"/>
-                <w:kern w:val="0"/>
-                <w:sz w:val="16"/>
-                <w:szCs w:val="16"/>
-              </w:rPr>
-              <w:t xml:space="preserve"> Jaeger S, Candemir S, Antani S, Wáng</w:t>
+                <w:rFonts w:ascii="JansonTextLT-Roman" w:hAnsi="JansonTextLT-Roman" w:hint="eastAsia"/>
+                <w:sz w:val="17"/>
+                <w:szCs w:val="17"/>
+              </w:rPr>
+              <w:t xml:space="preserve">    [1] </w:t>
+            </w:r>
+            <w:r>
+              <w:rPr>
+                <w:rFonts w:ascii="JansonTextLT-Roman" w:hAnsi="JansonTextLT-Roman"/>
+                <w:sz w:val="17"/>
+                <w:szCs w:val="17"/>
+              </w:rPr>
+              <w:t>Mircea Cimpoi, Subhransu Maji, Iasonas Kokkinos, Sammy Mohamed, and Andrea Vedaldi. 2014. Describing Textures in the Wild. In2014 IEEE Conference on Computer Vision and Pattern Recognition. 3606–3613.</w:t>
             </w:r>
           </w:p>
           <w:p>
             <w:pPr>
-              <w:autoSpaceDE w:val="0"/>
-              <w:autoSpaceDN w:val="0"/>
-              <w:adjustRightInd w:val="0"/>
-              <w:jc w:val="left"/>
-              <w:rPr>
-                <w:rFonts w:ascii="JansonTextLT-Roman" w:hAnsi="JansonTextLT-Roman" w:cs="JansonTextLT-Roman"/>
-                <w:kern w:val="0"/>
+              <w:pStyle w:val="ac"/>
+              <w:wordWrap/>
+              <w:spacing w:line="240" w:lineRule="exact"/>
+              <w:ind w:left="17" w:firstLineChars="400" w:firstLine="664"/>
+              <w:rPr>
+                <w:rFonts w:ascii="JansonTextLT-Roman" w:hAnsi="JansonTextLT-Roman" w:cs="JansonTextLT-Roman" w:hint="eastAsia"/>
                 <w:sz w:val="17"/>
                 <w:szCs w:val="17"/>
               </w:rPr>
             </w:pPr>
             <w:r>
               <w:rPr>
-                <w:rFonts w:ascii="JansonTextLT-Roman" w:hAnsi="JansonTextLT-Roman" w:cs="JansonTextLT-Roman"/>
-                <w:kern w:val="0"/>
-                <w:sz w:val="16"/>
-                <w:szCs w:val="16"/>
-              </w:rPr>
-              <w:t>YX, Lu PX, Thoma G. Two public chest X-ray datasets for</w:t>
-            </w:r>
-            <w:r>
-              <w:rPr>
-                <w:rFonts w:ascii="JansonTextLT-Roman" w:hAnsi="JansonTextLT-Roman" w:cs="JansonTextLT-Roman"/>
-                <w:kern w:val="0"/>
-                <w:sz w:val="16"/>
-                <w:szCs w:val="16"/>
+                <w:rFonts w:ascii="JansonTextLT-Roman" w:hAnsi="JansonTextLT-Roman" w:hint="eastAsia"/>
+                <w:sz w:val="17"/>
+                <w:szCs w:val="17"/>
+              </w:rPr>
+              <w:t xml:space="preserve">    [2]</w:t>
+            </w:r>
+            <w:r>
+              <w:rPr>
+                <w:rFonts w:ascii="Century" w:hAnsi="Century" w:cs="Times New Roman"/>
+                <w:spacing w:val="0"/>
+                <w:kern w:val="2"/>
+                <w:szCs w:val="24"/>
               </w:rPr>
               <w:t xml:space="preserve"> </w:t>
             </w:r>
             <w:r>
               <w:rPr>
-                <w:rFonts w:ascii="JansonTextLT-Roman" w:hAnsi="JansonTextLT-Roman" w:cs="JansonTextLT-Roman"/>
-                <w:kern w:val="0"/>
-                <w:sz w:val="16"/>
-                <w:szCs w:val="16"/>
-              </w:rPr>
-              <w:t>computer-aided screening of pulmonary diseases. Quant</w:t>
-            </w:r>
-            <w:r>
-              <w:rPr>
-                <w:rFonts w:ascii="JansonTextLT-Roman" w:hAnsi="JansonTextLT-Roman" w:cs="JansonTextLT-Roman"/>
-                <w:kern w:val="0"/>
-                <w:sz w:val="16"/>
-                <w:szCs w:val="16"/>
-              </w:rPr>
-              <w:t xml:space="preserve"> </w:t>
-            </w:r>
-            <w:r>
-              <w:rPr>
-                <w:rFonts w:ascii="JansonTextLT-Roman" w:hAnsi="JansonTextLT-Roman" w:cs="JansonTextLT-Roman"/>
-                <w:kern w:val="0"/>
-                <w:sz w:val="16"/>
-                <w:szCs w:val="16"/>
-              </w:rPr>
-              <w:t>Imaging Med Surg 2014;4(6):475-477. doi: 10.3978/</w:t>
-            </w:r>
-            <w:r>
-              <w:rPr>
-                <w:rFonts w:ascii="JansonTextLT-Roman" w:hAnsi="JansonTextLT-Roman" w:cs="JansonTextLT-Roman"/>
-                <w:kern w:val="0"/>
-                <w:sz w:val="16"/>
-                <w:szCs w:val="16"/>
-              </w:rPr>
-              <w:t xml:space="preserve"> </w:t>
-            </w:r>
-            <w:r>
-              <w:rPr>
-                <w:rFonts w:ascii="JansonTextLT-Roman" w:hAnsi="JansonTextLT-Roman" w:cs="JansonTextLT-Roman"/>
-                <w:kern w:val="0"/>
-                <w:sz w:val="16"/>
-                <w:szCs w:val="16"/>
-              </w:rPr>
-              <w:t>j.issn.2223-4292.2014.11.20</w:t>
-            </w:r>
-            <w:r>
-              <w:rPr>
-                <w:rFonts w:ascii="ＭＳ 明朝" w:hAnsi="ＭＳ 明朝"/>
-                <w:sz w:val="16"/>
-                <w:szCs w:val="16"/>
-              </w:rPr>
-              <w:t>)</w:t>
+                <w:rFonts w:ascii="JansonTextLT-Roman" w:hAnsi="JansonTextLT-Roman"/>
+                <w:sz w:val="17"/>
+                <w:szCs w:val="17"/>
+              </w:rPr>
+              <w:t>Andriana Olmos and Frederick A A Kingdom. 2004. A biologically inspired algorithm for the recovery of shading and reflectance images. Perception 33, 12 (2004), 1463-1473.</w:t>
             </w:r>
           </w:p>
         </w:tc>
@@ -3634,6 +3645,7 @@
                 <w:sz w:val="18"/>
                 <w:szCs w:val="18"/>
               </w:rPr>
+              <w:lastRenderedPageBreak/>
               <w:t xml:space="preserve"> </w:t>
             </w:r>
             <w:r>
@@ -3670,6 +3682,7 @@
               <w:spacing w:line="240" w:lineRule="exact"/>
               <w:ind w:rightChars="67" w:right="141" w:firstLineChars="100" w:firstLine="180"/>
               <w:rPr>
+                <w:rFonts w:hint="eastAsia"/>
                 <w:color w:val="000000" w:themeColor="text1"/>
                 <w:sz w:val="18"/>
                 <w:szCs w:val="18"/>
@@ -3711,104 +3724,7 @@
                 <w:sz w:val="18"/>
                 <w:szCs w:val="18"/>
               </w:rPr>
-              <w:t>暗所で</w:t>
-            </w:r>
-            <w:r>
-              <w:rPr>
-                <w:rFonts w:hint="eastAsia"/>
-                <w:color w:val="000000" w:themeColor="text1"/>
-                <w:sz w:val="18"/>
-                <w:szCs w:val="18"/>
-              </w:rPr>
-              <w:t>一枚の病変アノテーション画像、</w:t>
-            </w:r>
-            <w:r>
-              <w:rPr>
-                <w:rFonts w:hint="eastAsia"/>
-                <w:color w:val="000000" w:themeColor="text1"/>
-                <w:sz w:val="18"/>
-                <w:szCs w:val="18"/>
-              </w:rPr>
-              <w:t>二枚の胸部</w:t>
-            </w:r>
-            <w:r>
-              <w:rPr>
-                <w:rFonts w:hint="eastAsia"/>
-                <w:color w:val="000000" w:themeColor="text1"/>
-                <w:sz w:val="18"/>
-                <w:szCs w:val="18"/>
-              </w:rPr>
-              <w:t>X</w:t>
-            </w:r>
-            <w:r>
-              <w:rPr>
-                <w:rFonts w:hint="eastAsia"/>
-                <w:color w:val="000000" w:themeColor="text1"/>
-                <w:sz w:val="18"/>
-                <w:szCs w:val="18"/>
-              </w:rPr>
-              <w:t>線画像を見て、病変の見やすい方の画像を選択する（</w:t>
-            </w:r>
-            <w:r>
-              <w:rPr>
-                <w:rFonts w:hint="eastAsia"/>
-                <w:color w:val="000000" w:themeColor="text1"/>
-                <w:sz w:val="18"/>
-                <w:szCs w:val="18"/>
-              </w:rPr>
-              <w:t>1</w:t>
-            </w:r>
-            <w:r>
-              <w:rPr>
-                <w:color w:val="000000" w:themeColor="text1"/>
-                <w:sz w:val="18"/>
-                <w:szCs w:val="18"/>
-              </w:rPr>
-              <w:t>80</w:t>
-            </w:r>
-            <w:r>
-              <w:rPr>
-                <w:rFonts w:hint="eastAsia"/>
-                <w:color w:val="000000" w:themeColor="text1"/>
-                <w:sz w:val="18"/>
-                <w:szCs w:val="18"/>
-              </w:rPr>
-              <w:t>問</w:t>
-            </w:r>
-            <w:r>
-              <w:rPr>
-                <w:rFonts w:hint="eastAsia"/>
-                <w:color w:val="000000" w:themeColor="text1"/>
-                <w:sz w:val="18"/>
-                <w:szCs w:val="18"/>
-              </w:rPr>
-              <w:t>、</w:t>
-            </w:r>
-            <w:r>
-              <w:rPr>
-                <w:rFonts w:hint="eastAsia"/>
-                <w:color w:val="000000" w:themeColor="text1"/>
-                <w:sz w:val="18"/>
-                <w:szCs w:val="18"/>
-              </w:rPr>
-              <w:t>1</w:t>
-            </w:r>
-            <w:r>
-              <w:rPr>
-                <w:color w:val="000000" w:themeColor="text1"/>
-                <w:sz w:val="18"/>
-                <w:szCs w:val="18"/>
-              </w:rPr>
-              <w:t>5</w:t>
-            </w:r>
-            <w:r>
-              <w:rPr>
-                <w:rFonts w:hint="eastAsia"/>
-                <w:color w:val="000000" w:themeColor="text1"/>
-                <w:sz w:val="18"/>
-                <w:szCs w:val="18"/>
-              </w:rPr>
-              <w:t>分程度を想定）</w:t>
+              <w:t>年齢、性別、瞳孔間距離などを記録する。</w:t>
             </w:r>
           </w:p>
           <w:p>
@@ -3828,113 +3744,7 @@
                 <w:sz w:val="18"/>
                 <w:szCs w:val="18"/>
               </w:rPr>
-              <w:t xml:space="preserve">３　</w:t>
-            </w:r>
-            <w:r>
-              <w:rPr>
-                <w:rFonts w:hint="eastAsia"/>
-                <w:color w:val="000000" w:themeColor="text1"/>
-                <w:sz w:val="18"/>
-                <w:szCs w:val="18"/>
-              </w:rPr>
-              <w:t>暗所で</w:t>
-            </w:r>
-            <w:r>
-              <w:rPr>
-                <w:rFonts w:hint="eastAsia"/>
-                <w:color w:val="000000" w:themeColor="text1"/>
-                <w:sz w:val="18"/>
-                <w:szCs w:val="18"/>
-              </w:rPr>
-              <w:t>一枚の参考画像、</w:t>
-            </w:r>
-            <w:r>
-              <w:rPr>
-                <w:rFonts w:hint="eastAsia"/>
-                <w:color w:val="000000" w:themeColor="text1"/>
-                <w:sz w:val="18"/>
-                <w:szCs w:val="18"/>
-              </w:rPr>
-              <w:t>二枚の胸部</w:t>
-            </w:r>
-            <w:r>
-              <w:rPr>
-                <w:rFonts w:hint="eastAsia"/>
-                <w:color w:val="000000" w:themeColor="text1"/>
-                <w:sz w:val="18"/>
-                <w:szCs w:val="18"/>
-              </w:rPr>
-              <w:t>X</w:t>
-            </w:r>
-            <w:r>
-              <w:rPr>
-                <w:rFonts w:hint="eastAsia"/>
-                <w:color w:val="000000" w:themeColor="text1"/>
-                <w:sz w:val="18"/>
-                <w:szCs w:val="18"/>
-              </w:rPr>
-              <w:t>線画像を見て、情報が失われていない方の画像を選択する（</w:t>
-            </w:r>
-            <w:r>
-              <w:rPr>
-                <w:rFonts w:hint="eastAsia"/>
-                <w:color w:val="000000" w:themeColor="text1"/>
-                <w:sz w:val="18"/>
-                <w:szCs w:val="18"/>
-              </w:rPr>
-              <w:t>1</w:t>
-            </w:r>
-            <w:r>
-              <w:rPr>
-                <w:color w:val="000000" w:themeColor="text1"/>
-                <w:sz w:val="18"/>
-                <w:szCs w:val="18"/>
-              </w:rPr>
-              <w:t>80</w:t>
-            </w:r>
-            <w:r>
-              <w:rPr>
-                <w:rFonts w:hint="eastAsia"/>
-                <w:color w:val="000000" w:themeColor="text1"/>
-                <w:sz w:val="18"/>
-                <w:szCs w:val="18"/>
-              </w:rPr>
-              <w:t>問</w:t>
-            </w:r>
-            <w:r>
-              <w:rPr>
-                <w:rFonts w:hint="eastAsia"/>
-                <w:color w:val="000000" w:themeColor="text1"/>
-                <w:sz w:val="18"/>
-                <w:szCs w:val="18"/>
-              </w:rPr>
-              <w:t>、</w:t>
-            </w:r>
-            <w:r>
-              <w:rPr>
-                <w:rFonts w:hint="eastAsia"/>
-                <w:color w:val="000000" w:themeColor="text1"/>
-                <w:sz w:val="18"/>
-                <w:szCs w:val="18"/>
-              </w:rPr>
-              <w:t>1</w:t>
-            </w:r>
-            <w:r>
-              <w:rPr>
-                <w:color w:val="000000" w:themeColor="text1"/>
-                <w:sz w:val="18"/>
-                <w:szCs w:val="18"/>
-              </w:rPr>
-              <w:t>5</w:t>
-            </w:r>
-            <w:r>
-              <w:rPr>
-                <w:rFonts w:hint="eastAsia"/>
-                <w:color w:val="000000" w:themeColor="text1"/>
-                <w:sz w:val="18"/>
-                <w:szCs w:val="18"/>
-              </w:rPr>
-              <w:t>分程度を想定）</w:t>
+              <w:t>３　瞳孔径を測定するためのデフォーカスマッチングタスクを行う。</w:t>
             </w:r>
           </w:p>
           <w:p>
@@ -3954,7 +3764,7 @@
                 <w:sz w:val="18"/>
                 <w:szCs w:val="18"/>
               </w:rPr>
-              <w:t>※</w:t>
+              <w:t xml:space="preserve">４　</w:t>
             </w:r>
             <w:r>
               <w:rPr>
@@ -3963,7 +3773,133 @@
                 <w:sz w:val="18"/>
                 <w:szCs w:val="18"/>
               </w:rPr>
-              <w:t>本人申告により中止や中断可</w:t>
+              <w:t>暗所で</w:t>
+            </w:r>
+            <w:r>
+              <w:rPr>
+                <w:rFonts w:hint="eastAsia"/>
+                <w:color w:val="000000" w:themeColor="text1"/>
+                <w:sz w:val="18"/>
+                <w:szCs w:val="18"/>
+              </w:rPr>
+              <w:t>同時提示される参照画像（ガボールパッチ）</w:t>
+            </w:r>
+            <w:r>
+              <w:rPr>
+                <w:rFonts w:hint="eastAsia"/>
+                <w:color w:val="000000" w:themeColor="text1"/>
+                <w:sz w:val="18"/>
+                <w:szCs w:val="18"/>
+              </w:rPr>
+              <w:t>、</w:t>
+            </w:r>
+            <w:r>
+              <w:rPr>
+                <w:rFonts w:hint="eastAsia"/>
+                <w:color w:val="000000" w:themeColor="text1"/>
+                <w:sz w:val="18"/>
+                <w:szCs w:val="18"/>
+              </w:rPr>
+              <w:t>テスト画像（ガボールパッチ</w:t>
+            </w:r>
+            <w:r>
+              <w:rPr>
+                <w:rFonts w:hint="eastAsia"/>
+                <w:color w:val="000000" w:themeColor="text1"/>
+                <w:sz w:val="18"/>
+                <w:szCs w:val="18"/>
+              </w:rPr>
+              <w:t>+</w:t>
+            </w:r>
+            <w:r>
+              <w:rPr>
+                <w:rFonts w:hint="eastAsia"/>
+                <w:color w:val="000000" w:themeColor="text1"/>
+                <w:sz w:val="18"/>
+                <w:szCs w:val="18"/>
+              </w:rPr>
+              <w:t>背景ノイズ）</w:t>
+            </w:r>
+            <w:r>
+              <w:rPr>
+                <w:rFonts w:hint="eastAsia"/>
+                <w:color w:val="000000" w:themeColor="text1"/>
+                <w:sz w:val="18"/>
+                <w:szCs w:val="18"/>
+              </w:rPr>
+              <w:t>を見て</w:t>
+            </w:r>
+            <w:r>
+              <w:rPr>
+                <w:rFonts w:hint="eastAsia"/>
+                <w:color w:val="000000" w:themeColor="text1"/>
+                <w:sz w:val="18"/>
+                <w:szCs w:val="18"/>
+              </w:rPr>
+              <w:t>、テスト画像側のガボールパッチのコントラストを参照画像と合うように調整する</w:t>
+            </w:r>
+            <w:r>
+              <w:rPr>
+                <w:rFonts w:hint="eastAsia"/>
+                <w:color w:val="000000" w:themeColor="text1"/>
+                <w:sz w:val="18"/>
+                <w:szCs w:val="18"/>
+              </w:rPr>
+              <w:t>（</w:t>
+            </w:r>
+            <w:r>
+              <w:rPr>
+                <w:rFonts w:hint="eastAsia"/>
+                <w:color w:val="000000" w:themeColor="text1"/>
+                <w:sz w:val="18"/>
+                <w:szCs w:val="18"/>
+              </w:rPr>
+              <w:t>160</w:t>
+            </w:r>
+            <w:r>
+              <w:rPr>
+                <w:rFonts w:hint="eastAsia"/>
+                <w:color w:val="000000" w:themeColor="text1"/>
+                <w:sz w:val="18"/>
+                <w:szCs w:val="18"/>
+              </w:rPr>
+              <w:t>問</w:t>
+            </w:r>
+            <w:r>
+              <w:rPr>
+                <w:rFonts w:hint="eastAsia"/>
+                <w:color w:val="000000" w:themeColor="text1"/>
+                <w:sz w:val="18"/>
+                <w:szCs w:val="18"/>
+              </w:rPr>
+              <w:t>、</w:t>
+            </w:r>
+            <w:r>
+              <w:rPr>
+                <w:rFonts w:hint="eastAsia"/>
+                <w:color w:val="000000" w:themeColor="text1"/>
+                <w:sz w:val="18"/>
+                <w:szCs w:val="18"/>
+              </w:rPr>
+              <w:t>30</w:t>
+            </w:r>
+            <w:r>
+              <w:rPr>
+                <w:rFonts w:hint="eastAsia"/>
+                <w:color w:val="000000" w:themeColor="text1"/>
+                <w:sz w:val="18"/>
+                <w:szCs w:val="18"/>
+              </w:rPr>
+              <w:t>分程度を想定</w:t>
+            </w:r>
+            <w:r>
+              <w:rPr>
+                <w:rFonts w:hint="eastAsia"/>
+                <w:color w:val="000000" w:themeColor="text1"/>
+                <w:sz w:val="18"/>
+                <w:szCs w:val="18"/>
+              </w:rPr>
+              <w:t>）</w:t>
             </w:r>
           </w:p>
           <w:p>
@@ -3971,6 +3907,313 @@
               <w:spacing w:line="240" w:lineRule="exact"/>
               <w:ind w:rightChars="67" w:right="141" w:firstLineChars="100" w:firstLine="180"/>
               <w:rPr>
+                <w:color w:val="000000" w:themeColor="text1"/>
+                <w:sz w:val="18"/>
+                <w:szCs w:val="18"/>
+              </w:rPr>
+            </w:pPr>
+            <w:r>
+              <w:rPr>
+                <w:rFonts w:hint="eastAsia"/>
+                <w:color w:val="000000" w:themeColor="text1"/>
+                <w:sz w:val="18"/>
+                <w:szCs w:val="18"/>
+              </w:rPr>
+              <w:t>５</w:t>
+            </w:r>
+            <w:r>
+              <w:rPr>
+                <w:rFonts w:hint="eastAsia"/>
+                <w:color w:val="000000" w:themeColor="text1"/>
+                <w:sz w:val="18"/>
+                <w:szCs w:val="18"/>
+              </w:rPr>
+              <w:t xml:space="preserve">　</w:t>
+            </w:r>
+            <w:r>
+              <w:rPr>
+                <w:rFonts w:hint="eastAsia"/>
+                <w:color w:val="000000" w:themeColor="text1"/>
+                <w:sz w:val="18"/>
+                <w:szCs w:val="18"/>
+              </w:rPr>
+              <w:t>暗所で</w:t>
+            </w:r>
+            <w:r>
+              <w:rPr>
+                <w:rFonts w:hint="eastAsia"/>
+                <w:color w:val="000000" w:themeColor="text1"/>
+                <w:sz w:val="18"/>
+                <w:szCs w:val="18"/>
+              </w:rPr>
+              <w:t>逐次</w:t>
+            </w:r>
+            <w:r>
+              <w:rPr>
+                <w:rFonts w:hint="eastAsia"/>
+                <w:color w:val="000000" w:themeColor="text1"/>
+                <w:sz w:val="18"/>
+                <w:szCs w:val="18"/>
+              </w:rPr>
+              <w:t>提示される参照画像（</w:t>
+            </w:r>
+            <w:r>
+              <w:rPr>
+                <w:rFonts w:hint="eastAsia"/>
+                <w:color w:val="000000" w:themeColor="text1"/>
+                <w:sz w:val="18"/>
+                <w:szCs w:val="18"/>
+              </w:rPr>
+              <w:t>テクスチャ画像</w:t>
+            </w:r>
+            <w:r>
+              <w:rPr>
+                <w:rFonts w:hint="eastAsia"/>
+                <w:color w:val="000000" w:themeColor="text1"/>
+                <w:sz w:val="18"/>
+                <w:szCs w:val="18"/>
+              </w:rPr>
+              <w:t>）</w:t>
+            </w:r>
+            <w:r>
+              <w:rPr>
+                <w:rFonts w:hint="eastAsia"/>
+                <w:color w:val="000000" w:themeColor="text1"/>
+                <w:sz w:val="18"/>
+                <w:szCs w:val="18"/>
+              </w:rPr>
+              <w:t>、</w:t>
+            </w:r>
+            <w:r>
+              <w:rPr>
+                <w:rFonts w:hint="eastAsia"/>
+                <w:color w:val="000000" w:themeColor="text1"/>
+                <w:sz w:val="18"/>
+                <w:szCs w:val="18"/>
+              </w:rPr>
+              <w:t>テスト画像（</w:t>
+            </w:r>
+            <w:r>
+              <w:rPr>
+                <w:rFonts w:hint="eastAsia"/>
+                <w:color w:val="000000" w:themeColor="text1"/>
+                <w:sz w:val="18"/>
+                <w:szCs w:val="18"/>
+              </w:rPr>
+              <w:t>同テクスチャ画像</w:t>
+            </w:r>
+            <w:r>
+              <w:rPr>
+                <w:rFonts w:hint="eastAsia"/>
+                <w:color w:val="000000" w:themeColor="text1"/>
+                <w:sz w:val="18"/>
+                <w:szCs w:val="18"/>
+              </w:rPr>
+              <w:t>+</w:t>
+            </w:r>
+            <w:r>
+              <w:rPr>
+                <w:rFonts w:hint="eastAsia"/>
+                <w:color w:val="000000" w:themeColor="text1"/>
+                <w:sz w:val="18"/>
+                <w:szCs w:val="18"/>
+              </w:rPr>
+              <w:t>背景</w:t>
+            </w:r>
+            <w:r>
+              <w:rPr>
+                <w:rFonts w:hint="eastAsia"/>
+                <w:color w:val="000000" w:themeColor="text1"/>
+                <w:sz w:val="18"/>
+                <w:szCs w:val="18"/>
+              </w:rPr>
+              <w:t>画像</w:t>
+            </w:r>
+            <w:r>
+              <w:rPr>
+                <w:rFonts w:hint="eastAsia"/>
+                <w:color w:val="000000" w:themeColor="text1"/>
+                <w:sz w:val="18"/>
+                <w:szCs w:val="18"/>
+              </w:rPr>
+              <w:t>）</w:t>
+            </w:r>
+            <w:r>
+              <w:rPr>
+                <w:rFonts w:hint="eastAsia"/>
+                <w:color w:val="000000" w:themeColor="text1"/>
+                <w:sz w:val="18"/>
+                <w:szCs w:val="18"/>
+              </w:rPr>
+              <w:t>を見て</w:t>
+            </w:r>
+            <w:r>
+              <w:rPr>
+                <w:rFonts w:hint="eastAsia"/>
+                <w:color w:val="000000" w:themeColor="text1"/>
+                <w:sz w:val="18"/>
+                <w:szCs w:val="18"/>
+              </w:rPr>
+              <w:t>、</w:t>
+            </w:r>
+            <w:r>
+              <w:rPr>
+                <w:rFonts w:hint="eastAsia"/>
+                <w:color w:val="000000" w:themeColor="text1"/>
+                <w:sz w:val="18"/>
+                <w:szCs w:val="18"/>
+              </w:rPr>
+              <w:t>参照画像と比較した</w:t>
+            </w:r>
+            <w:r>
+              <w:rPr>
+                <w:rFonts w:hint="eastAsia"/>
+                <w:color w:val="000000" w:themeColor="text1"/>
+                <w:sz w:val="18"/>
+                <w:szCs w:val="18"/>
+              </w:rPr>
+              <w:t>テスト画像側の</w:t>
+            </w:r>
+            <w:r>
+              <w:rPr>
+                <w:rFonts w:hint="eastAsia"/>
+                <w:color w:val="000000" w:themeColor="text1"/>
+                <w:sz w:val="18"/>
+                <w:szCs w:val="18"/>
+              </w:rPr>
+              <w:t>視認性を離散値で評価する</w:t>
+            </w:r>
+            <w:r>
+              <w:rPr>
+                <w:rFonts w:hint="eastAsia"/>
+                <w:color w:val="000000" w:themeColor="text1"/>
+                <w:sz w:val="18"/>
+                <w:szCs w:val="18"/>
+              </w:rPr>
+              <w:t>（</w:t>
+            </w:r>
+            <w:r>
+              <w:rPr>
+                <w:rFonts w:hint="eastAsia"/>
+                <w:color w:val="000000" w:themeColor="text1"/>
+                <w:sz w:val="18"/>
+                <w:szCs w:val="18"/>
+              </w:rPr>
+              <w:t>75</w:t>
+            </w:r>
+            <w:r>
+              <w:rPr>
+                <w:rFonts w:hint="eastAsia"/>
+                <w:color w:val="000000" w:themeColor="text1"/>
+                <w:sz w:val="18"/>
+                <w:szCs w:val="18"/>
+              </w:rPr>
+              <w:t>問</w:t>
+            </w:r>
+            <w:r>
+              <w:rPr>
+                <w:rFonts w:hint="eastAsia"/>
+                <w:color w:val="000000" w:themeColor="text1"/>
+                <w:sz w:val="18"/>
+                <w:szCs w:val="18"/>
+              </w:rPr>
+              <w:t>、</w:t>
+            </w:r>
+            <w:r>
+              <w:rPr>
+                <w:rFonts w:hint="eastAsia"/>
+                <w:color w:val="000000" w:themeColor="text1"/>
+                <w:sz w:val="18"/>
+                <w:szCs w:val="18"/>
+              </w:rPr>
+              <w:t>15</w:t>
+            </w:r>
+            <w:r>
+              <w:rPr>
+                <w:rFonts w:hint="eastAsia"/>
+                <w:color w:val="000000" w:themeColor="text1"/>
+                <w:sz w:val="18"/>
+                <w:szCs w:val="18"/>
+              </w:rPr>
+              <w:t>分程度を想定</w:t>
+            </w:r>
+            <w:r>
+              <w:rPr>
+                <w:rFonts w:hint="eastAsia"/>
+                <w:color w:val="000000" w:themeColor="text1"/>
+                <w:sz w:val="18"/>
+                <w:szCs w:val="18"/>
+              </w:rPr>
+              <w:t>）</w:t>
+            </w:r>
+          </w:p>
+          <w:p>
+            <w:pPr>
+              <w:spacing w:line="240" w:lineRule="exact"/>
+              <w:ind w:rightChars="67" w:right="141" w:firstLineChars="100" w:firstLine="180"/>
+              <w:rPr>
+                <w:color w:val="000000" w:themeColor="text1"/>
+                <w:sz w:val="18"/>
+                <w:szCs w:val="18"/>
+              </w:rPr>
+            </w:pPr>
+          </w:p>
+          <w:p>
+            <w:pPr>
+              <w:spacing w:line="240" w:lineRule="exact"/>
+              <w:ind w:rightChars="67" w:right="141"/>
+              <w:rPr>
+                <w:rFonts w:hint="eastAsia"/>
+                <w:color w:val="000000" w:themeColor="text1"/>
+                <w:sz w:val="18"/>
+                <w:szCs w:val="18"/>
+              </w:rPr>
+            </w:pPr>
+            <w:r>
+              <w:rPr>
+                <w:rFonts w:hint="eastAsia"/>
+                <w:color w:val="000000" w:themeColor="text1"/>
+                <w:sz w:val="18"/>
+                <w:szCs w:val="18"/>
+              </w:rPr>
+              <w:t xml:space="preserve">  </w:t>
+            </w:r>
+          </w:p>
+          <w:p>
+            <w:pPr>
+              <w:spacing w:line="240" w:lineRule="exact"/>
+              <w:ind w:rightChars="67" w:right="141" w:firstLineChars="100" w:firstLine="180"/>
+              <w:rPr>
+                <w:color w:val="000000" w:themeColor="text1"/>
+                <w:sz w:val="18"/>
+                <w:szCs w:val="18"/>
+              </w:rPr>
+            </w:pPr>
+            <w:r>
+              <w:rPr>
+                <w:rFonts w:hint="eastAsia"/>
+                <w:color w:val="000000" w:themeColor="text1"/>
+                <w:sz w:val="18"/>
+                <w:szCs w:val="18"/>
+              </w:rPr>
+              <w:t>※</w:t>
+            </w:r>
+            <w:r>
+              <w:rPr>
+                <w:rFonts w:hint="eastAsia"/>
+                <w:color w:val="000000" w:themeColor="text1"/>
+                <w:sz w:val="18"/>
+                <w:szCs w:val="18"/>
+              </w:rPr>
+              <w:t>本人申告により中止や中断可</w:t>
+            </w:r>
+          </w:p>
+          <w:p>
+            <w:pPr>
+              <w:spacing w:line="240" w:lineRule="exact"/>
+              <w:ind w:rightChars="67" w:right="141"/>
+              <w:rPr>
+                <w:rFonts w:hint="eastAsia"/>
                 <w:color w:val="000000" w:themeColor="text1"/>
                 <w:sz w:val="18"/>
                 <w:szCs w:val="18"/>
@@ -3982,19 +4225,6 @@
               <w:spacing w:line="240" w:lineRule="exact"/>
               <w:ind w:rightChars="67" w:right="141" w:firstLineChars="100" w:firstLine="180"/>
               <w:rPr>
-                <w:rFonts w:hint="eastAsia"/>
-                <w:color w:val="000000" w:themeColor="text1"/>
-                <w:sz w:val="18"/>
-                <w:szCs w:val="18"/>
-              </w:rPr>
-            </w:pPr>
-          </w:p>
-          <w:p>
-            <w:pPr>
-              <w:spacing w:line="240" w:lineRule="exact"/>
-              <w:ind w:rightChars="67" w:right="141" w:firstLineChars="100" w:firstLine="180"/>
-              <w:rPr>
-                <w:rFonts w:hint="eastAsia"/>
                 <w:color w:val="000000" w:themeColor="text1"/>
                 <w:sz w:val="18"/>
                 <w:szCs w:val="18"/>
@@ -4047,7 +4277,6 @@
                 <w:sz w:val="18"/>
                 <w:szCs w:val="18"/>
               </w:rPr>
-              <w:lastRenderedPageBreak/>
               <w:t xml:space="preserve"> </w:t>
             </w:r>
             <w:r>
@@ -4168,12 +4397,30 @@
               <w:spacing w:line="240" w:lineRule="exact"/>
               <w:ind w:rightChars="67" w:right="141" w:firstLineChars="100" w:firstLine="176"/>
               <w:rPr>
+                <w:rFonts w:ascii="ＭＳ 明朝" w:hAnsi="ＭＳ 明朝"/>
+                <w:color w:val="000000" w:themeColor="text1"/>
+                <w:sz w:val="18"/>
+                <w:szCs w:val="18"/>
+              </w:rPr>
+            </w:pPr>
+            <w:r>
+              <w:rPr>
                 <w:rFonts w:ascii="ＭＳ 明朝" w:hAnsi="ＭＳ 明朝" w:hint="eastAsia"/>
                 <w:color w:val="000000" w:themeColor="text1"/>
                 <w:sz w:val="18"/>
                 <w:szCs w:val="18"/>
               </w:rPr>
-            </w:pPr>
+              <w:t xml:space="preserve">・大石研究室 </w:t>
+            </w:r>
+            <w:r>
+              <w:rPr>
+                <w:rFonts w:ascii="ＭＳ 明朝" w:hAnsi="ＭＳ 明朝"/>
+                <w:color w:val="000000" w:themeColor="text1"/>
+                <w:sz w:val="18"/>
+                <w:szCs w:val="18"/>
+              </w:rPr>
+              <w:t>Ee40</w:t>
+            </w:r>
             <w:r>
               <w:rPr>
                 <w:rFonts w:ascii="ＭＳ 明朝" w:hAnsi="ＭＳ 明朝" w:hint="eastAsia"/>
@@ -4181,16 +4428,7 @@
                 <w:sz w:val="18"/>
                 <w:szCs w:val="18"/>
               </w:rPr>
-              <w:t xml:space="preserve">・大石研究室 </w:t>
-            </w:r>
-            <w:r>
-              <w:rPr>
-                <w:rFonts w:ascii="ＭＳ 明朝" w:hAnsi="ＭＳ 明朝"/>
-                <w:color w:val="000000" w:themeColor="text1"/>
-                <w:sz w:val="18"/>
-                <w:szCs w:val="18"/>
-              </w:rPr>
-              <w:t>Ee40</w:t>
+              <w:t>5</w:t>
             </w:r>
             <w:r>
               <w:rPr>
@@ -4199,7 +4437,7 @@
                 <w:sz w:val="18"/>
                 <w:szCs w:val="18"/>
               </w:rPr>
-              <w:t>5</w:t>
+              <w:t>：</w:t>
             </w:r>
             <w:r>
               <w:rPr>
@@ -4208,7 +4446,7 @@
                 <w:sz w:val="18"/>
                 <w:szCs w:val="18"/>
               </w:rPr>
-              <w:t>：</w:t>
+              <w:t>同意書の</w:t>
             </w:r>
             <w:r>
               <w:rPr>
@@ -4217,53 +4455,7 @@
                 <w:sz w:val="18"/>
                 <w:szCs w:val="18"/>
               </w:rPr>
-              <w:t>同意書の</w:t>
-            </w:r>
-            <w:r>
-              <w:rPr>
-                <w:rFonts w:ascii="ＭＳ 明朝" w:hAnsi="ＭＳ 明朝" w:hint="eastAsia"/>
-                <w:color w:val="000000" w:themeColor="text1"/>
-                <w:sz w:val="18"/>
-                <w:szCs w:val="18"/>
-              </w:rPr>
               <w:t>保存</w:t>
-            </w:r>
-          </w:p>
-          <w:p>
-            <w:pPr>
-              <w:pStyle w:val="ac"/>
-              <w:wordWrap/>
-              <w:spacing w:line="240" w:lineRule="exact"/>
-              <w:ind w:rightChars="67" w:right="141" w:firstLineChars="100" w:firstLine="176"/>
-              <w:rPr>
-                <w:rFonts w:ascii="ＭＳ 明朝" w:hAnsi="ＭＳ 明朝"/>
-                <w:color w:val="000000" w:themeColor="text1"/>
-                <w:sz w:val="18"/>
-                <w:szCs w:val="18"/>
-              </w:rPr>
-            </w:pPr>
-          </w:p>
-          <w:p>
-            <w:pPr>
-              <w:pStyle w:val="ac"/>
-              <w:wordWrap/>
-              <w:spacing w:line="240" w:lineRule="exact"/>
-              <w:ind w:rightChars="67" w:right="141" w:firstLineChars="100" w:firstLine="176"/>
-              <w:rPr>
-                <w:rFonts w:ascii="ＭＳ 明朝" w:hAnsi="ＭＳ 明朝"/>
-                <w:color w:val="000000" w:themeColor="text1"/>
-                <w:sz w:val="18"/>
-                <w:szCs w:val="18"/>
-              </w:rPr>
-            </w:pPr>
-            <w:r>
-              <w:rPr>
-                <w:rFonts w:hint="eastAsia"/>
-                <w:color w:val="000000" w:themeColor="text1"/>
-                <w:sz w:val="18"/>
-                <w:szCs w:val="18"/>
-              </w:rPr>
-              <w:t>２）学外施設での対応とその状況</w:t>
             </w:r>
           </w:p>
           <w:p>
@@ -4278,24 +4470,6 @@
                 <w:szCs w:val="18"/>
               </w:rPr>
             </w:pPr>
-            <w:r>
-              <w:rPr>
-                <w:rFonts w:ascii="ＭＳ 明朝" w:hAnsi="ＭＳ 明朝" w:hint="eastAsia"/>
-                <w:color w:val="000000" w:themeColor="text1"/>
-                <w:sz w:val="18"/>
-                <w:szCs w:val="18"/>
-              </w:rPr>
-              <w:t xml:space="preserve">　</w:t>
-            </w:r>
-            <w:r>
-              <w:rPr>
-                <w:rFonts w:hint="eastAsia"/>
-                <w:color w:val="000000" w:themeColor="text1"/>
-                <w:sz w:val="18"/>
-                <w:szCs w:val="18"/>
-              </w:rPr>
-              <w:t xml:space="preserve">　・エア・ウォーター：個々の結果が分からないようにした全体の解析結果のみを共有する</w:t>
-            </w:r>
           </w:p>
         </w:tc>
       </w:tr>
@@ -4678,6 +4852,7 @@
                 <w:sz w:val="18"/>
                 <w:szCs w:val="18"/>
               </w:rPr>
+              <w:lastRenderedPageBreak/>
               <w:t xml:space="preserve">４・２　個人情報保護　</w:t>
             </w:r>
           </w:p>
@@ -5044,7 +5219,6 @@
                 <w:sz w:val="18"/>
                 <w:szCs w:val="18"/>
               </w:rPr>
-              <w:lastRenderedPageBreak/>
               <w:br w:type="page"/>
             </w:r>
             <w:r>
@@ -5180,25 +5354,7 @@
                 <w:sz w:val="18"/>
                 <w:szCs w:val="18"/>
               </w:rPr>
-              <w:t>。また、胸部</w:t>
-            </w:r>
-            <w:r>
-              <w:rPr>
-                <w:rFonts w:hint="eastAsia"/>
-                <w:spacing w:val="0"/>
-                <w:sz w:val="18"/>
-                <w:szCs w:val="18"/>
-              </w:rPr>
-              <w:t>X</w:t>
-            </w:r>
-            <w:r>
-              <w:rPr>
-                <w:rFonts w:hint="eastAsia"/>
-                <w:spacing w:val="0"/>
-                <w:sz w:val="18"/>
-                <w:szCs w:val="18"/>
-              </w:rPr>
-              <w:t>線画像を見ることによる不快感が生じる可能性がある</w:t>
+              <w:t>。</w:t>
             </w:r>
             <w:r>
               <w:rPr>
@@ -5334,6 +5490,7 @@
                 <w:sz w:val="18"/>
                 <w:szCs w:val="18"/>
               </w:rPr>
+              <w:lastRenderedPageBreak/>
               <w:t xml:space="preserve">６．　備　考　</w:t>
             </w:r>
           </w:p>
@@ -5364,19 +5521,19 @@
             </w:r>
             <w:r>
               <w:rPr>
+                <w:rFonts w:ascii="Segoe UI Emoji" w:eastAsia="Segoe UI Emoji" w:hAnsi="Segoe UI Emoji" w:cs="Segoe UI Emoji" w:hint="eastAsia"/>
+                <w:sz w:val="18"/>
+                <w:szCs w:val="18"/>
+              </w:rPr>
+              <w:t>■</w:t>
+            </w:r>
+            <w:r>
+              <w:rPr>
                 <w:rFonts w:hint="eastAsia"/>
                 <w:sz w:val="18"/>
                 <w:szCs w:val="18"/>
               </w:rPr>
-              <w:t xml:space="preserve">□なし　</w:t>
-            </w:r>
-            <w:r>
-              <w:rPr>
-                <w:rFonts w:ascii="Segoe UI Emoji" w:eastAsia="Segoe UI Emoji" w:hAnsi="Segoe UI Emoji" w:cs="Segoe UI Emoji" w:hint="eastAsia"/>
-                <w:sz w:val="18"/>
-                <w:szCs w:val="18"/>
-              </w:rPr>
-              <w:t>■</w:t>
+              <w:t xml:space="preserve">なし　</w:t>
             </w:r>
             <w:r>
               <w:rPr>
@@ -5384,266 +5541,15 @@
                 <w:sz w:val="18"/>
                 <w:szCs w:val="18"/>
               </w:rPr>
+              <w:t>□</w:t>
+            </w:r>
+            <w:r>
+              <w:rPr>
+                <w:rFonts w:hint="eastAsia"/>
+                <w:sz w:val="18"/>
+                <w:szCs w:val="18"/>
+              </w:rPr>
               <w:t xml:space="preserve">あり　</w:t>
-            </w:r>
-          </w:p>
-          <w:p>
-            <w:pPr>
-              <w:spacing w:line="240" w:lineRule="exact"/>
-              <w:ind w:firstLineChars="100" w:firstLine="180"/>
-              <w:rPr>
-                <w:sz w:val="18"/>
-                <w:szCs w:val="18"/>
-              </w:rPr>
-            </w:pPr>
-            <w:r>
-              <w:rPr>
-                <w:rFonts w:hint="eastAsia"/>
-                <w:sz w:val="18"/>
-                <w:szCs w:val="18"/>
-              </w:rPr>
-              <w:t xml:space="preserve"> </w:t>
-            </w:r>
-            <w:r>
-              <w:rPr>
-                <w:sz w:val="18"/>
-                <w:szCs w:val="18"/>
-              </w:rPr>
-              <w:t xml:space="preserve">   </w:t>
-            </w:r>
-            <w:r>
-              <w:rPr>
-                <w:rFonts w:hint="eastAsia"/>
-                <w:sz w:val="18"/>
-                <w:szCs w:val="18"/>
-              </w:rPr>
-              <w:t>交通費を含め</w:t>
-            </w:r>
-            <w:r>
-              <w:rPr>
-                <w:rFonts w:hint="eastAsia"/>
-                <w:sz w:val="18"/>
-                <w:szCs w:val="18"/>
-              </w:rPr>
-              <w:t>1500</w:t>
-            </w:r>
-            <w:r>
-              <w:rPr>
-                <w:rFonts w:hint="eastAsia"/>
-                <w:sz w:val="18"/>
-                <w:szCs w:val="18"/>
-              </w:rPr>
-              <w:t>円</w:t>
-            </w:r>
-          </w:p>
-          <w:p>
-            <w:pPr>
-              <w:spacing w:line="240" w:lineRule="exact"/>
-              <w:ind w:firstLineChars="100" w:firstLine="180"/>
-              <w:rPr>
-                <w:color w:val="0000FF"/>
-                <w:sz w:val="18"/>
-                <w:szCs w:val="18"/>
-              </w:rPr>
-            </w:pPr>
-            <w:r>
-              <w:rPr>
-                <w:rFonts w:hint="eastAsia"/>
-                <w:sz w:val="18"/>
-                <w:szCs w:val="18"/>
-              </w:rPr>
-              <w:t>研究経費の内訳</w:t>
-            </w:r>
-            <w:r>
-              <w:rPr>
-                <w:rFonts w:hint="eastAsia"/>
-                <w:sz w:val="18"/>
-                <w:szCs w:val="18"/>
-              </w:rPr>
-              <w:t>：</w:t>
-            </w:r>
-            <w:r>
-              <w:rPr>
-                <w:rFonts w:hint="eastAsia"/>
-                <w:sz w:val="18"/>
-                <w:szCs w:val="18"/>
-              </w:rPr>
-              <w:t>共同研究費</w:t>
-            </w:r>
-          </w:p>
-          <w:p>
-            <w:pPr>
-              <w:spacing w:line="240" w:lineRule="exact"/>
-              <w:ind w:firstLineChars="100" w:firstLine="180"/>
-              <w:rPr>
-                <w:sz w:val="18"/>
-                <w:szCs w:val="18"/>
-              </w:rPr>
-            </w:pPr>
-            <w:r>
-              <w:rPr>
-                <w:rFonts w:hint="eastAsia"/>
-                <w:sz w:val="18"/>
-                <w:szCs w:val="18"/>
-              </w:rPr>
-              <w:t>企業等からの資金・装置等</w:t>
-            </w:r>
-            <w:r>
-              <w:rPr>
-                <w:rFonts w:hint="eastAsia"/>
-                <w:sz w:val="18"/>
-                <w:szCs w:val="18"/>
-              </w:rPr>
-              <w:t>の</w:t>
-            </w:r>
-            <w:r>
-              <w:rPr>
-                <w:rFonts w:hint="eastAsia"/>
-                <w:sz w:val="18"/>
-                <w:szCs w:val="18"/>
-              </w:rPr>
-              <w:t>供与の有無：</w:t>
-            </w:r>
-            <w:r>
-              <w:rPr>
-                <w:rFonts w:hint="eastAsia"/>
-                <w:sz w:val="18"/>
-                <w:szCs w:val="18"/>
-              </w:rPr>
-              <w:t xml:space="preserve">　</w:t>
-            </w:r>
-            <w:r>
-              <w:rPr>
-                <w:rFonts w:hint="eastAsia"/>
-                <w:sz w:val="18"/>
-                <w:szCs w:val="18"/>
-              </w:rPr>
-              <w:t>□</w:t>
-            </w:r>
-            <w:r>
-              <w:rPr>
-                <w:rFonts w:hint="eastAsia"/>
-                <w:sz w:val="18"/>
-                <w:szCs w:val="18"/>
-              </w:rPr>
-              <w:t xml:space="preserve">なし　</w:t>
-            </w:r>
-            <w:r>
-              <w:rPr>
-                <w:rFonts w:ascii="Segoe UI Emoji" w:eastAsia="Segoe UI Emoji" w:hAnsi="Segoe UI Emoji" w:cs="Segoe UI Emoji" w:hint="eastAsia"/>
-                <w:sz w:val="18"/>
-                <w:szCs w:val="18"/>
-              </w:rPr>
-              <w:t>■</w:t>
-            </w:r>
-            <w:r>
-              <w:rPr>
-                <w:rFonts w:hint="eastAsia"/>
-                <w:sz w:val="18"/>
-                <w:szCs w:val="18"/>
-              </w:rPr>
-              <w:t xml:space="preserve">あり　</w:t>
-            </w:r>
-          </w:p>
-          <w:p>
-            <w:pPr>
-              <w:spacing w:line="240" w:lineRule="exact"/>
-              <w:ind w:firstLineChars="200" w:firstLine="360"/>
-              <w:rPr>
-                <w:rFonts w:hint="eastAsia"/>
-                <w:sz w:val="18"/>
-                <w:szCs w:val="18"/>
-              </w:rPr>
-            </w:pPr>
-            <w:r>
-              <w:rPr>
-                <w:rFonts w:hint="eastAsia"/>
-                <w:sz w:val="18"/>
-                <w:szCs w:val="18"/>
-              </w:rPr>
-              <w:t>エア・ウォーター株式会社から</w:t>
-            </w:r>
-            <w:r>
-              <w:rPr>
-                <w:rFonts w:hint="eastAsia"/>
-                <w:sz w:val="18"/>
-                <w:szCs w:val="18"/>
-              </w:rPr>
-              <w:t>社会連携研究部門</w:t>
-            </w:r>
-            <w:r>
-              <w:rPr>
-                <w:rFonts w:hint="eastAsia"/>
-                <w:sz w:val="18"/>
-                <w:szCs w:val="18"/>
-              </w:rPr>
-              <w:t>で</w:t>
-            </w:r>
-            <w:bookmarkStart w:id="0" w:name="_GoBack"/>
-            <w:bookmarkEnd w:id="0"/>
-            <w:r>
-              <w:rPr>
-                <w:rFonts w:hint="eastAsia"/>
-                <w:sz w:val="18"/>
-                <w:szCs w:val="18"/>
-              </w:rPr>
-              <w:t>共同研究費の供与を受ける</w:t>
-            </w:r>
-          </w:p>
-          <w:p>
-            <w:pPr>
-              <w:spacing w:line="240" w:lineRule="exact"/>
-              <w:ind w:firstLineChars="100" w:firstLine="180"/>
-              <w:rPr>
-                <w:sz w:val="18"/>
-                <w:szCs w:val="18"/>
-              </w:rPr>
-            </w:pPr>
-            <w:r>
-              <w:rPr>
-                <w:rFonts w:hint="eastAsia"/>
-                <w:sz w:val="18"/>
-                <w:szCs w:val="18"/>
-              </w:rPr>
-              <w:t>利益相反</w:t>
-            </w:r>
-            <w:r>
-              <w:rPr>
-                <w:sz w:val="18"/>
-                <w:szCs w:val="18"/>
-              </w:rPr>
-              <w:t>の有無</w:t>
-            </w:r>
-            <w:r>
-              <w:rPr>
-                <w:rFonts w:hint="eastAsia"/>
-                <w:sz w:val="18"/>
-                <w:szCs w:val="18"/>
-              </w:rPr>
-              <w:t>：</w:t>
-            </w:r>
-            <w:r>
-              <w:rPr>
-                <w:sz w:val="18"/>
-                <w:szCs w:val="18"/>
-              </w:rPr>
-              <w:t xml:space="preserve">　</w:t>
-            </w:r>
-            <w:r>
-              <w:rPr>
-                <w:rFonts w:ascii="Segoe UI Emoji" w:eastAsia="Segoe UI Emoji" w:hAnsi="Segoe UI Emoji" w:cs="Segoe UI Emoji" w:hint="eastAsia"/>
-                <w:sz w:val="18"/>
-                <w:szCs w:val="18"/>
-              </w:rPr>
-              <w:t>■</w:t>
-            </w:r>
-            <w:r>
-              <w:rPr>
-                <w:rFonts w:hint="eastAsia"/>
-                <w:sz w:val="18"/>
-                <w:szCs w:val="18"/>
-              </w:rPr>
-              <w:t xml:space="preserve">なし　□あり　</w:t>
             </w:r>
           </w:p>
           <w:p>
@@ -5695,7 +5601,7 @@
 </file>
 
 <file path=word/endnotes.xml><?xml version="1.0" encoding="utf-8"?>
-<w:endnotes xmlns:wpc="http://schemas.microsoft.com/office/word/2010/wordprocessingCanvas" xmlns:cx="http://schemas.microsoft.com/office/drawing/2014/chartex" xmlns:mc="http://schemas.openxmlformats.org/markup-compatibility/2006" xmlns:o="urn:schemas-microsoft-com:office:office" xmlns:r="http://schemas.openxmlformats.org/officeDocument/2006/relationships" xmlns:m="http://schemas.openxmlformats.org/officeDocument/2006/math" xmlns:v="urn:schemas-microsoft-com:vml" xmlns:wp14="http://schemas.microsoft.com/office/word/2010/wordprocessingDrawing" xmlns:wp="http://schemas.openxmlformats.org/drawingml/2006/wordprocessingDrawing" xmlns:w10="urn:schemas-microsoft-com:office:word" xmlns:w="http://schemas.openxmlformats.org/wordprocessingml/2006/main" xmlns:w14="http://schemas.microsoft.com/office/word/2010/wordml" xmlns:w15="http://schemas.microsoft.com/office/word/2012/wordml" xmlns:w16se="http://schemas.microsoft.com/office/word/2015/wordml/symex" xmlns:wpg="http://schemas.microsoft.com/office/word/2010/wordprocessingGroup" xmlns:wpi="http://schemas.microsoft.com/office/word/2010/wordprocessingInk" xmlns:wne="http://schemas.microsoft.com/office/word/2006/wordml" xmlns:wps="http://schemas.microsoft.com/office/word/2010/wordprocessingShape" mc:Ignorable="w14 w15 w16se wp14">
+<w:endnotes xmlns:wpc="http://schemas.microsoft.com/office/word/2010/wordprocessingCanvas" xmlns:cx="http://schemas.microsoft.com/office/drawing/2014/chartex" xmlns:cx1="http://schemas.microsoft.com/office/drawing/2015/9/8/chartex" xmlns:cx2="http://schemas.microsoft.com/office/drawing/2015/10/21/chartex" xmlns:cx3="http://schemas.microsoft.com/office/drawing/2016/5/9/chartex" xmlns:cx4="http://schemas.microsoft.com/office/drawing/2016/5/10/chartex" xmlns:cx5="http://schemas.microsoft.com/office/drawing/2016/5/11/chartex" xmlns:cx6="http://schemas.microsoft.com/office/drawing/2016/5/12/chartex" xmlns:cx7="http://schemas.microsoft.com/office/drawing/2016/5/13/chartex" xmlns:cx8="http://schemas.microsoft.com/office/drawing/2016/5/14/chartex" xmlns:mc="http://schemas.openxmlformats.org/markup-compatibility/2006" xmlns:aink="http://schemas.microsoft.com/office/drawing/2016/ink" xmlns:am3d="http://schemas.microsoft.com/office/drawing/2017/model3d" xmlns:o="urn:schemas-microsoft-com:office:office" xmlns:oel="http://schemas.microsoft.com/office/2019/extlst" xmlns:r="http://schemas.openxmlformats.org/officeDocument/2006/relationships" xmlns:m="http://schemas.openxmlformats.org/officeDocument/2006/math" xmlns:v="urn:schemas-microsoft-com:vml" xmlns:wp14="http://schemas.microsoft.com/office/word/2010/wordprocessingDrawing" xmlns:wp="http://schemas.openxmlformats.org/drawingml/2006/wordprocessingDrawing" xmlns:w10="urn:schemas-microsoft-com:office:word" xmlns:w="http://schemas.openxmlformats.org/wordprocessingml/2006/main" xmlns:w14="http://schemas.microsoft.com/office/word/2010/wordml" xmlns:w15="http://schemas.microsoft.com/office/word/2012/wordml" xmlns:w16cex="http://schemas.microsoft.com/office/word/2018/wordml/cex" xmlns:w16cid="http://schemas.microsoft.com/office/word/2016/wordml/cid" xmlns:w16="http://schemas.microsoft.com/office/word/2018/wordml" xmlns:w16du="http://schemas.microsoft.com/office/word/2023/wordml/word16du" xmlns:w16sdtdh="http://schemas.microsoft.com/office/word/2020/wordml/sdtdatahash" xmlns:w16sdtfl="http://schemas.microsoft.com/office/word/2024/wordml/sdtformatlock" xmlns:w16se="http://schemas.microsoft.com/office/word/2015/wordml/symex" xmlns:wpg="http://schemas.microsoft.com/office/word/2010/wordprocessingGroup" xmlns:wpi="http://schemas.microsoft.com/office/word/2010/wordprocessingInk" xmlns:wne="http://schemas.microsoft.com/office/word/2006/wordml" xmlns:wps="http://schemas.microsoft.com/office/word/2010/wordprocessingShape" mc:Ignorable="w14 w15 w16se w16cid w16 w16cex w16sdtdh w16sdtfl w16du wp14">
   <w:endnote w:type="separator" w:id="-1">
     <w:p>
       <w:r>
@@ -5714,7 +5620,7 @@
 </file>
 
 <file path=word/footnotes.xml><?xml version="1.0" encoding="utf-8"?>
-<w:footnotes xmlns:wpc="http://schemas.microsoft.com/office/word/2010/wordprocessingCanvas" xmlns:cx="http://schemas.microsoft.com/office/drawing/2014/chartex" xmlns:mc="http://schemas.openxmlformats.org/markup-compatibility/2006" xmlns:o="urn:schemas-microsoft-com:office:office" xmlns:r="http://schemas.openxmlformats.org/officeDocument/2006/relationships" xmlns:m="http://schemas.openxmlformats.org/officeDocument/2006/math" xmlns:v="urn:schemas-microsoft-com:vml" xmlns:wp14="http://schemas.microsoft.com/office/word/2010/wordprocessingDrawing" xmlns:wp="http://schemas.openxmlformats.org/drawingml/2006/wordprocessingDrawing" xmlns:w10="urn:schemas-microsoft-com:office:word" xmlns:w="http://schemas.openxmlformats.org/wordprocessingml/2006/main" xmlns:w14="http://schemas.microsoft.com/office/word/2010/wordml" xmlns:w15="http://schemas.microsoft.com/office/word/2012/wordml" xmlns:w16se="http://schemas.microsoft.com/office/word/2015/wordml/symex" xmlns:wpg="http://schemas.microsoft.com/office/word/2010/wordprocessingGroup" xmlns:wpi="http://schemas.microsoft.com/office/word/2010/wordprocessingInk" xmlns:wne="http://schemas.microsoft.com/office/word/2006/wordml" xmlns:wps="http://schemas.microsoft.com/office/word/2010/wordprocessingShape" mc:Ignorable="w14 w15 w16se wp14">
+<w:footnotes xmlns:wpc="http://schemas.microsoft.com/office/word/2010/wordprocessingCanvas" xmlns:cx="http://schemas.microsoft.com/office/drawing/2014/chartex" xmlns:cx1="http://schemas.microsoft.com/office/drawing/2015/9/8/chartex" xmlns:cx2="http://schemas.microsoft.com/office/drawing/2015/10/21/chartex" xmlns:cx3="http://schemas.microsoft.com/office/drawing/2016/5/9/chartex" xmlns:cx4="http://schemas.microsoft.com/office/drawing/2016/5/10/chartex" xmlns:cx5="http://schemas.microsoft.com/office/drawing/2016/5/11/chartex" xmlns:cx6="http://schemas.microsoft.com/office/drawing/2016/5/12/chartex" xmlns:cx7="http://schemas.microsoft.com/office/drawing/2016/5/13/chartex" xmlns:cx8="http://schemas.microsoft.com/office/drawing/2016/5/14/chartex" xmlns:mc="http://schemas.openxmlformats.org/markup-compatibility/2006" xmlns:aink="http://schemas.microsoft.com/office/drawing/2016/ink" xmlns:am3d="http://schemas.microsoft.com/office/drawing/2017/model3d" xmlns:o="urn:schemas-microsoft-com:office:office" xmlns:oel="http://schemas.microsoft.com/office/2019/extlst" xmlns:r="http://schemas.openxmlformats.org/officeDocument/2006/relationships" xmlns:m="http://schemas.openxmlformats.org/officeDocument/2006/math" xmlns:v="urn:schemas-microsoft-com:vml" xmlns:wp14="http://schemas.microsoft.com/office/word/2010/wordprocessingDrawing" xmlns:wp="http://schemas.openxmlformats.org/drawingml/2006/wordprocessingDrawing" xmlns:w10="urn:schemas-microsoft-com:office:word" xmlns:w="http://schemas.openxmlformats.org/wordprocessingml/2006/main" xmlns:w14="http://schemas.microsoft.com/office/word/2010/wordml" xmlns:w15="http://schemas.microsoft.com/office/word/2012/wordml" xmlns:w16cex="http://schemas.microsoft.com/office/word/2018/wordml/cex" xmlns:w16cid="http://schemas.microsoft.com/office/word/2016/wordml/cid" xmlns:w16="http://schemas.microsoft.com/office/word/2018/wordml" xmlns:w16du="http://schemas.microsoft.com/office/word/2023/wordml/word16du" xmlns:w16sdtdh="http://schemas.microsoft.com/office/word/2020/wordml/sdtdatahash" xmlns:w16sdtfl="http://schemas.microsoft.com/office/word/2024/wordml/sdtformatlock" xmlns:w16se="http://schemas.microsoft.com/office/word/2015/wordml/symex" xmlns:wpg="http://schemas.microsoft.com/office/word/2010/wordprocessingGroup" xmlns:wpi="http://schemas.microsoft.com/office/word/2010/wordprocessingInk" xmlns:wne="http://schemas.microsoft.com/office/word/2006/wordml" xmlns:wps="http://schemas.microsoft.com/office/word/2010/wordprocessingShape" mc:Ignorable="w14 w15 w16se w16cid w16 w16cex w16sdtdh w16sdtfl w16du wp14">
   <w:footnote w:type="separator" w:id="-1">
     <w:p>
       <w:r>
@@ -5733,7 +5639,7 @@
 </file>
 
 <file path=word/numbering.xml><?xml version="1.0" encoding="utf-8"?>
-<w:numbering xmlns:wpc="http://schemas.microsoft.com/office/word/2010/wordprocessingCanvas" xmlns:cx="http://schemas.microsoft.com/office/drawing/2014/chartex" xmlns:mc="http://schemas.openxmlformats.org/markup-compatibility/2006" xmlns:o="urn:schemas-microsoft-com:office:office" xmlns:r="http://schemas.openxmlformats.org/officeDocument/2006/relationships" xmlns:m="http://schemas.openxmlformats.org/officeDocument/2006/math" xmlns:v="urn:schemas-microsoft-com:vml" xmlns:wp14="http://schemas.microsoft.com/office/word/2010/wordprocessingDrawing" xmlns:wp="http://schemas.openxmlformats.org/drawingml/2006/wordprocessingDrawing" xmlns:w10="urn:schemas-microsoft-com:office:word" xmlns:w="http://schemas.openxmlformats.org/wordprocessingml/2006/main" xmlns:w14="http://schemas.microsoft.com/office/word/2010/wordml" xmlns:w15="http://schemas.microsoft.com/office/word/2012/wordml" xmlns:w16se="http://schemas.microsoft.com/office/word/2015/wordml/symex" xmlns:wpg="http://schemas.microsoft.com/office/word/2010/wordprocessingGroup" xmlns:wpi="http://schemas.microsoft.com/office/word/2010/wordprocessingInk" xmlns:wne="http://schemas.microsoft.com/office/word/2006/wordml" xmlns:wps="http://schemas.microsoft.com/office/word/2010/wordprocessingShape" mc:Ignorable="w14 w15 w16se wp14">
+<w:numbering xmlns:wpc="http://schemas.microsoft.com/office/word/2010/wordprocessingCanvas" xmlns:cx="http://schemas.microsoft.com/office/drawing/2014/chartex" xmlns:cx1="http://schemas.microsoft.com/office/drawing/2015/9/8/chartex" xmlns:cx2="http://schemas.microsoft.com/office/drawing/2015/10/21/chartex" xmlns:cx3="http://schemas.microsoft.com/office/drawing/2016/5/9/chartex" xmlns:cx4="http://schemas.microsoft.com/office/drawing/2016/5/10/chartex" xmlns:cx5="http://schemas.microsoft.com/office/drawing/2016/5/11/chartex" xmlns:cx6="http://schemas.microsoft.com/office/drawing/2016/5/12/chartex" xmlns:cx7="http://schemas.microsoft.com/office/drawing/2016/5/13/chartex" xmlns:cx8="http://schemas.microsoft.com/office/drawing/2016/5/14/chartex" xmlns:mc="http://schemas.openxmlformats.org/markup-compatibility/2006" xmlns:aink="http://schemas.microsoft.com/office/drawing/2016/ink" xmlns:am3d="http://schemas.microsoft.com/office/drawing/2017/model3d" xmlns:o="urn:schemas-microsoft-com:office:office" xmlns:oel="http://schemas.microsoft.com/office/2019/extlst" xmlns:r="http://schemas.openxmlformats.org/officeDocument/2006/relationships" xmlns:m="http://schemas.openxmlformats.org/officeDocument/2006/math" xmlns:v="urn:schemas-microsoft-com:vml" xmlns:wp14="http://schemas.microsoft.com/office/word/2010/wordprocessingDrawing" xmlns:wp="http://schemas.openxmlformats.org/drawingml/2006/wordprocessingDrawing" xmlns:w10="urn:schemas-microsoft-com:office:word" xmlns:w="http://schemas.openxmlformats.org/wordprocessingml/2006/main" xmlns:w14="http://schemas.microsoft.com/office/word/2010/wordml" xmlns:w15="http://schemas.microsoft.com/office/word/2012/wordml" xmlns:w16cex="http://schemas.microsoft.com/office/word/2018/wordml/cex" xmlns:w16cid="http://schemas.microsoft.com/office/word/2016/wordml/cid" xmlns:w16="http://schemas.microsoft.com/office/word/2018/wordml" xmlns:w16du="http://schemas.microsoft.com/office/word/2023/wordml/word16du" xmlns:w16sdtdh="http://schemas.microsoft.com/office/word/2020/wordml/sdtdatahash" xmlns:w16sdtfl="http://schemas.microsoft.com/office/word/2024/wordml/sdtformatlock" xmlns:w16se="http://schemas.microsoft.com/office/word/2015/wordml/symex" xmlns:wpg="http://schemas.microsoft.com/office/word/2010/wordprocessingGroup" xmlns:wpi="http://schemas.microsoft.com/office/word/2010/wordprocessingInk" xmlns:wne="http://schemas.microsoft.com/office/word/2006/wordml" xmlns:wps="http://schemas.microsoft.com/office/word/2010/wordprocessingShape" mc:Ignorable="w14 w15 w16se w16cid w16 w16cex w16sdtdh w16sdtfl w16du wp14">
   <w:abstractNum w:abstractNumId="0" w15:restartNumberingAfterBreak="0">
     <w:nsid w:val="0028247E"/>
     <w:multiLevelType w:val="hybridMultilevel"/>
@@ -6525,6 +6431,92 @@
     </w:lvl>
   </w:abstractNum>
   <w:abstractNum w:abstractNumId="7" w15:restartNumberingAfterBreak="0">
+    <w:nsid w:val="07615558"/>
+    <w:multiLevelType w:val="hybridMultilevel"/>
+    <w:tmpl w:val="D4A07A54"/>
+    <w:lvl w:ilvl="0" w:tplc="0409000F">
+      <w:start w:val="1"/>
+      <w:numFmt w:val="decimal"/>
+      <w:lvlText w:val="%1."/>
+      <w:lvlJc w:val="left"/>
+      <w:pPr>
+        <w:ind w:left="620" w:hanging="440"/>
+      </w:pPr>
+    </w:lvl>
+    <w:lvl w:ilvl="1" w:tplc="04090017" w:tentative="1">
+      <w:start w:val="1"/>
+      <w:numFmt w:val="aiueoFullWidth"/>
+      <w:lvlText w:val="(%2)"/>
+      <w:lvlJc w:val="left"/>
+      <w:pPr>
+        <w:ind w:left="1060" w:hanging="440"/>
+      </w:pPr>
+    </w:lvl>
+    <w:lvl w:ilvl="2" w:tplc="04090011" w:tentative="1">
+      <w:start w:val="1"/>
+      <w:numFmt w:val="decimalEnclosedCircle"/>
+      <w:lvlText w:val="%3"/>
+      <w:lvlJc w:val="left"/>
+      <w:pPr>
+        <w:ind w:left="1500" w:hanging="440"/>
+      </w:pPr>
+    </w:lvl>
+    <w:lvl w:ilvl="3" w:tplc="0409000F" w:tentative="1">
+      <w:start w:val="1"/>
+      <w:numFmt w:val="decimal"/>
+      <w:lvlText w:val="%4."/>
+      <w:lvlJc w:val="left"/>
+      <w:pPr>
+        <w:ind w:left="1940" w:hanging="440"/>
+      </w:pPr>
+    </w:lvl>
+    <w:lvl w:ilvl="4" w:tplc="04090017" w:tentative="1">
+      <w:start w:val="1"/>
+      <w:numFmt w:val="aiueoFullWidth"/>
+      <w:lvlText w:val="(%5)"/>
+      <w:lvlJc w:val="left"/>
+      <w:pPr>
+        <w:ind w:left="2380" w:hanging="440"/>
+      </w:pPr>
+    </w:lvl>
+    <w:lvl w:ilvl="5" w:tplc="04090011" w:tentative="1">
+      <w:start w:val="1"/>
+      <w:numFmt w:val="decimalEnclosedCircle"/>
+      <w:lvlText w:val="%6"/>
+      <w:lvlJc w:val="left"/>
+      <w:pPr>
+        <w:ind w:left="2820" w:hanging="440"/>
+      </w:pPr>
+    </w:lvl>
+    <w:lvl w:ilvl="6" w:tplc="0409000F" w:tentative="1">
+      <w:start w:val="1"/>
+      <w:numFmt w:val="decimal"/>
+      <w:lvlText w:val="%7."/>
+      <w:lvlJc w:val="left"/>
+      <w:pPr>
+        <w:ind w:left="3260" w:hanging="440"/>
+      </w:pPr>
+    </w:lvl>
+    <w:lvl w:ilvl="7" w:tplc="04090017" w:tentative="1">
+      <w:start w:val="1"/>
+      <w:numFmt w:val="aiueoFullWidth"/>
+      <w:lvlText w:val="(%8)"/>
+      <w:lvlJc w:val="left"/>
+      <w:pPr>
+        <w:ind w:left="3700" w:hanging="440"/>
+      </w:pPr>
+    </w:lvl>
+    <w:lvl w:ilvl="8" w:tplc="04090011" w:tentative="1">
+      <w:start w:val="1"/>
+      <w:numFmt w:val="decimalEnclosedCircle"/>
+      <w:lvlText w:val="%9"/>
+      <w:lvlJc w:val="left"/>
+      <w:pPr>
+        <w:ind w:left="4140" w:hanging="440"/>
+      </w:pPr>
+    </w:lvl>
+  </w:abstractNum>
+  <w:abstractNum w:abstractNumId="8" w15:restartNumberingAfterBreak="0">
     <w:nsid w:val="08F371D9"/>
     <w:multiLevelType w:val="hybridMultilevel"/>
     <w:tmpl w:val="600064AE"/>
@@ -6663,7 +6655,7 @@
       </w:rPr>
     </w:lvl>
   </w:abstractNum>
-  <w:abstractNum w:abstractNumId="8" w15:restartNumberingAfterBreak="0">
+  <w:abstractNum w:abstractNumId="9" w15:restartNumberingAfterBreak="0">
     <w:nsid w:val="09F114FD"/>
     <w:multiLevelType w:val="hybridMultilevel"/>
     <w:tmpl w:val="1D325244"/>
@@ -6782,7 +6774,7 @@
       </w:pPr>
     </w:lvl>
   </w:abstractNum>
-  <w:abstractNum w:abstractNumId="9" w15:restartNumberingAfterBreak="0">
+  <w:abstractNum w:abstractNumId="10" w15:restartNumberingAfterBreak="0">
     <w:nsid w:val="09FB16A7"/>
     <w:multiLevelType w:val="hybridMultilevel"/>
     <w:tmpl w:val="C76636D0"/>
@@ -6925,7 +6917,7 @@
       </w:rPr>
     </w:lvl>
   </w:abstractNum>
-  <w:abstractNum w:abstractNumId="10" w15:restartNumberingAfterBreak="0">
+  <w:abstractNum w:abstractNumId="11" w15:restartNumberingAfterBreak="0">
     <w:nsid w:val="0BB97697"/>
     <w:multiLevelType w:val="hybridMultilevel"/>
     <w:tmpl w:val="614636BE"/>
@@ -7041,7 +7033,7 @@
       </w:pPr>
     </w:lvl>
   </w:abstractNum>
-  <w:abstractNum w:abstractNumId="11" w15:restartNumberingAfterBreak="0">
+  <w:abstractNum w:abstractNumId="12" w15:restartNumberingAfterBreak="0">
     <w:nsid w:val="0CBF38D2"/>
     <w:multiLevelType w:val="hybridMultilevel"/>
     <w:tmpl w:val="EAF66326"/>
@@ -7183,7 +7175,7 @@
       </w:rPr>
     </w:lvl>
   </w:abstractNum>
-  <w:abstractNum w:abstractNumId="12" w15:restartNumberingAfterBreak="0">
+  <w:abstractNum w:abstractNumId="13" w15:restartNumberingAfterBreak="0">
     <w:nsid w:val="0CBF3A48"/>
     <w:multiLevelType w:val="hybridMultilevel"/>
     <w:tmpl w:val="4A76F1EC"/>
@@ -7324,7 +7316,7 @@
       </w:rPr>
     </w:lvl>
   </w:abstractNum>
-  <w:abstractNum w:abstractNumId="13" w15:restartNumberingAfterBreak="0">
+  <w:abstractNum w:abstractNumId="14" w15:restartNumberingAfterBreak="0">
     <w:nsid w:val="0CC218F7"/>
     <w:multiLevelType w:val="hybridMultilevel"/>
     <w:tmpl w:val="0FEAC194"/>
@@ -7464,7 +7456,7 @@
       </w:rPr>
     </w:lvl>
   </w:abstractNum>
-  <w:abstractNum w:abstractNumId="14" w15:restartNumberingAfterBreak="0">
+  <w:abstractNum w:abstractNumId="15" w15:restartNumberingAfterBreak="0">
     <w:nsid w:val="0D4A7569"/>
     <w:multiLevelType w:val="hybridMultilevel"/>
     <w:tmpl w:val="5A0296B0"/>
@@ -7580,7 +7572,7 @@
       </w:pPr>
     </w:lvl>
   </w:abstractNum>
-  <w:abstractNum w:abstractNumId="15" w15:restartNumberingAfterBreak="0">
+  <w:abstractNum w:abstractNumId="16" w15:restartNumberingAfterBreak="0">
     <w:nsid w:val="0E753F6E"/>
     <w:multiLevelType w:val="hybridMultilevel"/>
     <w:tmpl w:val="2FCADC58"/>
@@ -7719,7 +7711,7 @@
       </w:rPr>
     </w:lvl>
   </w:abstractNum>
-  <w:abstractNum w:abstractNumId="16" w15:restartNumberingAfterBreak="0">
+  <w:abstractNum w:abstractNumId="17" w15:restartNumberingAfterBreak="0">
     <w:nsid w:val="105A7955"/>
     <w:multiLevelType w:val="hybridMultilevel"/>
     <w:tmpl w:val="FF38A0E0"/>
@@ -7864,7 +7856,7 @@
       </w:rPr>
     </w:lvl>
   </w:abstractNum>
-  <w:abstractNum w:abstractNumId="17" w15:restartNumberingAfterBreak="0">
+  <w:abstractNum w:abstractNumId="18" w15:restartNumberingAfterBreak="0">
     <w:nsid w:val="107A4483"/>
     <w:multiLevelType w:val="hybridMultilevel"/>
     <w:tmpl w:val="AEAA1C08"/>
@@ -7980,7 +7972,7 @@
       </w:pPr>
     </w:lvl>
   </w:abstractNum>
-  <w:abstractNum w:abstractNumId="18" w15:restartNumberingAfterBreak="0">
+  <w:abstractNum w:abstractNumId="19" w15:restartNumberingAfterBreak="0">
     <w:nsid w:val="112A39F1"/>
     <w:multiLevelType w:val="hybridMultilevel"/>
     <w:tmpl w:val="62EED0DE"/>
@@ -8096,7 +8088,7 @@
       </w:pPr>
     </w:lvl>
   </w:abstractNum>
-  <w:abstractNum w:abstractNumId="19" w15:restartNumberingAfterBreak="0">
+  <w:abstractNum w:abstractNumId="20" w15:restartNumberingAfterBreak="0">
     <w:nsid w:val="1139761E"/>
     <w:multiLevelType w:val="hybridMultilevel"/>
     <w:tmpl w:val="3F5AD838"/>
@@ -8236,7 +8228,7 @@
       </w:rPr>
     </w:lvl>
   </w:abstractNum>
-  <w:abstractNum w:abstractNumId="20" w15:restartNumberingAfterBreak="0">
+  <w:abstractNum w:abstractNumId="21" w15:restartNumberingAfterBreak="0">
     <w:nsid w:val="115D513B"/>
     <w:multiLevelType w:val="hybridMultilevel"/>
     <w:tmpl w:val="E3864388"/>
@@ -8352,7 +8344,7 @@
       </w:pPr>
     </w:lvl>
   </w:abstractNum>
-  <w:abstractNum w:abstractNumId="21" w15:restartNumberingAfterBreak="0">
+  <w:abstractNum w:abstractNumId="22" w15:restartNumberingAfterBreak="0">
     <w:nsid w:val="13084324"/>
     <w:multiLevelType w:val="hybridMultilevel"/>
     <w:tmpl w:val="90AED0EA"/>
@@ -8468,7 +8460,7 @@
       </w:pPr>
     </w:lvl>
   </w:abstractNum>
-  <w:abstractNum w:abstractNumId="22" w15:restartNumberingAfterBreak="0">
+  <w:abstractNum w:abstractNumId="23" w15:restartNumberingAfterBreak="0">
     <w:nsid w:val="13531054"/>
     <w:multiLevelType w:val="hybridMultilevel"/>
     <w:tmpl w:val="2E468618"/>
@@ -8584,7 +8576,7 @@
       </w:pPr>
     </w:lvl>
   </w:abstractNum>
-  <w:abstractNum w:abstractNumId="23" w15:restartNumberingAfterBreak="0">
+  <w:abstractNum w:abstractNumId="24" w15:restartNumberingAfterBreak="0">
     <w:nsid w:val="146B75E4"/>
     <w:multiLevelType w:val="hybridMultilevel"/>
     <w:tmpl w:val="18640818"/>
@@ -8700,7 +8692,7 @@
       </w:pPr>
     </w:lvl>
   </w:abstractNum>
-  <w:abstractNum w:abstractNumId="24" w15:restartNumberingAfterBreak="0">
+  <w:abstractNum w:abstractNumId="25" w15:restartNumberingAfterBreak="0">
     <w:nsid w:val="156B5001"/>
     <w:multiLevelType w:val="hybridMultilevel"/>
     <w:tmpl w:val="2AFEB978"/>
@@ -8839,7 +8831,7 @@
       </w:rPr>
     </w:lvl>
   </w:abstractNum>
-  <w:abstractNum w:abstractNumId="25" w15:restartNumberingAfterBreak="0">
+  <w:abstractNum w:abstractNumId="26" w15:restartNumberingAfterBreak="0">
     <w:nsid w:val="17997BC6"/>
     <w:multiLevelType w:val="hybridMultilevel"/>
     <w:tmpl w:val="69DA4B4A"/>
@@ -8960,7 +8952,7 @@
       </w:pPr>
     </w:lvl>
   </w:abstractNum>
-  <w:abstractNum w:abstractNumId="26" w15:restartNumberingAfterBreak="0">
+  <w:abstractNum w:abstractNumId="27" w15:restartNumberingAfterBreak="0">
     <w:nsid w:val="18663720"/>
     <w:multiLevelType w:val="hybridMultilevel"/>
     <w:tmpl w:val="313C5B04"/>
@@ -9104,7 +9096,7 @@
       </w:rPr>
     </w:lvl>
   </w:abstractNum>
-  <w:abstractNum w:abstractNumId="27" w15:restartNumberingAfterBreak="0">
+  <w:abstractNum w:abstractNumId="28" w15:restartNumberingAfterBreak="0">
     <w:nsid w:val="196863DC"/>
     <w:multiLevelType w:val="hybridMultilevel"/>
     <w:tmpl w:val="593017BA"/>
@@ -9220,7 +9212,7 @@
       </w:pPr>
     </w:lvl>
   </w:abstractNum>
-  <w:abstractNum w:abstractNumId="28" w15:restartNumberingAfterBreak="0">
+  <w:abstractNum w:abstractNumId="29" w15:restartNumberingAfterBreak="0">
     <w:nsid w:val="1A892765"/>
     <w:multiLevelType w:val="hybridMultilevel"/>
     <w:tmpl w:val="8BA6EB6E"/>
@@ -9339,7 +9331,7 @@
       </w:pPr>
     </w:lvl>
   </w:abstractNum>
-  <w:abstractNum w:abstractNumId="29" w15:restartNumberingAfterBreak="0">
+  <w:abstractNum w:abstractNumId="30" w15:restartNumberingAfterBreak="0">
     <w:nsid w:val="1AEA267B"/>
     <w:multiLevelType w:val="hybridMultilevel"/>
     <w:tmpl w:val="ACD4C61E"/>
@@ -9481,7 +9473,7 @@
       </w:rPr>
     </w:lvl>
   </w:abstractNum>
-  <w:abstractNum w:abstractNumId="30" w15:restartNumberingAfterBreak="0">
+  <w:abstractNum w:abstractNumId="31" w15:restartNumberingAfterBreak="0">
     <w:nsid w:val="1D28412F"/>
     <w:multiLevelType w:val="hybridMultilevel"/>
     <w:tmpl w:val="C5F039A2"/>
@@ -9620,7 +9612,7 @@
       </w:rPr>
     </w:lvl>
   </w:abstractNum>
-  <w:abstractNum w:abstractNumId="31" w15:restartNumberingAfterBreak="0">
+  <w:abstractNum w:abstractNumId="32" w15:restartNumberingAfterBreak="0">
     <w:nsid w:val="1D5D2768"/>
     <w:multiLevelType w:val="hybridMultilevel"/>
     <w:tmpl w:val="C256D52C"/>
@@ -9736,7 +9728,7 @@
       </w:pPr>
     </w:lvl>
   </w:abstractNum>
-  <w:abstractNum w:abstractNumId="32" w15:restartNumberingAfterBreak="0">
+  <w:abstractNum w:abstractNumId="33" w15:restartNumberingAfterBreak="0">
     <w:nsid w:val="1F3F67C4"/>
     <w:multiLevelType w:val="hybridMultilevel"/>
     <w:tmpl w:val="1BF62148"/>
@@ -9852,7 +9844,7 @@
       </w:pPr>
     </w:lvl>
   </w:abstractNum>
-  <w:abstractNum w:abstractNumId="33" w15:restartNumberingAfterBreak="0">
+  <w:abstractNum w:abstractNumId="34" w15:restartNumberingAfterBreak="0">
     <w:nsid w:val="22FB30D5"/>
     <w:multiLevelType w:val="hybridMultilevel"/>
     <w:tmpl w:val="885E225C"/>
@@ -9941,7 +9933,7 @@
       </w:pPr>
     </w:lvl>
   </w:abstractNum>
-  <w:abstractNum w:abstractNumId="34" w15:restartNumberingAfterBreak="0">
+  <w:abstractNum w:abstractNumId="35" w15:restartNumberingAfterBreak="0">
     <w:nsid w:val="239C6050"/>
     <w:multiLevelType w:val="hybridMultilevel"/>
     <w:tmpl w:val="51129F98"/>
@@ -10081,7 +10073,7 @@
       </w:rPr>
     </w:lvl>
   </w:abstractNum>
-  <w:abstractNum w:abstractNumId="35" w15:restartNumberingAfterBreak="0">
+  <w:abstractNum w:abstractNumId="36" w15:restartNumberingAfterBreak="0">
     <w:nsid w:val="24475E23"/>
     <w:multiLevelType w:val="hybridMultilevel"/>
     <w:tmpl w:val="8D4C18B8"/>
@@ -10199,7 +10191,7 @@
       </w:pPr>
     </w:lvl>
   </w:abstractNum>
-  <w:abstractNum w:abstractNumId="36" w15:restartNumberingAfterBreak="0">
+  <w:abstractNum w:abstractNumId="37" w15:restartNumberingAfterBreak="0">
     <w:nsid w:val="246B67D5"/>
     <w:multiLevelType w:val="hybridMultilevel"/>
     <w:tmpl w:val="05CA5CAC"/>
@@ -10315,7 +10307,7 @@
       </w:pPr>
     </w:lvl>
   </w:abstractNum>
-  <w:abstractNum w:abstractNumId="37" w15:restartNumberingAfterBreak="0">
+  <w:abstractNum w:abstractNumId="38" w15:restartNumberingAfterBreak="0">
     <w:nsid w:val="264B4547"/>
     <w:multiLevelType w:val="hybridMultilevel"/>
     <w:tmpl w:val="02889D84"/>
@@ -10456,7 +10448,7 @@
       </w:rPr>
     </w:lvl>
   </w:abstractNum>
-  <w:abstractNum w:abstractNumId="38" w15:restartNumberingAfterBreak="0">
+  <w:abstractNum w:abstractNumId="39" w15:restartNumberingAfterBreak="0">
     <w:nsid w:val="271D3245"/>
     <w:multiLevelType w:val="hybridMultilevel"/>
     <w:tmpl w:val="0C9614EE"/>
@@ -10572,7 +10564,7 @@
       </w:pPr>
     </w:lvl>
   </w:abstractNum>
-  <w:abstractNum w:abstractNumId="39" w15:restartNumberingAfterBreak="0">
+  <w:abstractNum w:abstractNumId="40" w15:restartNumberingAfterBreak="0">
     <w:nsid w:val="2A4A1C21"/>
     <w:multiLevelType w:val="hybridMultilevel"/>
     <w:tmpl w:val="B2C4BF18"/>
@@ -10661,7 +10653,7 @@
       </w:pPr>
     </w:lvl>
   </w:abstractNum>
-  <w:abstractNum w:abstractNumId="40" w15:restartNumberingAfterBreak="0">
+  <w:abstractNum w:abstractNumId="41" w15:restartNumberingAfterBreak="0">
     <w:nsid w:val="2AFB25C6"/>
     <w:multiLevelType w:val="hybridMultilevel"/>
     <w:tmpl w:val="11625E3C"/>
@@ -10800,7 +10792,7 @@
       </w:rPr>
     </w:lvl>
   </w:abstractNum>
-  <w:abstractNum w:abstractNumId="41" w15:restartNumberingAfterBreak="0">
+  <w:abstractNum w:abstractNumId="42" w15:restartNumberingAfterBreak="0">
     <w:nsid w:val="2BBB6424"/>
     <w:multiLevelType w:val="hybridMultilevel"/>
     <w:tmpl w:val="058AC4B6"/>
@@ -10892,7 +10884,7 @@
       </w:pPr>
     </w:lvl>
   </w:abstractNum>
-  <w:abstractNum w:abstractNumId="42" w15:restartNumberingAfterBreak="0">
+  <w:abstractNum w:abstractNumId="43" w15:restartNumberingAfterBreak="0">
     <w:nsid w:val="2BDC4839"/>
     <w:multiLevelType w:val="hybridMultilevel"/>
     <w:tmpl w:val="13727ACC"/>
@@ -11031,7 +11023,7 @@
       </w:rPr>
     </w:lvl>
   </w:abstractNum>
-  <w:abstractNum w:abstractNumId="43" w15:restartNumberingAfterBreak="0">
+  <w:abstractNum w:abstractNumId="44" w15:restartNumberingAfterBreak="0">
     <w:nsid w:val="2C724551"/>
     <w:multiLevelType w:val="hybridMultilevel"/>
     <w:tmpl w:val="1C08A9F0"/>
@@ -11120,7 +11112,7 @@
       </w:pPr>
     </w:lvl>
   </w:abstractNum>
-  <w:abstractNum w:abstractNumId="44" w15:restartNumberingAfterBreak="0">
+  <w:abstractNum w:abstractNumId="45" w15:restartNumberingAfterBreak="0">
     <w:nsid w:val="2C916CA9"/>
     <w:multiLevelType w:val="hybridMultilevel"/>
     <w:tmpl w:val="502882A2"/>
@@ -11259,7 +11251,7 @@
       </w:rPr>
     </w:lvl>
   </w:abstractNum>
-  <w:abstractNum w:abstractNumId="45" w15:restartNumberingAfterBreak="0">
+  <w:abstractNum w:abstractNumId="46" w15:restartNumberingAfterBreak="0">
     <w:nsid w:val="2D303C5B"/>
     <w:multiLevelType w:val="hybridMultilevel"/>
     <w:tmpl w:val="DC009642"/>
@@ -11375,7 +11367,7 @@
       </w:pPr>
     </w:lvl>
   </w:abstractNum>
-  <w:abstractNum w:abstractNumId="46" w15:restartNumberingAfterBreak="0">
+  <w:abstractNum w:abstractNumId="47" w15:restartNumberingAfterBreak="0">
     <w:nsid w:val="2E412B97"/>
     <w:multiLevelType w:val="hybridMultilevel"/>
     <w:tmpl w:val="0BCC110C"/>
@@ -11487,7 +11479,7 @@
       </w:rPr>
     </w:lvl>
   </w:abstractNum>
-  <w:abstractNum w:abstractNumId="47" w15:restartNumberingAfterBreak="0">
+  <w:abstractNum w:abstractNumId="48" w15:restartNumberingAfterBreak="0">
     <w:nsid w:val="2E507E99"/>
     <w:multiLevelType w:val="hybridMultilevel"/>
     <w:tmpl w:val="5E78AF00"/>
@@ -11603,7 +11595,7 @@
       </w:pPr>
     </w:lvl>
   </w:abstractNum>
-  <w:abstractNum w:abstractNumId="48" w15:restartNumberingAfterBreak="0">
+  <w:abstractNum w:abstractNumId="49" w15:restartNumberingAfterBreak="0">
     <w:nsid w:val="2E581A8B"/>
     <w:multiLevelType w:val="hybridMultilevel"/>
     <w:tmpl w:val="03E22CC2"/>
@@ -11743,7 +11735,7 @@
       </w:rPr>
     </w:lvl>
   </w:abstractNum>
-  <w:abstractNum w:abstractNumId="49" w15:restartNumberingAfterBreak="0">
+  <w:abstractNum w:abstractNumId="50" w15:restartNumberingAfterBreak="0">
     <w:nsid w:val="2E873D83"/>
     <w:multiLevelType w:val="hybridMultilevel"/>
     <w:tmpl w:val="04964548"/>
@@ -11882,7 +11874,7 @@
       </w:rPr>
     </w:lvl>
   </w:abstractNum>
-  <w:abstractNum w:abstractNumId="50" w15:restartNumberingAfterBreak="0">
+  <w:abstractNum w:abstractNumId="51" w15:restartNumberingAfterBreak="0">
     <w:nsid w:val="2EEF35B0"/>
     <w:multiLevelType w:val="hybridMultilevel"/>
     <w:tmpl w:val="828EF05A"/>
@@ -11998,7 +11990,7 @@
       </w:pPr>
     </w:lvl>
   </w:abstractNum>
-  <w:abstractNum w:abstractNumId="51" w15:restartNumberingAfterBreak="0">
+  <w:abstractNum w:abstractNumId="52" w15:restartNumberingAfterBreak="0">
     <w:nsid w:val="2FD40180"/>
     <w:multiLevelType w:val="hybridMultilevel"/>
     <w:tmpl w:val="935EF6B0"/>
@@ -12114,7 +12106,7 @@
       </w:pPr>
     </w:lvl>
   </w:abstractNum>
-  <w:abstractNum w:abstractNumId="52" w15:restartNumberingAfterBreak="0">
+  <w:abstractNum w:abstractNumId="53" w15:restartNumberingAfterBreak="0">
     <w:nsid w:val="30166BFA"/>
     <w:multiLevelType w:val="hybridMultilevel"/>
     <w:tmpl w:val="07164C24"/>
@@ -12230,7 +12222,7 @@
       </w:pPr>
     </w:lvl>
   </w:abstractNum>
-  <w:abstractNum w:abstractNumId="53" w15:restartNumberingAfterBreak="0">
+  <w:abstractNum w:abstractNumId="54" w15:restartNumberingAfterBreak="0">
     <w:nsid w:val="317A4701"/>
     <w:multiLevelType w:val="hybridMultilevel"/>
     <w:tmpl w:val="8DC8B976"/>
@@ -12347,7 +12339,7 @@
       </w:pPr>
     </w:lvl>
   </w:abstractNum>
-  <w:abstractNum w:abstractNumId="54" w15:restartNumberingAfterBreak="0">
+  <w:abstractNum w:abstractNumId="55" w15:restartNumberingAfterBreak="0">
     <w:nsid w:val="31A70DB6"/>
     <w:multiLevelType w:val="hybridMultilevel"/>
     <w:tmpl w:val="25BE508C"/>
@@ -12489,7 +12481,7 @@
       </w:rPr>
     </w:lvl>
   </w:abstractNum>
-  <w:abstractNum w:abstractNumId="55" w15:restartNumberingAfterBreak="0">
+  <w:abstractNum w:abstractNumId="56" w15:restartNumberingAfterBreak="0">
     <w:nsid w:val="31B5358D"/>
     <w:multiLevelType w:val="hybridMultilevel"/>
     <w:tmpl w:val="3C143CC0"/>
@@ -12605,7 +12597,7 @@
       </w:pPr>
     </w:lvl>
   </w:abstractNum>
-  <w:abstractNum w:abstractNumId="56" w15:restartNumberingAfterBreak="0">
+  <w:abstractNum w:abstractNumId="57" w15:restartNumberingAfterBreak="0">
     <w:nsid w:val="32B0573F"/>
     <w:multiLevelType w:val="hybridMultilevel"/>
     <w:tmpl w:val="4F561908"/>
@@ -12721,7 +12713,7 @@
       </w:pPr>
     </w:lvl>
   </w:abstractNum>
-  <w:abstractNum w:abstractNumId="57" w15:restartNumberingAfterBreak="0">
+  <w:abstractNum w:abstractNumId="58" w15:restartNumberingAfterBreak="0">
     <w:nsid w:val="3588655B"/>
     <w:multiLevelType w:val="hybridMultilevel"/>
     <w:tmpl w:val="885E225C"/>
@@ -12810,7 +12802,7 @@
       </w:pPr>
     </w:lvl>
   </w:abstractNum>
-  <w:abstractNum w:abstractNumId="58" w15:restartNumberingAfterBreak="0">
+  <w:abstractNum w:abstractNumId="59" w15:restartNumberingAfterBreak="0">
     <w:nsid w:val="358A29B0"/>
     <w:multiLevelType w:val="hybridMultilevel"/>
     <w:tmpl w:val="00B0D988"/>
@@ -12952,7 +12944,7 @@
       </w:rPr>
     </w:lvl>
   </w:abstractNum>
-  <w:abstractNum w:abstractNumId="59" w15:restartNumberingAfterBreak="0">
+  <w:abstractNum w:abstractNumId="60" w15:restartNumberingAfterBreak="0">
     <w:nsid w:val="35CE54B0"/>
     <w:multiLevelType w:val="hybridMultilevel"/>
     <w:tmpl w:val="A4529000"/>
@@ -13096,7 +13088,7 @@
       </w:rPr>
     </w:lvl>
   </w:abstractNum>
-  <w:abstractNum w:abstractNumId="60" w15:restartNumberingAfterBreak="0">
+  <w:abstractNum w:abstractNumId="61" w15:restartNumberingAfterBreak="0">
     <w:nsid w:val="393C649B"/>
     <w:multiLevelType w:val="hybridMultilevel"/>
     <w:tmpl w:val="7B8E70E0"/>
@@ -13213,7 +13205,7 @@
       </w:pPr>
     </w:lvl>
   </w:abstractNum>
-  <w:abstractNum w:abstractNumId="61" w15:restartNumberingAfterBreak="0">
+  <w:abstractNum w:abstractNumId="62" w15:restartNumberingAfterBreak="0">
     <w:nsid w:val="3ADB21CE"/>
     <w:multiLevelType w:val="hybridMultilevel"/>
     <w:tmpl w:val="D93A2B52"/>
@@ -13308,7 +13300,7 @@
       </w:pPr>
     </w:lvl>
   </w:abstractNum>
-  <w:abstractNum w:abstractNumId="62" w15:restartNumberingAfterBreak="0">
+  <w:abstractNum w:abstractNumId="63" w15:restartNumberingAfterBreak="0">
     <w:nsid w:val="3ADC4BC2"/>
     <w:multiLevelType w:val="hybridMultilevel"/>
     <w:tmpl w:val="ED5C7F7E"/>
@@ -13424,7 +13416,7 @@
       </w:pPr>
     </w:lvl>
   </w:abstractNum>
-  <w:abstractNum w:abstractNumId="63" w15:restartNumberingAfterBreak="0">
+  <w:abstractNum w:abstractNumId="64" w15:restartNumberingAfterBreak="0">
     <w:nsid w:val="3B270ED7"/>
     <w:multiLevelType w:val="hybridMultilevel"/>
     <w:tmpl w:val="15B40BD6"/>
@@ -13541,7 +13533,7 @@
       </w:pPr>
     </w:lvl>
   </w:abstractNum>
-  <w:abstractNum w:abstractNumId="64" w15:restartNumberingAfterBreak="0">
+  <w:abstractNum w:abstractNumId="65" w15:restartNumberingAfterBreak="0">
     <w:nsid w:val="3C7D4E99"/>
     <w:multiLevelType w:val="hybridMultilevel"/>
     <w:tmpl w:val="A9F6B83A"/>
@@ -13654,7 +13646,7 @@
       </w:pPr>
     </w:lvl>
   </w:abstractNum>
-  <w:abstractNum w:abstractNumId="65" w15:restartNumberingAfterBreak="0">
+  <w:abstractNum w:abstractNumId="66" w15:restartNumberingAfterBreak="0">
     <w:nsid w:val="3DD37EC8"/>
     <w:multiLevelType w:val="hybridMultilevel"/>
     <w:tmpl w:val="460462E6"/>
@@ -13770,7 +13762,7 @@
       </w:pPr>
     </w:lvl>
   </w:abstractNum>
-  <w:abstractNum w:abstractNumId="66" w15:restartNumberingAfterBreak="0">
+  <w:abstractNum w:abstractNumId="67" w15:restartNumberingAfterBreak="0">
     <w:nsid w:val="3E753E00"/>
     <w:multiLevelType w:val="hybridMultilevel"/>
     <w:tmpl w:val="A1A261D8"/>
@@ -13886,7 +13878,7 @@
       </w:pPr>
     </w:lvl>
   </w:abstractNum>
-  <w:abstractNum w:abstractNumId="67" w15:restartNumberingAfterBreak="0">
+  <w:abstractNum w:abstractNumId="68" w15:restartNumberingAfterBreak="0">
     <w:nsid w:val="40EB3178"/>
     <w:multiLevelType w:val="hybridMultilevel"/>
     <w:tmpl w:val="F1D643B0"/>
@@ -13975,7 +13967,7 @@
       </w:pPr>
     </w:lvl>
   </w:abstractNum>
-  <w:abstractNum w:abstractNumId="68" w15:restartNumberingAfterBreak="0">
+  <w:abstractNum w:abstractNumId="69" w15:restartNumberingAfterBreak="0">
     <w:nsid w:val="4101019E"/>
     <w:multiLevelType w:val="hybridMultilevel"/>
     <w:tmpl w:val="677C9048"/>
@@ -14091,7 +14083,7 @@
       </w:pPr>
     </w:lvl>
   </w:abstractNum>
-  <w:abstractNum w:abstractNumId="69" w15:restartNumberingAfterBreak="0">
+  <w:abstractNum w:abstractNumId="70" w15:restartNumberingAfterBreak="0">
     <w:nsid w:val="41017C7D"/>
     <w:multiLevelType w:val="hybridMultilevel"/>
     <w:tmpl w:val="BAA28C3A"/>
@@ -14207,7 +14199,7 @@
       </w:pPr>
     </w:lvl>
   </w:abstractNum>
-  <w:abstractNum w:abstractNumId="70" w15:restartNumberingAfterBreak="0">
+  <w:abstractNum w:abstractNumId="71" w15:restartNumberingAfterBreak="0">
     <w:nsid w:val="4119243E"/>
     <w:multiLevelType w:val="hybridMultilevel"/>
     <w:tmpl w:val="EA0EDE58"/>
@@ -14323,7 +14315,7 @@
       </w:pPr>
     </w:lvl>
   </w:abstractNum>
-  <w:abstractNum w:abstractNumId="71" w15:restartNumberingAfterBreak="0">
+  <w:abstractNum w:abstractNumId="72" w15:restartNumberingAfterBreak="0">
     <w:nsid w:val="420C0F36"/>
     <w:multiLevelType w:val="hybridMultilevel"/>
     <w:tmpl w:val="0BEEEAF2"/>
@@ -14439,7 +14431,7 @@
       </w:pPr>
     </w:lvl>
   </w:abstractNum>
-  <w:abstractNum w:abstractNumId="72" w15:restartNumberingAfterBreak="0">
+  <w:abstractNum w:abstractNumId="73" w15:restartNumberingAfterBreak="0">
     <w:nsid w:val="42B438E7"/>
     <w:multiLevelType w:val="hybridMultilevel"/>
     <w:tmpl w:val="89C26970"/>
@@ -14558,7 +14550,7 @@
       </w:pPr>
     </w:lvl>
   </w:abstractNum>
-  <w:abstractNum w:abstractNumId="73" w15:restartNumberingAfterBreak="0">
+  <w:abstractNum w:abstractNumId="74" w15:restartNumberingAfterBreak="0">
     <w:nsid w:val="43444183"/>
     <w:multiLevelType w:val="hybridMultilevel"/>
     <w:tmpl w:val="6D282FB4"/>
@@ -14674,7 +14666,7 @@
       </w:pPr>
     </w:lvl>
   </w:abstractNum>
-  <w:abstractNum w:abstractNumId="74" w15:restartNumberingAfterBreak="0">
+  <w:abstractNum w:abstractNumId="75" w15:restartNumberingAfterBreak="0">
     <w:nsid w:val="44681F71"/>
     <w:multiLevelType w:val="hybridMultilevel"/>
     <w:tmpl w:val="0C14C5A6"/>
@@ -14790,7 +14782,7 @@
       </w:pPr>
     </w:lvl>
   </w:abstractNum>
-  <w:abstractNum w:abstractNumId="75" w15:restartNumberingAfterBreak="0">
+  <w:abstractNum w:abstractNumId="76" w15:restartNumberingAfterBreak="0">
     <w:nsid w:val="44DD11C9"/>
     <w:multiLevelType w:val="hybridMultilevel"/>
     <w:tmpl w:val="BC8CF694"/>
@@ -14929,7 +14921,7 @@
       </w:rPr>
     </w:lvl>
   </w:abstractNum>
-  <w:abstractNum w:abstractNumId="76" w15:restartNumberingAfterBreak="0">
+  <w:abstractNum w:abstractNumId="77" w15:restartNumberingAfterBreak="0">
     <w:nsid w:val="462360A2"/>
     <w:multiLevelType w:val="hybridMultilevel"/>
     <w:tmpl w:val="7FA2EB2C"/>
@@ -15048,7 +15040,7 @@
       </w:pPr>
     </w:lvl>
   </w:abstractNum>
-  <w:abstractNum w:abstractNumId="77" w15:restartNumberingAfterBreak="0">
+  <w:abstractNum w:abstractNumId="78" w15:restartNumberingAfterBreak="0">
     <w:nsid w:val="46377396"/>
     <w:multiLevelType w:val="hybridMultilevel"/>
     <w:tmpl w:val="08C6D4CE"/>
@@ -15164,7 +15156,7 @@
       </w:pPr>
     </w:lvl>
   </w:abstractNum>
-  <w:abstractNum w:abstractNumId="78" w15:restartNumberingAfterBreak="0">
+  <w:abstractNum w:abstractNumId="79" w15:restartNumberingAfterBreak="0">
     <w:nsid w:val="468944A6"/>
     <w:multiLevelType w:val="hybridMultilevel"/>
     <w:tmpl w:val="2DB01D88"/>
@@ -15303,7 +15295,7 @@
       </w:rPr>
     </w:lvl>
   </w:abstractNum>
-  <w:abstractNum w:abstractNumId="79" w15:restartNumberingAfterBreak="0">
+  <w:abstractNum w:abstractNumId="80" w15:restartNumberingAfterBreak="0">
     <w:nsid w:val="479A1BAB"/>
     <w:multiLevelType w:val="hybridMultilevel"/>
     <w:tmpl w:val="3C4EEEF0"/>
@@ -15442,7 +15434,7 @@
       </w:rPr>
     </w:lvl>
   </w:abstractNum>
-  <w:abstractNum w:abstractNumId="80" w15:restartNumberingAfterBreak="0">
+  <w:abstractNum w:abstractNumId="81" w15:restartNumberingAfterBreak="0">
     <w:nsid w:val="47B106F1"/>
     <w:multiLevelType w:val="hybridMultilevel"/>
     <w:tmpl w:val="E85246AC"/>
@@ -15558,7 +15550,7 @@
       </w:rPr>
     </w:lvl>
   </w:abstractNum>
-  <w:abstractNum w:abstractNumId="81" w15:restartNumberingAfterBreak="0">
+  <w:abstractNum w:abstractNumId="82" w15:restartNumberingAfterBreak="0">
     <w:nsid w:val="488569AE"/>
     <w:multiLevelType w:val="hybridMultilevel"/>
     <w:tmpl w:val="399800F8"/>
@@ -15674,7 +15666,7 @@
       </w:pPr>
     </w:lvl>
   </w:abstractNum>
-  <w:abstractNum w:abstractNumId="82" w15:restartNumberingAfterBreak="0">
+  <w:abstractNum w:abstractNumId="83" w15:restartNumberingAfterBreak="0">
     <w:nsid w:val="4A710AB5"/>
     <w:multiLevelType w:val="hybridMultilevel"/>
     <w:tmpl w:val="ED3485B0"/>
@@ -15763,7 +15755,7 @@
       </w:pPr>
     </w:lvl>
   </w:abstractNum>
-  <w:abstractNum w:abstractNumId="83" w15:restartNumberingAfterBreak="0">
+  <w:abstractNum w:abstractNumId="84" w15:restartNumberingAfterBreak="0">
     <w:nsid w:val="4A7E7816"/>
     <w:multiLevelType w:val="hybridMultilevel"/>
     <w:tmpl w:val="ACD029F6"/>
@@ -15904,7 +15896,7 @@
       </w:rPr>
     </w:lvl>
   </w:abstractNum>
-  <w:abstractNum w:abstractNumId="84" w15:restartNumberingAfterBreak="0">
+  <w:abstractNum w:abstractNumId="85" w15:restartNumberingAfterBreak="0">
     <w:nsid w:val="4ADD43E7"/>
     <w:multiLevelType w:val="hybridMultilevel"/>
     <w:tmpl w:val="79366990"/>
@@ -16020,7 +16012,7 @@
       </w:pPr>
     </w:lvl>
   </w:abstractNum>
-  <w:abstractNum w:abstractNumId="85" w15:restartNumberingAfterBreak="0">
+  <w:abstractNum w:abstractNumId="86" w15:restartNumberingAfterBreak="0">
     <w:nsid w:val="4AE910C3"/>
     <w:multiLevelType w:val="hybridMultilevel"/>
     <w:tmpl w:val="9B3000DC"/>
@@ -16136,7 +16128,7 @@
       </w:pPr>
     </w:lvl>
   </w:abstractNum>
-  <w:abstractNum w:abstractNumId="86" w15:restartNumberingAfterBreak="0">
+  <w:abstractNum w:abstractNumId="87" w15:restartNumberingAfterBreak="0">
     <w:nsid w:val="4C4654D8"/>
     <w:multiLevelType w:val="hybridMultilevel"/>
     <w:tmpl w:val="75ACEA36"/>
@@ -16252,7 +16244,7 @@
       </w:pPr>
     </w:lvl>
   </w:abstractNum>
-  <w:abstractNum w:abstractNumId="87" w15:restartNumberingAfterBreak="0">
+  <w:abstractNum w:abstractNumId="88" w15:restartNumberingAfterBreak="0">
     <w:nsid w:val="4E223735"/>
     <w:multiLevelType w:val="hybridMultilevel"/>
     <w:tmpl w:val="91482530"/>
@@ -16392,7 +16384,7 @@
       </w:rPr>
     </w:lvl>
   </w:abstractNum>
-  <w:abstractNum w:abstractNumId="88" w15:restartNumberingAfterBreak="0">
+  <w:abstractNum w:abstractNumId="89" w15:restartNumberingAfterBreak="0">
     <w:nsid w:val="4E542C32"/>
     <w:multiLevelType w:val="hybridMultilevel"/>
     <w:tmpl w:val="F9C82642"/>
@@ -16508,7 +16500,7 @@
       </w:pPr>
     </w:lvl>
   </w:abstractNum>
-  <w:abstractNum w:abstractNumId="89" w15:restartNumberingAfterBreak="0">
+  <w:abstractNum w:abstractNumId="90" w15:restartNumberingAfterBreak="0">
     <w:nsid w:val="4E641EB3"/>
     <w:multiLevelType w:val="hybridMultilevel"/>
     <w:tmpl w:val="F4760AC0"/>
@@ -16624,7 +16616,7 @@
       </w:pPr>
     </w:lvl>
   </w:abstractNum>
-  <w:abstractNum w:abstractNumId="90" w15:restartNumberingAfterBreak="0">
+  <w:abstractNum w:abstractNumId="91" w15:restartNumberingAfterBreak="0">
     <w:nsid w:val="4E7E0B37"/>
     <w:multiLevelType w:val="hybridMultilevel"/>
     <w:tmpl w:val="FE6AE7F8"/>
@@ -16746,7 +16738,7 @@
       </w:pPr>
     </w:lvl>
   </w:abstractNum>
-  <w:abstractNum w:abstractNumId="91" w15:restartNumberingAfterBreak="0">
+  <w:abstractNum w:abstractNumId="92" w15:restartNumberingAfterBreak="0">
     <w:nsid w:val="4F0250C8"/>
     <w:multiLevelType w:val="hybridMultilevel"/>
     <w:tmpl w:val="EEB2E612"/>
@@ -16860,7 +16852,7 @@
       </w:rPr>
     </w:lvl>
   </w:abstractNum>
-  <w:abstractNum w:abstractNumId="92" w15:restartNumberingAfterBreak="0">
+  <w:abstractNum w:abstractNumId="93" w15:restartNumberingAfterBreak="0">
     <w:nsid w:val="4F45485A"/>
     <w:multiLevelType w:val="hybridMultilevel"/>
     <w:tmpl w:val="DD2EE2B8"/>
@@ -16976,7 +16968,7 @@
       </w:pPr>
     </w:lvl>
   </w:abstractNum>
-  <w:abstractNum w:abstractNumId="93" w15:restartNumberingAfterBreak="0">
+  <w:abstractNum w:abstractNumId="94" w15:restartNumberingAfterBreak="0">
     <w:nsid w:val="4FAE1866"/>
     <w:multiLevelType w:val="hybridMultilevel"/>
     <w:tmpl w:val="6890CA56"/>
@@ -17092,7 +17084,7 @@
       </w:pPr>
     </w:lvl>
   </w:abstractNum>
-  <w:abstractNum w:abstractNumId="94" w15:restartNumberingAfterBreak="0">
+  <w:abstractNum w:abstractNumId="95" w15:restartNumberingAfterBreak="0">
     <w:nsid w:val="506618F4"/>
     <w:multiLevelType w:val="hybridMultilevel"/>
     <w:tmpl w:val="D040AE5A"/>
@@ -17210,7 +17202,7 @@
       </w:pPr>
     </w:lvl>
   </w:abstractNum>
-  <w:abstractNum w:abstractNumId="95" w15:restartNumberingAfterBreak="0">
+  <w:abstractNum w:abstractNumId="96" w15:restartNumberingAfterBreak="0">
     <w:nsid w:val="50B90E39"/>
     <w:multiLevelType w:val="hybridMultilevel"/>
     <w:tmpl w:val="665EBE84"/>
@@ -17351,7 +17343,7 @@
       </w:rPr>
     </w:lvl>
   </w:abstractNum>
-  <w:abstractNum w:abstractNumId="96" w15:restartNumberingAfterBreak="0">
+  <w:abstractNum w:abstractNumId="97" w15:restartNumberingAfterBreak="0">
     <w:nsid w:val="50BC03D1"/>
     <w:multiLevelType w:val="hybridMultilevel"/>
     <w:tmpl w:val="C9008E3A"/>
@@ -17490,7 +17482,7 @@
       </w:rPr>
     </w:lvl>
   </w:abstractNum>
-  <w:abstractNum w:abstractNumId="97" w15:restartNumberingAfterBreak="0">
+  <w:abstractNum w:abstractNumId="98" w15:restartNumberingAfterBreak="0">
     <w:nsid w:val="50DA031E"/>
     <w:multiLevelType w:val="hybridMultilevel"/>
     <w:tmpl w:val="2B62C7C4"/>
@@ -17634,7 +17626,7 @@
       </w:rPr>
     </w:lvl>
   </w:abstractNum>
-  <w:abstractNum w:abstractNumId="98" w15:restartNumberingAfterBreak="0">
+  <w:abstractNum w:abstractNumId="99" w15:restartNumberingAfterBreak="0">
     <w:nsid w:val="519B6F8D"/>
     <w:multiLevelType w:val="hybridMultilevel"/>
     <w:tmpl w:val="93CA509C"/>
@@ -17726,7 +17718,7 @@
       </w:pPr>
     </w:lvl>
   </w:abstractNum>
-  <w:abstractNum w:abstractNumId="99" w15:restartNumberingAfterBreak="0">
+  <w:abstractNum w:abstractNumId="100" w15:restartNumberingAfterBreak="0">
     <w:nsid w:val="51C65E46"/>
     <w:multiLevelType w:val="hybridMultilevel"/>
     <w:tmpl w:val="13980394"/>
@@ -17842,7 +17834,7 @@
       </w:pPr>
     </w:lvl>
   </w:abstractNum>
-  <w:abstractNum w:abstractNumId="100" w15:restartNumberingAfterBreak="0">
+  <w:abstractNum w:abstractNumId="101" w15:restartNumberingAfterBreak="0">
     <w:nsid w:val="53827672"/>
     <w:multiLevelType w:val="hybridMultilevel"/>
     <w:tmpl w:val="4192E5B6"/>
@@ -17958,7 +17950,7 @@
       </w:pPr>
     </w:lvl>
   </w:abstractNum>
-  <w:abstractNum w:abstractNumId="101" w15:restartNumberingAfterBreak="0">
+  <w:abstractNum w:abstractNumId="102" w15:restartNumberingAfterBreak="0">
     <w:nsid w:val="569443FB"/>
     <w:multiLevelType w:val="hybridMultilevel"/>
     <w:tmpl w:val="8BDABB18"/>
@@ -18071,7 +18063,7 @@
       </w:rPr>
     </w:lvl>
   </w:abstractNum>
-  <w:abstractNum w:abstractNumId="102" w15:restartNumberingAfterBreak="0">
+  <w:abstractNum w:abstractNumId="103" w15:restartNumberingAfterBreak="0">
     <w:nsid w:val="57A65232"/>
     <w:multiLevelType w:val="hybridMultilevel"/>
     <w:tmpl w:val="5B16CD1E"/>
@@ -18184,7 +18176,7 @@
       </w:rPr>
     </w:lvl>
   </w:abstractNum>
-  <w:abstractNum w:abstractNumId="103" w15:restartNumberingAfterBreak="0">
+  <w:abstractNum w:abstractNumId="104" w15:restartNumberingAfterBreak="0">
     <w:nsid w:val="5806339C"/>
     <w:multiLevelType w:val="hybridMultilevel"/>
     <w:tmpl w:val="F934F3CC"/>
@@ -18323,7 +18315,7 @@
       </w:rPr>
     </w:lvl>
   </w:abstractNum>
-  <w:abstractNum w:abstractNumId="104" w15:restartNumberingAfterBreak="0">
+  <w:abstractNum w:abstractNumId="105" w15:restartNumberingAfterBreak="0">
     <w:nsid w:val="583C4EAC"/>
     <w:multiLevelType w:val="hybridMultilevel"/>
     <w:tmpl w:val="E690DEEE"/>
@@ -18442,7 +18434,7 @@
       </w:pPr>
     </w:lvl>
   </w:abstractNum>
-  <w:abstractNum w:abstractNumId="105" w15:restartNumberingAfterBreak="0">
+  <w:abstractNum w:abstractNumId="106" w15:restartNumberingAfterBreak="0">
     <w:nsid w:val="59C64EFA"/>
     <w:multiLevelType w:val="hybridMultilevel"/>
     <w:tmpl w:val="D99CEF32"/>
@@ -18558,7 +18550,7 @@
       </w:pPr>
     </w:lvl>
   </w:abstractNum>
-  <w:abstractNum w:abstractNumId="106" w15:restartNumberingAfterBreak="0">
+  <w:abstractNum w:abstractNumId="107" w15:restartNumberingAfterBreak="0">
     <w:nsid w:val="5A2A4835"/>
     <w:multiLevelType w:val="hybridMultilevel"/>
     <w:tmpl w:val="4C12D5E0"/>
@@ -18672,7 +18664,7 @@
       </w:rPr>
     </w:lvl>
   </w:abstractNum>
-  <w:abstractNum w:abstractNumId="107" w15:restartNumberingAfterBreak="0">
+  <w:abstractNum w:abstractNumId="108" w15:restartNumberingAfterBreak="0">
     <w:nsid w:val="5A507392"/>
     <w:multiLevelType w:val="hybridMultilevel"/>
     <w:tmpl w:val="D7D2558C"/>
@@ -18788,7 +18780,7 @@
       </w:pPr>
     </w:lvl>
   </w:abstractNum>
-  <w:abstractNum w:abstractNumId="108" w15:restartNumberingAfterBreak="0">
+  <w:abstractNum w:abstractNumId="109" w15:restartNumberingAfterBreak="0">
     <w:nsid w:val="5AF95C41"/>
     <w:multiLevelType w:val="hybridMultilevel"/>
     <w:tmpl w:val="F68AB4B4"/>
@@ -18931,7 +18923,7 @@
       </w:rPr>
     </w:lvl>
   </w:abstractNum>
-  <w:abstractNum w:abstractNumId="109" w15:restartNumberingAfterBreak="0">
+  <w:abstractNum w:abstractNumId="110" w15:restartNumberingAfterBreak="0">
     <w:nsid w:val="5B42466E"/>
     <w:multiLevelType w:val="hybridMultilevel"/>
     <w:tmpl w:val="BB1223BA"/>
@@ -19020,7 +19012,7 @@
       </w:pPr>
     </w:lvl>
   </w:abstractNum>
-  <w:abstractNum w:abstractNumId="110" w15:restartNumberingAfterBreak="0">
+  <w:abstractNum w:abstractNumId="111" w15:restartNumberingAfterBreak="0">
     <w:nsid w:val="5C3E0DF1"/>
     <w:multiLevelType w:val="hybridMultilevel"/>
     <w:tmpl w:val="BB0C3612"/>
@@ -19161,7 +19153,7 @@
       </w:rPr>
     </w:lvl>
   </w:abstractNum>
-  <w:abstractNum w:abstractNumId="111" w15:restartNumberingAfterBreak="0">
+  <w:abstractNum w:abstractNumId="112" w15:restartNumberingAfterBreak="0">
     <w:nsid w:val="5D78116B"/>
     <w:multiLevelType w:val="hybridMultilevel"/>
     <w:tmpl w:val="C5F84AC8"/>
@@ -19277,7 +19269,7 @@
       </w:pPr>
     </w:lvl>
   </w:abstractNum>
-  <w:abstractNum w:abstractNumId="112" w15:restartNumberingAfterBreak="0">
+  <w:abstractNum w:abstractNumId="113" w15:restartNumberingAfterBreak="0">
     <w:nsid w:val="5D7940AA"/>
     <w:multiLevelType w:val="hybridMultilevel"/>
     <w:tmpl w:val="2DBCF8CC"/>
@@ -19422,7 +19414,7 @@
       </w:rPr>
     </w:lvl>
   </w:abstractNum>
-  <w:abstractNum w:abstractNumId="113" w15:restartNumberingAfterBreak="0">
+  <w:abstractNum w:abstractNumId="114" w15:restartNumberingAfterBreak="0">
     <w:nsid w:val="5E40756A"/>
     <w:multiLevelType w:val="hybridMultilevel"/>
     <w:tmpl w:val="F2485C28"/>
@@ -19538,7 +19530,7 @@
       </w:pPr>
     </w:lvl>
   </w:abstractNum>
-  <w:abstractNum w:abstractNumId="114" w15:restartNumberingAfterBreak="0">
+  <w:abstractNum w:abstractNumId="115" w15:restartNumberingAfterBreak="0">
     <w:nsid w:val="5E8F7053"/>
     <w:multiLevelType w:val="hybridMultilevel"/>
     <w:tmpl w:val="DC7C3392"/>
@@ -19680,7 +19672,7 @@
       </w:rPr>
     </w:lvl>
   </w:abstractNum>
-  <w:abstractNum w:abstractNumId="115" w15:restartNumberingAfterBreak="0">
+  <w:abstractNum w:abstractNumId="116" w15:restartNumberingAfterBreak="0">
     <w:nsid w:val="5F0B7581"/>
     <w:multiLevelType w:val="hybridMultilevel"/>
     <w:tmpl w:val="581CA07C"/>
@@ -19796,7 +19788,7 @@
       </w:pPr>
     </w:lvl>
   </w:abstractNum>
-  <w:abstractNum w:abstractNumId="116" w15:restartNumberingAfterBreak="0">
+  <w:abstractNum w:abstractNumId="117" w15:restartNumberingAfterBreak="0">
     <w:nsid w:val="5F3D04AF"/>
     <w:multiLevelType w:val="hybridMultilevel"/>
     <w:tmpl w:val="EBACD4BE"/>
@@ -19938,7 +19930,7 @@
       </w:rPr>
     </w:lvl>
   </w:abstractNum>
-  <w:abstractNum w:abstractNumId="117" w15:restartNumberingAfterBreak="0">
+  <w:abstractNum w:abstractNumId="118" w15:restartNumberingAfterBreak="0">
     <w:nsid w:val="5F463B9E"/>
     <w:multiLevelType w:val="hybridMultilevel"/>
     <w:tmpl w:val="968051C8"/>
@@ -20079,7 +20071,7 @@
       </w:rPr>
     </w:lvl>
   </w:abstractNum>
-  <w:abstractNum w:abstractNumId="118" w15:restartNumberingAfterBreak="0">
+  <w:abstractNum w:abstractNumId="119" w15:restartNumberingAfterBreak="0">
     <w:nsid w:val="5FD77461"/>
     <w:multiLevelType w:val="hybridMultilevel"/>
     <w:tmpl w:val="93C22858"/>
@@ -20219,7 +20211,7 @@
       </w:rPr>
     </w:lvl>
   </w:abstractNum>
-  <w:abstractNum w:abstractNumId="119" w15:restartNumberingAfterBreak="0">
+  <w:abstractNum w:abstractNumId="120" w15:restartNumberingAfterBreak="0">
     <w:nsid w:val="6118193C"/>
     <w:multiLevelType w:val="hybridMultilevel"/>
     <w:tmpl w:val="A8FEC05C"/>
@@ -20359,7 +20351,7 @@
       </w:rPr>
     </w:lvl>
   </w:abstractNum>
-  <w:abstractNum w:abstractNumId="120" w15:restartNumberingAfterBreak="0">
+  <w:abstractNum w:abstractNumId="121" w15:restartNumberingAfterBreak="0">
     <w:nsid w:val="61F969CB"/>
     <w:multiLevelType w:val="hybridMultilevel"/>
     <w:tmpl w:val="B044CE5A"/>
@@ -20475,7 +20467,7 @@
       </w:pPr>
     </w:lvl>
   </w:abstractNum>
-  <w:abstractNum w:abstractNumId="121" w15:restartNumberingAfterBreak="0">
+  <w:abstractNum w:abstractNumId="122" w15:restartNumberingAfterBreak="0">
     <w:nsid w:val="62A82084"/>
     <w:multiLevelType w:val="hybridMultilevel"/>
     <w:tmpl w:val="95CAE7EE"/>
@@ -20593,7 +20585,7 @@
       </w:pPr>
     </w:lvl>
   </w:abstractNum>
-  <w:abstractNum w:abstractNumId="122" w15:restartNumberingAfterBreak="0">
+  <w:abstractNum w:abstractNumId="123" w15:restartNumberingAfterBreak="0">
     <w:nsid w:val="63D47D7A"/>
     <w:multiLevelType w:val="hybridMultilevel"/>
     <w:tmpl w:val="D5B0397A"/>
@@ -20706,7 +20698,7 @@
       </w:rPr>
     </w:lvl>
   </w:abstractNum>
-  <w:abstractNum w:abstractNumId="123" w15:restartNumberingAfterBreak="0">
+  <w:abstractNum w:abstractNumId="124" w15:restartNumberingAfterBreak="0">
     <w:nsid w:val="64055EF7"/>
     <w:multiLevelType w:val="hybridMultilevel"/>
     <w:tmpl w:val="94C6DDC4"/>
@@ -20822,7 +20814,7 @@
       </w:pPr>
     </w:lvl>
   </w:abstractNum>
-  <w:abstractNum w:abstractNumId="124" w15:restartNumberingAfterBreak="0">
+  <w:abstractNum w:abstractNumId="125" w15:restartNumberingAfterBreak="0">
     <w:nsid w:val="644C0409"/>
     <w:multiLevelType w:val="hybridMultilevel"/>
     <w:tmpl w:val="4BD69FBA"/>
@@ -20962,7 +20954,7 @@
       </w:rPr>
     </w:lvl>
   </w:abstractNum>
-  <w:abstractNum w:abstractNumId="125" w15:restartNumberingAfterBreak="0">
+  <w:abstractNum w:abstractNumId="126" w15:restartNumberingAfterBreak="0">
     <w:nsid w:val="64B83A69"/>
     <w:multiLevelType w:val="hybridMultilevel"/>
     <w:tmpl w:val="50B6CFC4"/>
@@ -21101,7 +21093,7 @@
       </w:rPr>
     </w:lvl>
   </w:abstractNum>
-  <w:abstractNum w:abstractNumId="126" w15:restartNumberingAfterBreak="0">
+  <w:abstractNum w:abstractNumId="127" w15:restartNumberingAfterBreak="0">
     <w:nsid w:val="658612EB"/>
     <w:multiLevelType w:val="hybridMultilevel"/>
     <w:tmpl w:val="FF28332C"/>
@@ -21217,7 +21209,7 @@
       </w:pPr>
     </w:lvl>
   </w:abstractNum>
-  <w:abstractNum w:abstractNumId="127" w15:restartNumberingAfterBreak="0">
+  <w:abstractNum w:abstractNumId="128" w15:restartNumberingAfterBreak="0">
     <w:nsid w:val="658B4318"/>
     <w:multiLevelType w:val="hybridMultilevel"/>
     <w:tmpl w:val="FCCCC626"/>
@@ -21333,7 +21325,7 @@
       </w:pPr>
     </w:lvl>
   </w:abstractNum>
-  <w:abstractNum w:abstractNumId="128" w15:restartNumberingAfterBreak="0">
+  <w:abstractNum w:abstractNumId="129" w15:restartNumberingAfterBreak="0">
     <w:nsid w:val="65FF2730"/>
     <w:multiLevelType w:val="hybridMultilevel"/>
     <w:tmpl w:val="A776EACA"/>
@@ -21449,7 +21441,7 @@
       </w:pPr>
     </w:lvl>
   </w:abstractNum>
-  <w:abstractNum w:abstractNumId="129" w15:restartNumberingAfterBreak="0">
+  <w:abstractNum w:abstractNumId="130" w15:restartNumberingAfterBreak="0">
     <w:nsid w:val="661210E4"/>
     <w:multiLevelType w:val="hybridMultilevel"/>
     <w:tmpl w:val="4AAC2A56"/>
@@ -21538,7 +21530,7 @@
       </w:pPr>
     </w:lvl>
   </w:abstractNum>
-  <w:abstractNum w:abstractNumId="130" w15:restartNumberingAfterBreak="0">
+  <w:abstractNum w:abstractNumId="131" w15:restartNumberingAfterBreak="0">
     <w:nsid w:val="67A315D7"/>
     <w:multiLevelType w:val="hybridMultilevel"/>
     <w:tmpl w:val="E5E645A0"/>
@@ -21680,7 +21672,7 @@
       </w:rPr>
     </w:lvl>
   </w:abstractNum>
-  <w:abstractNum w:abstractNumId="131" w15:restartNumberingAfterBreak="0">
+  <w:abstractNum w:abstractNumId="132" w15:restartNumberingAfterBreak="0">
     <w:nsid w:val="697E599F"/>
     <w:multiLevelType w:val="hybridMultilevel"/>
     <w:tmpl w:val="68B43DA0"/>
@@ -21821,7 +21813,7 @@
       </w:rPr>
     </w:lvl>
   </w:abstractNum>
-  <w:abstractNum w:abstractNumId="132" w15:restartNumberingAfterBreak="0">
+  <w:abstractNum w:abstractNumId="133" w15:restartNumberingAfterBreak="0">
     <w:nsid w:val="6B434373"/>
     <w:multiLevelType w:val="hybridMultilevel"/>
     <w:tmpl w:val="2368A1D2"/>
@@ -21938,7 +21930,7 @@
       </w:pPr>
     </w:lvl>
   </w:abstractNum>
-  <w:abstractNum w:abstractNumId="133" w15:restartNumberingAfterBreak="0">
+  <w:abstractNum w:abstractNumId="134" w15:restartNumberingAfterBreak="0">
     <w:nsid w:val="6C3B644D"/>
     <w:multiLevelType w:val="hybridMultilevel"/>
     <w:tmpl w:val="DECE45FA"/>
@@ -22054,7 +22046,7 @@
       </w:pPr>
     </w:lvl>
   </w:abstractNum>
-  <w:abstractNum w:abstractNumId="134" w15:restartNumberingAfterBreak="0">
+  <w:abstractNum w:abstractNumId="135" w15:restartNumberingAfterBreak="0">
     <w:nsid w:val="6D552885"/>
     <w:multiLevelType w:val="hybridMultilevel"/>
     <w:tmpl w:val="5E623310"/>
@@ -22199,7 +22191,7 @@
       </w:rPr>
     </w:lvl>
   </w:abstractNum>
-  <w:abstractNum w:abstractNumId="135" w15:restartNumberingAfterBreak="0">
+  <w:abstractNum w:abstractNumId="136" w15:restartNumberingAfterBreak="0">
     <w:nsid w:val="6DAA552E"/>
     <w:multiLevelType w:val="hybridMultilevel"/>
     <w:tmpl w:val="B6E87996"/>
@@ -22315,7 +22307,7 @@
       </w:pPr>
     </w:lvl>
   </w:abstractNum>
-  <w:abstractNum w:abstractNumId="136" w15:restartNumberingAfterBreak="0">
+  <w:abstractNum w:abstractNumId="137" w15:restartNumberingAfterBreak="0">
     <w:nsid w:val="6E435590"/>
     <w:multiLevelType w:val="hybridMultilevel"/>
     <w:tmpl w:val="EFAC52BA"/>
@@ -22428,7 +22420,7 @@
       </w:rPr>
     </w:lvl>
   </w:abstractNum>
-  <w:abstractNum w:abstractNumId="137" w15:restartNumberingAfterBreak="0">
+  <w:abstractNum w:abstractNumId="138" w15:restartNumberingAfterBreak="0">
     <w:nsid w:val="6F1720DA"/>
     <w:multiLevelType w:val="hybridMultilevel"/>
     <w:tmpl w:val="F4F4EBA8"/>
@@ -22568,7 +22560,7 @@
       </w:rPr>
     </w:lvl>
   </w:abstractNum>
-  <w:abstractNum w:abstractNumId="138" w15:restartNumberingAfterBreak="0">
+  <w:abstractNum w:abstractNumId="139" w15:restartNumberingAfterBreak="0">
     <w:nsid w:val="71C85F8E"/>
     <w:multiLevelType w:val="hybridMultilevel"/>
     <w:tmpl w:val="07442CA0"/>
@@ -22693,7 +22685,7 @@
       </w:pPr>
     </w:lvl>
   </w:abstractNum>
-  <w:abstractNum w:abstractNumId="139" w15:restartNumberingAfterBreak="0">
+  <w:abstractNum w:abstractNumId="140" w15:restartNumberingAfterBreak="0">
     <w:nsid w:val="72D47CEA"/>
     <w:multiLevelType w:val="hybridMultilevel"/>
     <w:tmpl w:val="47F03D96"/>
@@ -22838,7 +22830,7 @@
       </w:rPr>
     </w:lvl>
   </w:abstractNum>
-  <w:abstractNum w:abstractNumId="140" w15:restartNumberingAfterBreak="0">
+  <w:abstractNum w:abstractNumId="141" w15:restartNumberingAfterBreak="0">
     <w:nsid w:val="73F84F49"/>
     <w:multiLevelType w:val="hybridMultilevel"/>
     <w:tmpl w:val="B83EB14A"/>
@@ -22954,7 +22946,7 @@
       </w:pPr>
     </w:lvl>
   </w:abstractNum>
-  <w:abstractNum w:abstractNumId="141" w15:restartNumberingAfterBreak="0">
+  <w:abstractNum w:abstractNumId="142" w15:restartNumberingAfterBreak="0">
     <w:nsid w:val="744C4A1D"/>
     <w:multiLevelType w:val="hybridMultilevel"/>
     <w:tmpl w:val="A89ACD9A"/>
@@ -23070,7 +23062,7 @@
       </w:pPr>
     </w:lvl>
   </w:abstractNum>
-  <w:abstractNum w:abstractNumId="142" w15:restartNumberingAfterBreak="0">
+  <w:abstractNum w:abstractNumId="143" w15:restartNumberingAfterBreak="0">
     <w:nsid w:val="77B539ED"/>
     <w:multiLevelType w:val="hybridMultilevel"/>
     <w:tmpl w:val="65F85FF6"/>
@@ -23183,7 +23175,7 @@
       </w:rPr>
     </w:lvl>
   </w:abstractNum>
-  <w:abstractNum w:abstractNumId="143" w15:restartNumberingAfterBreak="0">
+  <w:abstractNum w:abstractNumId="144" w15:restartNumberingAfterBreak="0">
     <w:nsid w:val="78187188"/>
     <w:multiLevelType w:val="hybridMultilevel"/>
     <w:tmpl w:val="D398FD00"/>
@@ -23272,7 +23264,7 @@
       </w:pPr>
     </w:lvl>
   </w:abstractNum>
-  <w:abstractNum w:abstractNumId="144" w15:restartNumberingAfterBreak="0">
+  <w:abstractNum w:abstractNumId="145" w15:restartNumberingAfterBreak="0">
     <w:nsid w:val="79F17813"/>
     <w:multiLevelType w:val="hybridMultilevel"/>
     <w:tmpl w:val="3460BB30"/>
@@ -23385,7 +23377,7 @@
       </w:rPr>
     </w:lvl>
   </w:abstractNum>
-  <w:abstractNum w:abstractNumId="145" w15:restartNumberingAfterBreak="0">
+  <w:abstractNum w:abstractNumId="146" w15:restartNumberingAfterBreak="0">
     <w:nsid w:val="7A457328"/>
     <w:multiLevelType w:val="hybridMultilevel"/>
     <w:tmpl w:val="4D46DFB0"/>
@@ -23501,7 +23493,7 @@
       </w:pPr>
     </w:lvl>
   </w:abstractNum>
-  <w:abstractNum w:abstractNumId="146" w15:restartNumberingAfterBreak="0">
+  <w:abstractNum w:abstractNumId="147" w15:restartNumberingAfterBreak="0">
     <w:nsid w:val="7A573CCD"/>
     <w:multiLevelType w:val="hybridMultilevel"/>
     <w:tmpl w:val="42226EB0"/>
@@ -23617,7 +23609,7 @@
       </w:pPr>
     </w:lvl>
   </w:abstractNum>
-  <w:abstractNum w:abstractNumId="147" w15:restartNumberingAfterBreak="0">
+  <w:abstractNum w:abstractNumId="148" w15:restartNumberingAfterBreak="0">
     <w:nsid w:val="7B2A4C86"/>
     <w:multiLevelType w:val="hybridMultilevel"/>
     <w:tmpl w:val="F1F60564"/>
@@ -23733,7 +23725,7 @@
       </w:pPr>
     </w:lvl>
   </w:abstractNum>
-  <w:abstractNum w:abstractNumId="148" w15:restartNumberingAfterBreak="0">
+  <w:abstractNum w:abstractNumId="149" w15:restartNumberingAfterBreak="0">
     <w:nsid w:val="7C7A1E0D"/>
     <w:multiLevelType w:val="hybridMultilevel"/>
     <w:tmpl w:val="FFB0B00A"/>
@@ -23851,7 +23843,7 @@
       </w:pPr>
     </w:lvl>
   </w:abstractNum>
-  <w:abstractNum w:abstractNumId="149" w15:restartNumberingAfterBreak="0">
+  <w:abstractNum w:abstractNumId="150" w15:restartNumberingAfterBreak="0">
     <w:nsid w:val="7EEB47B3"/>
     <w:multiLevelType w:val="hybridMultilevel"/>
     <w:tmpl w:val="13B20B1E"/>
@@ -23991,7 +23983,7 @@
       </w:rPr>
     </w:lvl>
   </w:abstractNum>
-  <w:abstractNum w:abstractNumId="150" w15:restartNumberingAfterBreak="0">
+  <w:abstractNum w:abstractNumId="151" w15:restartNumberingAfterBreak="0">
     <w:nsid w:val="7F290BB2"/>
     <w:multiLevelType w:val="hybridMultilevel"/>
     <w:tmpl w:val="83F6FBCC"/>
@@ -24134,465 +24126,468 @@
       </w:rPr>
     </w:lvl>
   </w:abstractNum>
-  <w:num w:numId="1">
+  <w:num w:numId="1" w16cid:durableId="805244109">
+    <w:abstractNumId w:val="119"/>
+  </w:num>
+  <w:num w:numId="2" w16cid:durableId="1389958632">
+    <w:abstractNumId w:val="49"/>
+  </w:num>
+  <w:num w:numId="3" w16cid:durableId="1087579923">
+    <w:abstractNumId w:val="104"/>
+  </w:num>
+  <w:num w:numId="4" w16cid:durableId="719406146">
+    <w:abstractNumId w:val="35"/>
+  </w:num>
+  <w:num w:numId="5" w16cid:durableId="1114713292">
+    <w:abstractNumId w:val="109"/>
+  </w:num>
+  <w:num w:numId="6" w16cid:durableId="327439353">
+    <w:abstractNumId w:val="38"/>
+  </w:num>
+  <w:num w:numId="7" w16cid:durableId="2096321618">
+    <w:abstractNumId w:val="77"/>
+  </w:num>
+  <w:num w:numId="8" w16cid:durableId="1642953566">
+    <w:abstractNumId w:val="88"/>
+  </w:num>
+  <w:num w:numId="9" w16cid:durableId="1702244622">
+    <w:abstractNumId w:val="13"/>
+  </w:num>
+  <w:num w:numId="10" w16cid:durableId="1019895211">
+    <w:abstractNumId w:val="132"/>
+  </w:num>
+  <w:num w:numId="11" w16cid:durableId="140930061">
+    <w:abstractNumId w:val="111"/>
+  </w:num>
+  <w:num w:numId="12" w16cid:durableId="1831284796">
+    <w:abstractNumId w:val="30"/>
+  </w:num>
+  <w:num w:numId="13" w16cid:durableId="305476361">
+    <w:abstractNumId w:val="96"/>
+  </w:num>
+  <w:num w:numId="14" w16cid:durableId="618534772">
+    <w:abstractNumId w:val="10"/>
+  </w:num>
+  <w:num w:numId="15" w16cid:durableId="2088382916">
+    <w:abstractNumId w:val="151"/>
+  </w:num>
+  <w:num w:numId="16" w16cid:durableId="683098539">
+    <w:abstractNumId w:val="60"/>
+  </w:num>
+  <w:num w:numId="17" w16cid:durableId="751511565">
+    <w:abstractNumId w:val="135"/>
+  </w:num>
+  <w:num w:numId="18" w16cid:durableId="1793590454">
+    <w:abstractNumId w:val="98"/>
+  </w:num>
+  <w:num w:numId="19" w16cid:durableId="218825887">
+    <w:abstractNumId w:val="140"/>
+  </w:num>
+  <w:num w:numId="20" w16cid:durableId="1010446945">
+    <w:abstractNumId w:val="110"/>
+  </w:num>
+  <w:num w:numId="21" w16cid:durableId="1681548242">
+    <w:abstractNumId w:val="130"/>
+  </w:num>
+  <w:num w:numId="22" w16cid:durableId="1280142214">
+    <w:abstractNumId w:val="47"/>
+  </w:num>
+  <w:num w:numId="23" w16cid:durableId="1917081904">
+    <w:abstractNumId w:val="120"/>
+  </w:num>
+  <w:num w:numId="24" w16cid:durableId="614363785">
+    <w:abstractNumId w:val="81"/>
+  </w:num>
+  <w:num w:numId="25" w16cid:durableId="267586210">
+    <w:abstractNumId w:val="103"/>
+  </w:num>
+  <w:num w:numId="26" w16cid:durableId="1024281337">
+    <w:abstractNumId w:val="144"/>
+  </w:num>
+  <w:num w:numId="27" w16cid:durableId="663357513">
+    <w:abstractNumId w:val="143"/>
+  </w:num>
+  <w:num w:numId="28" w16cid:durableId="1840191218">
+    <w:abstractNumId w:val="52"/>
+  </w:num>
+  <w:num w:numId="29" w16cid:durableId="714814383">
     <w:abstractNumId w:val="118"/>
   </w:num>
-  <w:num w:numId="2">
+  <w:num w:numId="30" w16cid:durableId="1750811616">
+    <w:abstractNumId w:val="14"/>
+  </w:num>
+  <w:num w:numId="31" w16cid:durableId="1151941972">
+    <w:abstractNumId w:val="20"/>
+  </w:num>
+  <w:num w:numId="32" w16cid:durableId="1535190695">
+    <w:abstractNumId w:val="115"/>
+  </w:num>
+  <w:num w:numId="33" w16cid:durableId="1636913032">
+    <w:abstractNumId w:val="59"/>
+  </w:num>
+  <w:num w:numId="34" w16cid:durableId="801773673">
+    <w:abstractNumId w:val="84"/>
+  </w:num>
+  <w:num w:numId="35" w16cid:durableId="265312685">
+    <w:abstractNumId w:val="55"/>
+  </w:num>
+  <w:num w:numId="36" w16cid:durableId="1635333789">
+    <w:abstractNumId w:val="131"/>
+  </w:num>
+  <w:num w:numId="37" w16cid:durableId="613756596">
+    <w:abstractNumId w:val="117"/>
+  </w:num>
+  <w:num w:numId="38" w16cid:durableId="603080248">
+    <w:abstractNumId w:val="27"/>
+  </w:num>
+  <w:num w:numId="39" w16cid:durableId="205680087">
+    <w:abstractNumId w:val="2"/>
+  </w:num>
+  <w:num w:numId="40" w16cid:durableId="209809114">
+    <w:abstractNumId w:val="17"/>
+  </w:num>
+  <w:num w:numId="41" w16cid:durableId="1275330883">
+    <w:abstractNumId w:val="113"/>
+  </w:num>
+  <w:num w:numId="42" w16cid:durableId="736518823">
+    <w:abstractNumId w:val="12"/>
+  </w:num>
+  <w:num w:numId="43" w16cid:durableId="650596161">
+    <w:abstractNumId w:val="133"/>
+  </w:num>
+  <w:num w:numId="44" w16cid:durableId="909314909">
+    <w:abstractNumId w:val="34"/>
+  </w:num>
+  <w:num w:numId="45" w16cid:durableId="1809475367">
+    <w:abstractNumId w:val="44"/>
+  </w:num>
+  <w:num w:numId="46" w16cid:durableId="1696687253">
+    <w:abstractNumId w:val="58"/>
+  </w:num>
+  <w:num w:numId="47" w16cid:durableId="1981375636">
+    <w:abstractNumId w:val="0"/>
+  </w:num>
+  <w:num w:numId="48" w16cid:durableId="1774743377">
+    <w:abstractNumId w:val="137"/>
+  </w:num>
+  <w:num w:numId="49" w16cid:durableId="1594163244">
+    <w:abstractNumId w:val="102"/>
+  </w:num>
+  <w:num w:numId="50" w16cid:durableId="14773008">
+    <w:abstractNumId w:val="41"/>
+  </w:num>
+  <w:num w:numId="51" w16cid:durableId="964119855">
+    <w:abstractNumId w:val="31"/>
+  </w:num>
+  <w:num w:numId="52" w16cid:durableId="1029256075">
+    <w:abstractNumId w:val="85"/>
+  </w:num>
+  <w:num w:numId="53" w16cid:durableId="849299890">
+    <w:abstractNumId w:val="54"/>
+  </w:num>
+  <w:num w:numId="54" w16cid:durableId="1894002466">
+    <w:abstractNumId w:val="139"/>
+  </w:num>
+  <w:num w:numId="55" w16cid:durableId="49037927">
+    <w:abstractNumId w:val="79"/>
+  </w:num>
+  <w:num w:numId="56" w16cid:durableId="1030686371">
+    <w:abstractNumId w:val="138"/>
+  </w:num>
+  <w:num w:numId="57" w16cid:durableId="1810825298">
+    <w:abstractNumId w:val="125"/>
+  </w:num>
+  <w:num w:numId="58" w16cid:durableId="843670650">
+    <w:abstractNumId w:val="150"/>
+  </w:num>
+  <w:num w:numId="59" w16cid:durableId="1902473215">
+    <w:abstractNumId w:val="50"/>
+  </w:num>
+  <w:num w:numId="60" w16cid:durableId="1176114889">
+    <w:abstractNumId w:val="142"/>
+  </w:num>
+  <w:num w:numId="61" w16cid:durableId="1878201833">
+    <w:abstractNumId w:val="97"/>
+  </w:num>
+  <w:num w:numId="62" w16cid:durableId="1516503190">
+    <w:abstractNumId w:val="126"/>
+  </w:num>
+  <w:num w:numId="63" w16cid:durableId="803544839">
+    <w:abstractNumId w:val="19"/>
+  </w:num>
+  <w:num w:numId="64" w16cid:durableId="1873614544">
+    <w:abstractNumId w:val="70"/>
+  </w:num>
+  <w:num w:numId="65" w16cid:durableId="161120040">
+    <w:abstractNumId w:val="63"/>
+  </w:num>
+  <w:num w:numId="66" w16cid:durableId="1639795567">
+    <w:abstractNumId w:val="23"/>
+  </w:num>
+  <w:num w:numId="67" w16cid:durableId="1405879537">
+    <w:abstractNumId w:val="105"/>
+  </w:num>
+  <w:num w:numId="68" w16cid:durableId="617569852">
+    <w:abstractNumId w:val="65"/>
+  </w:num>
+  <w:num w:numId="69" w16cid:durableId="647789244">
+    <w:abstractNumId w:val="15"/>
+  </w:num>
+  <w:num w:numId="70" w16cid:durableId="500851736">
+    <w:abstractNumId w:val="16"/>
+  </w:num>
+  <w:num w:numId="71" w16cid:durableId="866404427">
+    <w:abstractNumId w:val="43"/>
+  </w:num>
+  <w:num w:numId="72" w16cid:durableId="1273365420">
+    <w:abstractNumId w:val="101"/>
+  </w:num>
+  <w:num w:numId="73" w16cid:durableId="1623538995">
+    <w:abstractNumId w:val="25"/>
+  </w:num>
+  <w:num w:numId="74" w16cid:durableId="89470506">
+    <w:abstractNumId w:val="24"/>
+  </w:num>
+  <w:num w:numId="75" w16cid:durableId="1678771181">
+    <w:abstractNumId w:val="39"/>
+  </w:num>
+  <w:num w:numId="76" w16cid:durableId="1276522722">
+    <w:abstractNumId w:val="51"/>
+  </w:num>
+  <w:num w:numId="77" w16cid:durableId="1933775054">
+    <w:abstractNumId w:val="66"/>
+  </w:num>
+  <w:num w:numId="78" w16cid:durableId="1085416740">
+    <w:abstractNumId w:val="91"/>
+  </w:num>
+  <w:num w:numId="79" w16cid:durableId="179705394">
+    <w:abstractNumId w:val="129"/>
+  </w:num>
+  <w:num w:numId="80" w16cid:durableId="141040811">
+    <w:abstractNumId w:val="76"/>
+  </w:num>
+  <w:num w:numId="81" w16cid:durableId="1134254014">
+    <w:abstractNumId w:val="73"/>
+  </w:num>
+  <w:num w:numId="82" w16cid:durableId="314990530">
+    <w:abstractNumId w:val="3"/>
+  </w:num>
+  <w:num w:numId="83" w16cid:durableId="1643924526">
+    <w:abstractNumId w:val="28"/>
+  </w:num>
+  <w:num w:numId="84" w16cid:durableId="1035230231">
+    <w:abstractNumId w:val="124"/>
+  </w:num>
+  <w:num w:numId="85" w16cid:durableId="1139569054">
+    <w:abstractNumId w:val="1"/>
+  </w:num>
+  <w:num w:numId="86" w16cid:durableId="105076630">
+    <w:abstractNumId w:val="94"/>
+  </w:num>
+  <w:num w:numId="87" w16cid:durableId="1992097864">
+    <w:abstractNumId w:val="45"/>
+  </w:num>
+  <w:num w:numId="88" w16cid:durableId="144788257">
+    <w:abstractNumId w:val="8"/>
+  </w:num>
+  <w:num w:numId="89" w16cid:durableId="600457239">
+    <w:abstractNumId w:val="80"/>
+  </w:num>
+  <w:num w:numId="90" w16cid:durableId="1983924308">
+    <w:abstractNumId w:val="136"/>
+  </w:num>
+  <w:num w:numId="91" w16cid:durableId="1595747617">
+    <w:abstractNumId w:val="9"/>
+  </w:num>
+  <w:num w:numId="92" w16cid:durableId="1108356617">
+    <w:abstractNumId w:val="32"/>
+  </w:num>
+  <w:num w:numId="93" w16cid:durableId="2131586388">
+    <w:abstractNumId w:val="146"/>
+  </w:num>
+  <w:num w:numId="94" w16cid:durableId="1600404192">
+    <w:abstractNumId w:val="57"/>
+  </w:num>
+  <w:num w:numId="95" w16cid:durableId="102305821">
+    <w:abstractNumId w:val="56"/>
+  </w:num>
+  <w:num w:numId="96" w16cid:durableId="1873303281">
+    <w:abstractNumId w:val="22"/>
+  </w:num>
+  <w:num w:numId="97" w16cid:durableId="830026083">
+    <w:abstractNumId w:val="148"/>
+  </w:num>
+  <w:num w:numId="98" w16cid:durableId="70279852">
+    <w:abstractNumId w:val="95"/>
+  </w:num>
+  <w:num w:numId="99" w16cid:durableId="1891305351">
+    <w:abstractNumId w:val="61"/>
+  </w:num>
+  <w:num w:numId="100" w16cid:durableId="1990480352">
+    <w:abstractNumId w:val="4"/>
+  </w:num>
+  <w:num w:numId="101" w16cid:durableId="2008627203">
+    <w:abstractNumId w:val="93"/>
+  </w:num>
+  <w:num w:numId="102" w16cid:durableId="165025904">
+    <w:abstractNumId w:val="78"/>
+  </w:num>
+  <w:num w:numId="103" w16cid:durableId="579867642">
+    <w:abstractNumId w:val="116"/>
+  </w:num>
+  <w:num w:numId="104" w16cid:durableId="467866657">
+    <w:abstractNumId w:val="46"/>
+  </w:num>
+  <w:num w:numId="105" w16cid:durableId="1071804236">
+    <w:abstractNumId w:val="86"/>
+  </w:num>
+  <w:num w:numId="106" w16cid:durableId="1700278682">
+    <w:abstractNumId w:val="89"/>
+  </w:num>
+  <w:num w:numId="107" w16cid:durableId="160722">
+    <w:abstractNumId w:val="108"/>
+  </w:num>
+  <w:num w:numId="108" w16cid:durableId="468059860">
+    <w:abstractNumId w:val="21"/>
+  </w:num>
+  <w:num w:numId="109" w16cid:durableId="2121680072">
+    <w:abstractNumId w:val="134"/>
+  </w:num>
+  <w:num w:numId="110" w16cid:durableId="1277635522">
+    <w:abstractNumId w:val="33"/>
+  </w:num>
+  <w:num w:numId="111" w16cid:durableId="1175806571">
+    <w:abstractNumId w:val="141"/>
+  </w:num>
+  <w:num w:numId="112" w16cid:durableId="18970177">
     <w:abstractNumId w:val="48"/>
   </w:num>
-  <w:num w:numId="3">
-    <w:abstractNumId w:val="103"/>
+  <w:num w:numId="113" w16cid:durableId="1000812490">
+    <w:abstractNumId w:val="36"/>
   </w:num>
-  <w:num w:numId="4">
-    <w:abstractNumId w:val="34"/>
+  <w:num w:numId="114" w16cid:durableId="1940790364">
+    <w:abstractNumId w:val="122"/>
   </w:num>
-  <w:num w:numId="5">
-    <w:abstractNumId w:val="108"/>
+  <w:num w:numId="115" w16cid:durableId="1574004531">
+    <w:abstractNumId w:val="64"/>
   </w:num>
-  <w:num w:numId="6">
+  <w:num w:numId="116" w16cid:durableId="567762271">
+    <w:abstractNumId w:val="6"/>
+  </w:num>
+  <w:num w:numId="117" w16cid:durableId="1959988726">
+    <w:abstractNumId w:val="100"/>
+  </w:num>
+  <w:num w:numId="118" w16cid:durableId="86463096">
+    <w:abstractNumId w:val="90"/>
+  </w:num>
+  <w:num w:numId="119" w16cid:durableId="1678649825">
+    <w:abstractNumId w:val="82"/>
+  </w:num>
+  <w:num w:numId="120" w16cid:durableId="610358594">
+    <w:abstractNumId w:val="106"/>
+  </w:num>
+  <w:num w:numId="121" w16cid:durableId="451674201">
+    <w:abstractNumId w:val="114"/>
+  </w:num>
+  <w:num w:numId="122" w16cid:durableId="238518064">
+    <w:abstractNumId w:val="75"/>
+  </w:num>
+  <w:num w:numId="123" w16cid:durableId="298993639">
     <w:abstractNumId w:val="37"/>
   </w:num>
-  <w:num w:numId="7">
-    <w:abstractNumId w:val="76"/>
+  <w:num w:numId="124" w16cid:durableId="1241913588">
+    <w:abstractNumId w:val="74"/>
   </w:num>
-  <w:num w:numId="8">
+  <w:num w:numId="125" w16cid:durableId="1778716714">
+    <w:abstractNumId w:val="72"/>
+  </w:num>
+  <w:num w:numId="126" w16cid:durableId="336082007">
+    <w:abstractNumId w:val="71"/>
+  </w:num>
+  <w:num w:numId="127" w16cid:durableId="1864398704">
+    <w:abstractNumId w:val="128"/>
+  </w:num>
+  <w:num w:numId="128" w16cid:durableId="331765552">
+    <w:abstractNumId w:val="18"/>
+  </w:num>
+  <w:num w:numId="129" w16cid:durableId="395082642">
+    <w:abstractNumId w:val="11"/>
+  </w:num>
+  <w:num w:numId="130" w16cid:durableId="1542204518">
+    <w:abstractNumId w:val="147"/>
+  </w:num>
+  <w:num w:numId="131" w16cid:durableId="743334161">
+    <w:abstractNumId w:val="127"/>
+  </w:num>
+  <w:num w:numId="132" w16cid:durableId="1801919213">
+    <w:abstractNumId w:val="67"/>
+  </w:num>
+  <w:num w:numId="133" w16cid:durableId="1399672568">
+    <w:abstractNumId w:val="26"/>
+  </w:num>
+  <w:num w:numId="134" w16cid:durableId="703214168">
+    <w:abstractNumId w:val="53"/>
+  </w:num>
+  <w:num w:numId="135" w16cid:durableId="2031106062">
     <w:abstractNumId w:val="87"/>
   </w:num>
-  <w:num w:numId="9">
-    <w:abstractNumId w:val="12"/>
-  </w:num>
-  <w:num w:numId="10">
-    <w:abstractNumId w:val="131"/>
-  </w:num>
-  <w:num w:numId="11">
-    <w:abstractNumId w:val="110"/>
-  </w:num>
-  <w:num w:numId="12">
+  <w:num w:numId="136" w16cid:durableId="1425151425">
     <w:abstractNumId w:val="29"/>
   </w:num>
-  <w:num w:numId="13">
-    <w:abstractNumId w:val="95"/>
+  <w:num w:numId="137" w16cid:durableId="2061828212">
+    <w:abstractNumId w:val="69"/>
   </w:num>
-  <w:num w:numId="14">
-    <w:abstractNumId w:val="9"/>
+  <w:num w:numId="138" w16cid:durableId="112869114">
+    <w:abstractNumId w:val="112"/>
   </w:num>
-  <w:num w:numId="15">
-    <w:abstractNumId w:val="150"/>
+  <w:num w:numId="139" w16cid:durableId="1032850777">
+    <w:abstractNumId w:val="121"/>
   </w:num>
-  <w:num w:numId="16">
-    <w:abstractNumId w:val="59"/>
+  <w:num w:numId="140" w16cid:durableId="560407065">
+    <w:abstractNumId w:val="149"/>
   </w:num>
-  <w:num w:numId="17">
-    <w:abstractNumId w:val="134"/>
+  <w:num w:numId="141" w16cid:durableId="1001350381">
+    <w:abstractNumId w:val="42"/>
   </w:num>
-  <w:num w:numId="18">
-    <w:abstractNumId w:val="97"/>
+  <w:num w:numId="142" w16cid:durableId="379747306">
+    <w:abstractNumId w:val="99"/>
   </w:num>
-  <w:num w:numId="19">
-    <w:abstractNumId w:val="139"/>
+  <w:num w:numId="143" w16cid:durableId="1729497770">
+    <w:abstractNumId w:val="62"/>
   </w:num>
-  <w:num w:numId="20">
-    <w:abstractNumId w:val="109"/>
+  <w:num w:numId="144" w16cid:durableId="1158032710">
+    <w:abstractNumId w:val="92"/>
   </w:num>
-  <w:num w:numId="21">
-    <w:abstractNumId w:val="129"/>
+  <w:num w:numId="145" w16cid:durableId="1763377597">
+    <w:abstractNumId w:val="145"/>
   </w:num>
-  <w:num w:numId="22">
-    <w:abstractNumId w:val="46"/>
+  <w:num w:numId="146" w16cid:durableId="545069743">
+    <w:abstractNumId w:val="123"/>
   </w:num>
-  <w:num w:numId="23">
-    <w:abstractNumId w:val="119"/>
+  <w:num w:numId="147" w16cid:durableId="711272929">
+    <w:abstractNumId w:val="68"/>
   </w:num>
-  <w:num w:numId="24">
-    <w:abstractNumId w:val="80"/>
+  <w:num w:numId="148" w16cid:durableId="948662182">
+    <w:abstractNumId w:val="5"/>
   </w:num>
-  <w:num w:numId="25">
-    <w:abstractNumId w:val="102"/>
-  </w:num>
-  <w:num w:numId="26">
-    <w:abstractNumId w:val="143"/>
-  </w:num>
-  <w:num w:numId="27">
-    <w:abstractNumId w:val="142"/>
-  </w:num>
-  <w:num w:numId="28">
-    <w:abstractNumId w:val="51"/>
-  </w:num>
-  <w:num w:numId="29">
-    <w:abstractNumId w:val="117"/>
-  </w:num>
-  <w:num w:numId="30">
-    <w:abstractNumId w:val="13"/>
-  </w:num>
-  <w:num w:numId="31">
-    <w:abstractNumId w:val="19"/>
-  </w:num>
-  <w:num w:numId="32">
-    <w:abstractNumId w:val="114"/>
-  </w:num>
-  <w:num w:numId="33">
-    <w:abstractNumId w:val="58"/>
-  </w:num>
-  <w:num w:numId="34">
+  <w:num w:numId="149" w16cid:durableId="545605738">
     <w:abstractNumId w:val="83"/>
   </w:num>
-  <w:num w:numId="35">
-    <w:abstractNumId w:val="54"/>
-  </w:num>
-  <w:num w:numId="36">
-    <w:abstractNumId w:val="130"/>
-  </w:num>
-  <w:num w:numId="37">
-    <w:abstractNumId w:val="116"/>
-  </w:num>
-  <w:num w:numId="38">
-    <w:abstractNumId w:val="26"/>
-  </w:num>
-  <w:num w:numId="39">
-    <w:abstractNumId w:val="2"/>
-  </w:num>
-  <w:num w:numId="40">
-    <w:abstractNumId w:val="16"/>
-  </w:num>
-  <w:num w:numId="41">
-    <w:abstractNumId w:val="112"/>
-  </w:num>
-  <w:num w:numId="42">
-    <w:abstractNumId w:val="11"/>
-  </w:num>
-  <w:num w:numId="43">
-    <w:abstractNumId w:val="132"/>
-  </w:num>
-  <w:num w:numId="44">
-    <w:abstractNumId w:val="33"/>
-  </w:num>
-  <w:num w:numId="45">
-    <w:abstractNumId w:val="43"/>
-  </w:num>
-  <w:num w:numId="46">
-    <w:abstractNumId w:val="57"/>
-  </w:num>
-  <w:num w:numId="47">
-    <w:abstractNumId w:val="0"/>
-  </w:num>
-  <w:num w:numId="48">
-    <w:abstractNumId w:val="136"/>
-  </w:num>
-  <w:num w:numId="49">
-    <w:abstractNumId w:val="101"/>
-  </w:num>
-  <w:num w:numId="50">
+  <w:num w:numId="150" w16cid:durableId="444235282">
     <w:abstractNumId w:val="40"/>
   </w:num>
-  <w:num w:numId="51">
-    <w:abstractNumId w:val="30"/>
-  </w:num>
-  <w:num w:numId="52">
-    <w:abstractNumId w:val="84"/>
-  </w:num>
-  <w:num w:numId="53">
-    <w:abstractNumId w:val="53"/>
-  </w:num>
-  <w:num w:numId="54">
-    <w:abstractNumId w:val="138"/>
-  </w:num>
-  <w:num w:numId="55">
-    <w:abstractNumId w:val="78"/>
-  </w:num>
-  <w:num w:numId="56">
-    <w:abstractNumId w:val="137"/>
-  </w:num>
-  <w:num w:numId="57">
-    <w:abstractNumId w:val="124"/>
-  </w:num>
-  <w:num w:numId="58">
-    <w:abstractNumId w:val="149"/>
-  </w:num>
-  <w:num w:numId="59">
-    <w:abstractNumId w:val="49"/>
-  </w:num>
-  <w:num w:numId="60">
-    <w:abstractNumId w:val="141"/>
-  </w:num>
-  <w:num w:numId="61">
-    <w:abstractNumId w:val="96"/>
-  </w:num>
-  <w:num w:numId="62">
-    <w:abstractNumId w:val="125"/>
-  </w:num>
-  <w:num w:numId="63">
-    <w:abstractNumId w:val="18"/>
-  </w:num>
-  <w:num w:numId="64">
-    <w:abstractNumId w:val="69"/>
-  </w:num>
-  <w:num w:numId="65">
-    <w:abstractNumId w:val="62"/>
-  </w:num>
-  <w:num w:numId="66">
-    <w:abstractNumId w:val="22"/>
-  </w:num>
-  <w:num w:numId="67">
-    <w:abstractNumId w:val="104"/>
-  </w:num>
-  <w:num w:numId="68">
-    <w:abstractNumId w:val="64"/>
-  </w:num>
-  <w:num w:numId="69">
-    <w:abstractNumId w:val="14"/>
-  </w:num>
-  <w:num w:numId="70">
-    <w:abstractNumId w:val="15"/>
-  </w:num>
-  <w:num w:numId="71">
-    <w:abstractNumId w:val="42"/>
-  </w:num>
-  <w:num w:numId="72">
-    <w:abstractNumId w:val="100"/>
-  </w:num>
-  <w:num w:numId="73">
-    <w:abstractNumId w:val="24"/>
-  </w:num>
-  <w:num w:numId="74">
-    <w:abstractNumId w:val="23"/>
-  </w:num>
-  <w:num w:numId="75">
-    <w:abstractNumId w:val="38"/>
-  </w:num>
-  <w:num w:numId="76">
-    <w:abstractNumId w:val="50"/>
-  </w:num>
-  <w:num w:numId="77">
-    <w:abstractNumId w:val="65"/>
-  </w:num>
-  <w:num w:numId="78">
-    <w:abstractNumId w:val="90"/>
-  </w:num>
-  <w:num w:numId="79">
-    <w:abstractNumId w:val="128"/>
-  </w:num>
-  <w:num w:numId="80">
-    <w:abstractNumId w:val="75"/>
-  </w:num>
-  <w:num w:numId="81">
-    <w:abstractNumId w:val="72"/>
-  </w:num>
-  <w:num w:numId="82">
-    <w:abstractNumId w:val="3"/>
-  </w:num>
-  <w:num w:numId="83">
-    <w:abstractNumId w:val="27"/>
-  </w:num>
-  <w:num w:numId="84">
-    <w:abstractNumId w:val="123"/>
-  </w:num>
-  <w:num w:numId="85">
-    <w:abstractNumId w:val="1"/>
-  </w:num>
-  <w:num w:numId="86">
-    <w:abstractNumId w:val="93"/>
-  </w:num>
-  <w:num w:numId="87">
-    <w:abstractNumId w:val="44"/>
-  </w:num>
-  <w:num w:numId="88">
-    <w:abstractNumId w:val="7"/>
-  </w:num>
-  <w:num w:numId="89">
-    <w:abstractNumId w:val="79"/>
-  </w:num>
-  <w:num w:numId="90">
-    <w:abstractNumId w:val="135"/>
-  </w:num>
-  <w:num w:numId="91">
-    <w:abstractNumId w:val="8"/>
-  </w:num>
-  <w:num w:numId="92">
-    <w:abstractNumId w:val="31"/>
-  </w:num>
-  <w:num w:numId="93">
-    <w:abstractNumId w:val="145"/>
-  </w:num>
-  <w:num w:numId="94">
-    <w:abstractNumId w:val="56"/>
-  </w:num>
-  <w:num w:numId="95">
-    <w:abstractNumId w:val="55"/>
-  </w:num>
-  <w:num w:numId="96">
-    <w:abstractNumId w:val="21"/>
-  </w:num>
-  <w:num w:numId="97">
-    <w:abstractNumId w:val="147"/>
-  </w:num>
-  <w:num w:numId="98">
-    <w:abstractNumId w:val="94"/>
-  </w:num>
-  <w:num w:numId="99">
-    <w:abstractNumId w:val="60"/>
-  </w:num>
-  <w:num w:numId="100">
-    <w:abstractNumId w:val="4"/>
-  </w:num>
-  <w:num w:numId="101">
-    <w:abstractNumId w:val="92"/>
-  </w:num>
-  <w:num w:numId="102">
-    <w:abstractNumId w:val="77"/>
-  </w:num>
-  <w:num w:numId="103">
-    <w:abstractNumId w:val="115"/>
-  </w:num>
-  <w:num w:numId="104">
-    <w:abstractNumId w:val="45"/>
-  </w:num>
-  <w:num w:numId="105">
-    <w:abstractNumId w:val="85"/>
-  </w:num>
-  <w:num w:numId="106">
-    <w:abstractNumId w:val="88"/>
-  </w:num>
-  <w:num w:numId="107">
+  <w:num w:numId="151" w16cid:durableId="817261624">
     <w:abstractNumId w:val="107"/>
   </w:num>
-  <w:num w:numId="108">
-    <w:abstractNumId w:val="20"/>
-  </w:num>
-  <w:num w:numId="109">
-    <w:abstractNumId w:val="133"/>
-  </w:num>
-  <w:num w:numId="110">
-    <w:abstractNumId w:val="32"/>
-  </w:num>
-  <w:num w:numId="111">
-    <w:abstractNumId w:val="140"/>
-  </w:num>
-  <w:num w:numId="112">
-    <w:abstractNumId w:val="47"/>
-  </w:num>
-  <w:num w:numId="113">
-    <w:abstractNumId w:val="35"/>
-  </w:num>
-  <w:num w:numId="114">
-    <w:abstractNumId w:val="121"/>
-  </w:num>
-  <w:num w:numId="115">
-    <w:abstractNumId w:val="63"/>
-  </w:num>
-  <w:num w:numId="116">
-    <w:abstractNumId w:val="6"/>
-  </w:num>
-  <w:num w:numId="117">
-    <w:abstractNumId w:val="99"/>
-  </w:num>
-  <w:num w:numId="118">
-    <w:abstractNumId w:val="89"/>
-  </w:num>
-  <w:num w:numId="119">
-    <w:abstractNumId w:val="81"/>
-  </w:num>
-  <w:num w:numId="120">
-    <w:abstractNumId w:val="105"/>
-  </w:num>
-  <w:num w:numId="121">
-    <w:abstractNumId w:val="113"/>
-  </w:num>
-  <w:num w:numId="122">
-    <w:abstractNumId w:val="74"/>
-  </w:num>
-  <w:num w:numId="123">
-    <w:abstractNumId w:val="36"/>
-  </w:num>
-  <w:num w:numId="124">
-    <w:abstractNumId w:val="73"/>
-  </w:num>
-  <w:num w:numId="125">
-    <w:abstractNumId w:val="71"/>
-  </w:num>
-  <w:num w:numId="126">
-    <w:abstractNumId w:val="70"/>
-  </w:num>
-  <w:num w:numId="127">
-    <w:abstractNumId w:val="127"/>
-  </w:num>
-  <w:num w:numId="128">
-    <w:abstractNumId w:val="17"/>
-  </w:num>
-  <w:num w:numId="129">
-    <w:abstractNumId w:val="10"/>
-  </w:num>
-  <w:num w:numId="130">
-    <w:abstractNumId w:val="146"/>
-  </w:num>
-  <w:num w:numId="131">
-    <w:abstractNumId w:val="126"/>
-  </w:num>
-  <w:num w:numId="132">
-    <w:abstractNumId w:val="66"/>
-  </w:num>
-  <w:num w:numId="133">
-    <w:abstractNumId w:val="25"/>
-  </w:num>
-  <w:num w:numId="134">
-    <w:abstractNumId w:val="52"/>
-  </w:num>
-  <w:num w:numId="135">
-    <w:abstractNumId w:val="86"/>
-  </w:num>
-  <w:num w:numId="136">
-    <w:abstractNumId w:val="28"/>
-  </w:num>
-  <w:num w:numId="137">
-    <w:abstractNumId w:val="68"/>
-  </w:num>
-  <w:num w:numId="138">
-    <w:abstractNumId w:val="111"/>
-  </w:num>
-  <w:num w:numId="139">
-    <w:abstractNumId w:val="120"/>
-  </w:num>
-  <w:num w:numId="140">
-    <w:abstractNumId w:val="148"/>
-  </w:num>
-  <w:num w:numId="141">
-    <w:abstractNumId w:val="41"/>
-  </w:num>
-  <w:num w:numId="142">
-    <w:abstractNumId w:val="98"/>
-  </w:num>
-  <w:num w:numId="143">
-    <w:abstractNumId w:val="61"/>
-  </w:num>
-  <w:num w:numId="144">
-    <w:abstractNumId w:val="91"/>
-  </w:num>
-  <w:num w:numId="145">
-    <w:abstractNumId w:val="144"/>
-  </w:num>
-  <w:num w:numId="146">
-    <w:abstractNumId w:val="122"/>
-  </w:num>
-  <w:num w:numId="147">
-    <w:abstractNumId w:val="67"/>
-  </w:num>
-  <w:num w:numId="148">
-    <w:abstractNumId w:val="5"/>
-  </w:num>
-  <w:num w:numId="149">
-    <w:abstractNumId w:val="82"/>
-  </w:num>
-  <w:num w:numId="150">
-    <w:abstractNumId w:val="39"/>
-  </w:num>
-  <w:num w:numId="151">
-    <w:abstractNumId w:val="106"/>
+  <w:num w:numId="152" w16cid:durableId="145708911">
+    <w:abstractNumId w:val="7"/>
   </w:num>
   <w:numIdMacAtCleanup w:val="144"/>
 </w:numbering>
 </file>
 
 <file path=word/styles.xml><?xml version="1.0" encoding="utf-8"?>
-<w:styles xmlns:mc="http://schemas.openxmlformats.org/markup-compatibility/2006" xmlns:r="http://schemas.openxmlformats.org/officeDocument/2006/relationships" xmlns:w="http://schemas.openxmlformats.org/wordprocessingml/2006/main" xmlns:w14="http://schemas.microsoft.com/office/word/2010/wordml" xmlns:w15="http://schemas.microsoft.com/office/word/2012/wordml" xmlns:w16se="http://schemas.microsoft.com/office/word/2015/wordml/symex" mc:Ignorable="w14 w15 w16se">
+<w:styles xmlns:mc="http://schemas.openxmlformats.org/markup-compatibility/2006" xmlns:r="http://schemas.openxmlformats.org/officeDocument/2006/relationships" xmlns:w="http://schemas.openxmlformats.org/wordprocessingml/2006/main" xmlns:w14="http://schemas.microsoft.com/office/word/2010/wordml" xmlns:w15="http://schemas.microsoft.com/office/word/2012/wordml" xmlns:w16cex="http://schemas.microsoft.com/office/word/2018/wordml/cex" xmlns:w16cid="http://schemas.microsoft.com/office/word/2016/wordml/cid" xmlns:w16="http://schemas.microsoft.com/office/word/2018/wordml" xmlns:w16du="http://schemas.microsoft.com/office/word/2023/wordml/word16du" xmlns:w16sdtdh="http://schemas.microsoft.com/office/word/2020/wordml/sdtdatahash" xmlns:w16sdtfl="http://schemas.microsoft.com/office/word/2024/wordml/sdtformatlock" xmlns:w16se="http://schemas.microsoft.com/office/word/2015/wordml/symex" mc:Ignorable="w14 w15 w16se w16cid w16 w16cex w16sdtdh w16sdtfl w16du">
   <w:docDefaults>
     <w:rPrDefault>
       <w:rPr>
@@ -24602,7 +24597,7 @@
     </w:rPrDefault>
     <w:pPrDefault/>
   </w:docDefaults>
-  <w:latentStyles w:defLockedState="0" w:defUIPriority="0" w:defSemiHidden="0" w:defUnhideWhenUsed="0" w:defQFormat="0" w:count="371">
+  <w:latentStyles w:defLockedState="0" w:defUIPriority="0" w:defSemiHidden="0" w:defUnhideWhenUsed="0" w:defQFormat="0" w:count="376">
     <w:lsdException w:name="Normal" w:qFormat="1"/>
     <w:lsdException w:name="heading 1" w:qFormat="1"/>
     <w:lsdException w:name="heading 2" w:semiHidden="1" w:unhideWhenUsed="1" w:qFormat="1"/>
@@ -24882,6 +24877,11 @@
     <w:lsdException w:name="List Table 5 Dark Accent 6" w:uiPriority="50"/>
     <w:lsdException w:name="List Table 6 Colorful Accent 6" w:uiPriority="51"/>
     <w:lsdException w:name="List Table 7 Colorful Accent 6" w:uiPriority="52"/>
+    <w:lsdException w:name="Mention" w:semiHidden="1" w:uiPriority="99" w:unhideWhenUsed="1"/>
+    <w:lsdException w:name="Smart Hyperlink" w:semiHidden="1" w:uiPriority="99" w:unhideWhenUsed="1"/>
+    <w:lsdException w:name="Hashtag" w:semiHidden="1" w:uiPriority="99" w:unhideWhenUsed="1"/>
+    <w:lsdException w:name="Unresolved Mention" w:semiHidden="1" w:uiPriority="99" w:unhideWhenUsed="1"/>
+    <w:lsdException w:name="Smart Link" w:semiHidden="1" w:uiPriority="99" w:unhideWhenUsed="1"/>
   </w:latentStyles>
   <w:style w:type="paragraph" w:default="1" w:styleId="a">
     <w:name w:val="Normal"/>
@@ -24900,7 +24900,6 @@
   <w:style w:type="character" w:default="1" w:styleId="a0">
     <w:name w:val="Default Paragraph Font"/>
     <w:uiPriority w:val="1"/>
-    <w:semiHidden/>
     <w:unhideWhenUsed/>
   </w:style>
   <w:style w:type="table" w:default="1" w:styleId="a1">
